--- a/docs/assignments/lab-09/lab09-report-template.docx
+++ b/docs/assignments/lab-09/lab09-report-template.docx
@@ -817,7 +817,7 @@
                 <w:sz w:val="19"/>
                 <w:szCs w:val="19"/>
               </w:rPr>
-              <w:t xml:space="preserve">Service vs extract at the highest cell (m)</w:t>
+              <w:t xml:space="preserve">Service vs extract at the highest cell</w:t>
             </w:r>
           </w:p>
         </w:tc>
@@ -1163,456 +1163,6 @@
                 <w:sz w:val="19"/>
                 <w:szCs w:val="19"/>
               </w:rPr>
-              <w:t xml:space="preserve">Project Raster</w:t>
-            </w:r>
-          </w:p>
-        </w:tc>
-        <w:tc>
-          <w:tcPr>
-            <w:tcW w:type="dxa" w:w="2100"/>
-            <w:tcMar>
-              <w:top w:type="dxa" w:w="90"/>
-              <w:left w:type="dxa" w:w="120"/>
-              <w:bottom w:type="dxa" w:w="90"/>
-              <w:right w:type="dxa" w:w="120"/>
-            </w:tcMar>
-          </w:tcPr>
-          <w:p>
-            <w:r>
-              <w:rPr>
-                <w:color w:val="767171"/>
-                <w:sz w:val="19"/>
-                <w:szCs w:val="19"/>
-              </w:rPr>
-              <w:t xml:space="preserve"> </w:t>
-            </w:r>
-          </w:p>
-        </w:tc>
-        <w:tc>
-          <w:tcPr>
-            <w:tcW w:type="dxa" w:w="2000"/>
-            <w:tcMar>
-              <w:top w:type="dxa" w:w="90"/>
-              <w:left w:type="dxa" w:w="120"/>
-              <w:bottom w:type="dxa" w:w="90"/>
-              <w:right w:type="dxa" w:w="120"/>
-            </w:tcMar>
-          </w:tcPr>
-          <w:p>
-            <w:r>
-              <w:rPr>
-                <w:color w:val="767171"/>
-                <w:sz w:val="19"/>
-                <w:szCs w:val="19"/>
-              </w:rPr>
-              <w:t xml:space="preserve"> </w:t>
-            </w:r>
-          </w:p>
-        </w:tc>
-        <w:tc>
-          <w:tcPr>
-            <w:tcW w:type="dxa" w:w="1700"/>
-            <w:tcMar>
-              <w:top w:type="dxa" w:w="90"/>
-              <w:left w:type="dxa" w:w="120"/>
-              <w:bottom w:type="dxa" w:w="90"/>
-              <w:right w:type="dxa" w:w="120"/>
-            </w:tcMar>
-          </w:tcPr>
-          <w:p>
-            <w:r>
-              <w:rPr>
-                <w:color w:val="767171"/>
-                <w:sz w:val="19"/>
-                <w:szCs w:val="19"/>
-              </w:rPr>
-              <w:t xml:space="preserve"> </w:t>
-            </w:r>
-          </w:p>
-        </w:tc>
-        <w:tc>
-          <w:tcPr>
-            <w:tcW w:type="dxa" w:w="1260"/>
-            <w:tcMar>
-              <w:top w:type="dxa" w:w="90"/>
-              <w:left w:type="dxa" w:w="120"/>
-              <w:bottom w:type="dxa" w:w="90"/>
-              <w:right w:type="dxa" w:w="120"/>
-            </w:tcMar>
-          </w:tcPr>
-          <w:p>
-            <w:r>
-              <w:rPr>
-                <w:color w:val="767171"/>
-                <w:sz w:val="19"/>
-                <w:szCs w:val="19"/>
-              </w:rPr>
-              <w:t xml:space="preserve"> </w:t>
-            </w:r>
-          </w:p>
-        </w:tc>
-      </w:tr>
-      <w:tr>
-        <w:trPr>
-          <w:cantSplit/>
-        </w:trPr>
-        <w:tc>
-          <w:tcPr>
-            <w:tcW w:type="dxa" w:w="2300"/>
-            <w:shd w:fill="F2F2F2" w:color="auto" w:val="clear"/>
-            <w:tcMar>
-              <w:top w:type="dxa" w:w="90"/>
-              <w:left w:type="dxa" w:w="120"/>
-              <w:bottom w:type="dxa" w:w="90"/>
-              <w:right w:type="dxa" w:w="120"/>
-            </w:tcMar>
-          </w:tcPr>
-          <w:p>
-            <w:r>
-              <w:rPr>
-                <w:color w:val="000000"/>
-                <w:sz w:val="19"/>
-                <w:szCs w:val="19"/>
-              </w:rPr>
-              <w:t xml:space="preserve">Extract by Mask</w:t>
-            </w:r>
-          </w:p>
-        </w:tc>
-        <w:tc>
-          <w:tcPr>
-            <w:tcW w:type="dxa" w:w="2100"/>
-            <w:shd w:fill="F2F2F2" w:color="auto" w:val="clear"/>
-            <w:tcMar>
-              <w:top w:type="dxa" w:w="90"/>
-              <w:left w:type="dxa" w:w="120"/>
-              <w:bottom w:type="dxa" w:w="90"/>
-              <w:right w:type="dxa" w:w="120"/>
-            </w:tcMar>
-          </w:tcPr>
-          <w:p>
-            <w:r>
-              <w:rPr>
-                <w:color w:val="767171"/>
-                <w:sz w:val="19"/>
-                <w:szCs w:val="19"/>
-              </w:rPr>
-              <w:t xml:space="preserve"> </w:t>
-            </w:r>
-          </w:p>
-        </w:tc>
-        <w:tc>
-          <w:tcPr>
-            <w:tcW w:type="dxa" w:w="2000"/>
-            <w:shd w:fill="F2F2F2" w:color="auto" w:val="clear"/>
-            <w:tcMar>
-              <w:top w:type="dxa" w:w="90"/>
-              <w:left w:type="dxa" w:w="120"/>
-              <w:bottom w:type="dxa" w:w="90"/>
-              <w:right w:type="dxa" w:w="120"/>
-            </w:tcMar>
-          </w:tcPr>
-          <w:p>
-            <w:r>
-              <w:rPr>
-                <w:color w:val="767171"/>
-                <w:sz w:val="19"/>
-                <w:szCs w:val="19"/>
-              </w:rPr>
-              <w:t xml:space="preserve"> </w:t>
-            </w:r>
-          </w:p>
-        </w:tc>
-        <w:tc>
-          <w:tcPr>
-            <w:tcW w:type="dxa" w:w="1700"/>
-            <w:shd w:fill="F2F2F2" w:color="auto" w:val="clear"/>
-            <w:tcMar>
-              <w:top w:type="dxa" w:w="90"/>
-              <w:left w:type="dxa" w:w="120"/>
-              <w:bottom w:type="dxa" w:w="90"/>
-              <w:right w:type="dxa" w:w="120"/>
-            </w:tcMar>
-          </w:tcPr>
-          <w:p>
-            <w:r>
-              <w:rPr>
-                <w:color w:val="767171"/>
-                <w:sz w:val="19"/>
-                <w:szCs w:val="19"/>
-              </w:rPr>
-              <w:t xml:space="preserve"> </w:t>
-            </w:r>
-          </w:p>
-        </w:tc>
-        <w:tc>
-          <w:tcPr>
-            <w:tcW w:type="dxa" w:w="1260"/>
-            <w:shd w:fill="F2F2F2" w:color="auto" w:val="clear"/>
-            <w:tcMar>
-              <w:top w:type="dxa" w:w="90"/>
-              <w:left w:type="dxa" w:w="120"/>
-              <w:bottom w:type="dxa" w:w="90"/>
-              <w:right w:type="dxa" w:w="120"/>
-            </w:tcMar>
-          </w:tcPr>
-          <w:p>
-            <w:r>
-              <w:rPr>
-                <w:color w:val="767171"/>
-                <w:sz w:val="19"/>
-                <w:szCs w:val="19"/>
-              </w:rPr>
-              <w:t xml:space="preserve"> </w:t>
-            </w:r>
-          </w:p>
-        </w:tc>
-      </w:tr>
-      <w:tr>
-        <w:trPr>
-          <w:cantSplit/>
-        </w:trPr>
-        <w:tc>
-          <w:tcPr>
-            <w:tcW w:type="dxa" w:w="2300"/>
-            <w:tcMar>
-              <w:top w:type="dxa" w:w="90"/>
-              <w:left w:type="dxa" w:w="120"/>
-              <w:bottom w:type="dxa" w:w="90"/>
-              <w:right w:type="dxa" w:w="120"/>
-            </w:tcMar>
-          </w:tcPr>
-          <w:p>
-            <w:r>
-              <w:rPr>
-                <w:color w:val="000000"/>
-                <w:sz w:val="19"/>
-                <w:szCs w:val="19"/>
-              </w:rPr>
-              <w:t xml:space="preserve">Create Random Points</w:t>
-            </w:r>
-          </w:p>
-        </w:tc>
-        <w:tc>
-          <w:tcPr>
-            <w:tcW w:type="dxa" w:w="2100"/>
-            <w:tcMar>
-              <w:top w:type="dxa" w:w="90"/>
-              <w:left w:type="dxa" w:w="120"/>
-              <w:bottom w:type="dxa" w:w="90"/>
-              <w:right w:type="dxa" w:w="120"/>
-            </w:tcMar>
-          </w:tcPr>
-          <w:p>
-            <w:r>
-              <w:rPr>
-                <w:color w:val="767171"/>
-                <w:sz w:val="19"/>
-                <w:szCs w:val="19"/>
-              </w:rPr>
-              <w:t xml:space="preserve"> </w:t>
-            </w:r>
-          </w:p>
-        </w:tc>
-        <w:tc>
-          <w:tcPr>
-            <w:tcW w:type="dxa" w:w="2000"/>
-            <w:tcMar>
-              <w:top w:type="dxa" w:w="90"/>
-              <w:left w:type="dxa" w:w="120"/>
-              <w:bottom w:type="dxa" w:w="90"/>
-              <w:right w:type="dxa" w:w="120"/>
-            </w:tcMar>
-          </w:tcPr>
-          <w:p>
-            <w:r>
-              <w:rPr>
-                <w:color w:val="767171"/>
-                <w:sz w:val="19"/>
-                <w:szCs w:val="19"/>
-              </w:rPr>
-              <w:t xml:space="preserve"> </w:t>
-            </w:r>
-          </w:p>
-        </w:tc>
-        <w:tc>
-          <w:tcPr>
-            <w:tcW w:type="dxa" w:w="1700"/>
-            <w:tcMar>
-              <w:top w:type="dxa" w:w="90"/>
-              <w:left w:type="dxa" w:w="120"/>
-              <w:bottom w:type="dxa" w:w="90"/>
-              <w:right w:type="dxa" w:w="120"/>
-            </w:tcMar>
-          </w:tcPr>
-          <w:p>
-            <w:r>
-              <w:rPr>
-                <w:color w:val="767171"/>
-                <w:sz w:val="19"/>
-                <w:szCs w:val="19"/>
-              </w:rPr>
-              <w:t xml:space="preserve"> </w:t>
-            </w:r>
-          </w:p>
-        </w:tc>
-        <w:tc>
-          <w:tcPr>
-            <w:tcW w:type="dxa" w:w="1260"/>
-            <w:tcMar>
-              <w:top w:type="dxa" w:w="90"/>
-              <w:left w:type="dxa" w:w="120"/>
-              <w:bottom w:type="dxa" w:w="90"/>
-              <w:right w:type="dxa" w:w="120"/>
-            </w:tcMar>
-          </w:tcPr>
-          <w:p>
-            <w:r>
-              <w:rPr>
-                <w:color w:val="767171"/>
-                <w:sz w:val="19"/>
-                <w:szCs w:val="19"/>
-              </w:rPr>
-              <w:t xml:space="preserve"> </w:t>
-            </w:r>
-          </w:p>
-        </w:tc>
-      </w:tr>
-      <w:tr>
-        <w:trPr>
-          <w:cantSplit/>
-        </w:trPr>
-        <w:tc>
-          <w:tcPr>
-            <w:tcW w:type="dxa" w:w="2300"/>
-            <w:shd w:fill="F2F2F2" w:color="auto" w:val="clear"/>
-            <w:tcMar>
-              <w:top w:type="dxa" w:w="90"/>
-              <w:left w:type="dxa" w:w="120"/>
-              <w:bottom w:type="dxa" w:w="90"/>
-              <w:right w:type="dxa" w:w="120"/>
-            </w:tcMar>
-          </w:tcPr>
-          <w:p>
-            <w:r>
-              <w:rPr>
-                <w:color w:val="000000"/>
-                <w:sz w:val="19"/>
-                <w:szCs w:val="19"/>
-              </w:rPr>
-              <w:t xml:space="preserve">Extract Values to Points</w:t>
-            </w:r>
-          </w:p>
-        </w:tc>
-        <w:tc>
-          <w:tcPr>
-            <w:tcW w:type="dxa" w:w="2100"/>
-            <w:shd w:fill="F2F2F2" w:color="auto" w:val="clear"/>
-            <w:tcMar>
-              <w:top w:type="dxa" w:w="90"/>
-              <w:left w:type="dxa" w:w="120"/>
-              <w:bottom w:type="dxa" w:w="90"/>
-              <w:right w:type="dxa" w:w="120"/>
-            </w:tcMar>
-          </w:tcPr>
-          <w:p>
-            <w:r>
-              <w:rPr>
-                <w:color w:val="767171"/>
-                <w:sz w:val="19"/>
-                <w:szCs w:val="19"/>
-              </w:rPr>
-              <w:t xml:space="preserve"> </w:t>
-            </w:r>
-          </w:p>
-        </w:tc>
-        <w:tc>
-          <w:tcPr>
-            <w:tcW w:type="dxa" w:w="2000"/>
-            <w:shd w:fill="F2F2F2" w:color="auto" w:val="clear"/>
-            <w:tcMar>
-              <w:top w:type="dxa" w:w="90"/>
-              <w:left w:type="dxa" w:w="120"/>
-              <w:bottom w:type="dxa" w:w="90"/>
-              <w:right w:type="dxa" w:w="120"/>
-            </w:tcMar>
-          </w:tcPr>
-          <w:p>
-            <w:r>
-              <w:rPr>
-                <w:color w:val="767171"/>
-                <w:sz w:val="19"/>
-                <w:szCs w:val="19"/>
-              </w:rPr>
-              <w:t xml:space="preserve"> </w:t>
-            </w:r>
-          </w:p>
-        </w:tc>
-        <w:tc>
-          <w:tcPr>
-            <w:tcW w:type="dxa" w:w="1700"/>
-            <w:shd w:fill="F2F2F2" w:color="auto" w:val="clear"/>
-            <w:tcMar>
-              <w:top w:type="dxa" w:w="90"/>
-              <w:left w:type="dxa" w:w="120"/>
-              <w:bottom w:type="dxa" w:w="90"/>
-              <w:right w:type="dxa" w:w="120"/>
-            </w:tcMar>
-          </w:tcPr>
-          <w:p>
-            <w:r>
-              <w:rPr>
-                <w:color w:val="767171"/>
-                <w:sz w:val="19"/>
-                <w:szCs w:val="19"/>
-              </w:rPr>
-              <w:t xml:space="preserve"> </w:t>
-            </w:r>
-          </w:p>
-        </w:tc>
-        <w:tc>
-          <w:tcPr>
-            <w:tcW w:type="dxa" w:w="1260"/>
-            <w:shd w:fill="F2F2F2" w:color="auto" w:val="clear"/>
-            <w:tcMar>
-              <w:top w:type="dxa" w:w="90"/>
-              <w:left w:type="dxa" w:w="120"/>
-              <w:bottom w:type="dxa" w:w="90"/>
-              <w:right w:type="dxa" w:w="120"/>
-            </w:tcMar>
-          </w:tcPr>
-          <w:p>
-            <w:r>
-              <w:rPr>
-                <w:color w:val="767171"/>
-                <w:sz w:val="19"/>
-                <w:szCs w:val="19"/>
-              </w:rPr>
-              <w:t xml:space="preserve"> </w:t>
-            </w:r>
-          </w:p>
-        </w:tc>
-      </w:tr>
-      <w:tr>
-        <w:trPr>
-          <w:cantSplit/>
-        </w:trPr>
-        <w:tc>
-          <w:tcPr>
-            <w:tcW w:type="dxa" w:w="2300"/>
-            <w:tcMar>
-              <w:top w:type="dxa" w:w="90"/>
-              <w:left w:type="dxa" w:w="120"/>
-              <w:bottom w:type="dxa" w:w="90"/>
-              <w:right w:type="dxa" w:w="120"/>
-            </w:tcMar>
-          </w:tcPr>
-          <w:p>
-            <w:r>
-              <w:rPr>
-                <w:color w:val="000000"/>
-                <w:sz w:val="19"/>
-                <w:szCs w:val="19"/>
-              </w:rPr>
               <w:t xml:space="preserve">Create Thiessen Polygons</w:t>
             </w:r>
           </w:p>
@@ -2617,7 +2167,7 @@
           <w:sz w:val="19"/>
           <w:szCs w:val="19"/>
         </w:rPr>
-        <w:t xml:space="preserve">Rubric: a screen capture of the tool dialog with the number of points, the IDW power and the semivariogram exposed as parameters (2 points).</w:t>
+        <w:t xml:space="preserve">Rubric: a screen capture of the tool dialog with the sample points, the IDW power and the semivariogram exposed as parameters (2 points).</w:t>
       </w:r>
     </w:p>
     <w:tbl>
@@ -2678,7 +2228,7 @@
           <w:sz w:val="19"/>
           <w:szCs w:val="19"/>
         </w:rPr>
-        <w:t xml:space="preserve">Figure 2. The model’s tool dialog, with the number of points, the IDW power and the semivariogram exposed.</w:t>
+        <w:t xml:space="preserve">Figure 2. The model’s tool dialog, with the sample points, the IDW power and the semivariogram exposed.</w:t>
       </w:r>
     </w:p>
     <w:p>
@@ -2709,7 +2259,7 @@
           <w:sz w:val="19"/>
           <w:szCs w:val="19"/>
         </w:rPr>
-        <w:t xml:space="preserve">Rubric: your check values from Steps 4 to 9 at seed 1 (2 points), and the three RMSEs matching the check values (part of the 4 points for a working model). These come from the course seed, 1, not your own.</w:t>
+        <w:t xml:space="preserve">Rubric: your check values from Steps 3 to 7 (2 points), and the three RMSEs matching the check values (part of the 4 points for a working model). These come from the course’s Sample_Points_2500, not your own points.</w:t>
       </w:r>
     </w:p>
     <w:p>
@@ -2867,7 +2417,7 @@
                 <w:sz w:val="19"/>
                 <w:szCs w:val="19"/>
               </w:rPr>
-              <w:t xml:space="preserve">First point (E, N)</w:t>
+              <w:t xml:space="preserve">Surface minimum and maximum (m)</w:t>
             </w:r>
           </w:p>
         </w:tc>
@@ -2957,7 +2507,7 @@
                 <w:sz w:val="19"/>
                 <w:szCs w:val="19"/>
               </w:rPr>
-              <w:t xml:space="preserve">Surface minimum and maximum (m)</w:t>
+              <w:t xml:space="preserve">Error minimum and maximum (m)</w:t>
             </w:r>
           </w:p>
         </w:tc>
@@ -3049,7 +2599,7 @@
                 <w:sz w:val="19"/>
                 <w:szCs w:val="19"/>
               </w:rPr>
-              <w:t xml:space="preserve">Error minimum and maximum (m)</w:t>
+              <w:t xml:space="preserve">Mean error (m)</w:t>
             </w:r>
           </w:p>
         </w:tc>
@@ -3313,7 +2863,7 @@
           <w:sz w:val="19"/>
           <w:szCs w:val="19"/>
         </w:rPr>
-        <w:t xml:space="preserve">Table 3. Check values at seed 1, 2,500 points, default parameters.</w:t>
+        <w:t xml:space="preserve">Table 3. Check values on Sample_Points_2500, default parameters.</w:t>
       </w:r>
     </w:p>
     <w:p>
@@ -3344,7 +2894,7 @@
           <w:sz w:val="19"/>
           <w:szCs w:val="19"/>
         </w:rPr>
-        <w:t xml:space="preserve">Rubric: on your best method’s error map, the cell with the largest error in either direction — its coordinates and size, with a cropped figure — and why the ground there defeats the interpolators (3 points). The deliverables say how to find it. A general paragraph about interpolation earns nothing here.</w:t>
+        <w:t xml:space="preserve">Rubric: on your own baseline’s error map for the best method, the cell with the largest error in either direction — its coordinates and size, with a cropped figure — and why the ground there defeats the interpolators (3 points). The deliverables say how to find it. A general paragraph about interpolation earns nothing here.</w:t>
       </w:r>
     </w:p>
     <w:p>
@@ -3456,7 +3006,7 @@
           <w:sz w:val="19"/>
           <w:szCs w:val="19"/>
         </w:rPr>
-        <w:t xml:space="preserve">Rubric: one table with your seed, the baseline and the four Step 10 runs, the RMSE of all three methods in every row, and the three checkpoint RMSEs on the baseline row (4 points).</w:t>
+        <w:t xml:space="preserve">Rubric: one table with your seed: the course’s 250, 2,500 and 10,000 points, then your own baseline and its two parameter runs, the RMSE of all three methods in every row, and a row with your baseline’s three checkpoint RMSEs (4 points).</w:t>
       </w:r>
     </w:p>
     <w:p>
@@ -3639,7 +3189,7 @@
                 <w:sz w:val="19"/>
                 <w:szCs w:val="19"/>
               </w:rPr>
-              <w:t xml:space="preserve">Baseline</w:t>
+              <w:t xml:space="preserve">Course points: 250</w:t>
             </w:r>
           </w:p>
         </w:tc>
@@ -3660,7 +3210,7 @@
                 <w:sz w:val="19"/>
                 <w:szCs w:val="19"/>
               </w:rPr>
-              <w:t xml:space="preserve">Nothing (2,500 points, power 2, spherical)</w:t>
+              <w:t xml:space="preserve">Sample_Points_250</w:t>
             </w:r>
           </w:p>
         </w:tc>
@@ -3750,7 +3300,7 @@
                 <w:sz w:val="19"/>
                 <w:szCs w:val="19"/>
               </w:rPr>
-              <w:t xml:space="preserve">Baseline, 200 checkpoints</w:t>
+              <w:t xml:space="preserve">Course points: 2,500</w:t>
             </w:r>
           </w:p>
         </w:tc>
@@ -3772,7 +3322,7 @@
                 <w:sz w:val="19"/>
                 <w:szCs w:val="19"/>
               </w:rPr>
-              <w:t xml:space="preserve">RMSE at the checkpoints</w:t>
+              <w:t xml:space="preserve">Sample_Points_2500 (Step 7)</w:t>
             </w:r>
           </w:p>
         </w:tc>
@@ -3864,7 +3414,7 @@
                 <w:sz w:val="19"/>
                 <w:szCs w:val="19"/>
               </w:rPr>
-              <w:t xml:space="preserve">250 points</w:t>
+              <w:t xml:space="preserve">Course points: 10,000</w:t>
             </w:r>
           </w:p>
         </w:tc>
@@ -3881,11 +3431,11 @@
           <w:p>
             <w:r>
               <w:rPr>
-                <w:color w:val="767171"/>
-                <w:sz w:val="19"/>
-                <w:szCs w:val="19"/>
-              </w:rPr>
-              <w:t xml:space="preserve"> </w:t>
+                <w:color w:val="000000"/>
+                <w:sz w:val="19"/>
+                <w:szCs w:val="19"/>
+              </w:rPr>
+              <w:t xml:space="preserve">Sample_Points_10000</w:t>
             </w:r>
           </w:p>
         </w:tc>
@@ -3975,7 +3525,7 @@
                 <w:sz w:val="19"/>
                 <w:szCs w:val="19"/>
               </w:rPr>
-              <w:t xml:space="preserve">10,000 points</w:t>
+              <w:t xml:space="preserve">My points: baseline</w:t>
             </w:r>
           </w:p>
         </w:tc>
@@ -3993,11 +3543,11 @@
           <w:p>
             <w:r>
               <w:rPr>
-                <w:color w:val="767171"/>
-                <w:sz w:val="19"/>
-                <w:szCs w:val="19"/>
-              </w:rPr>
-              <w:t xml:space="preserve"> </w:t>
+                <w:color w:val="000000"/>
+                <w:sz w:val="19"/>
+                <w:szCs w:val="19"/>
+              </w:rPr>
+              <w:t xml:space="preserve">My_Sample_Points (power 2, spherical)</w:t>
             </w:r>
           </w:p>
         </w:tc>
@@ -4089,7 +3639,7 @@
                 <w:sz w:val="19"/>
                 <w:szCs w:val="19"/>
               </w:rPr>
-              <w:t xml:space="preserve">IDW power 1, Kriging exponential</w:t>
+              <w:t xml:space="preserve">My points: 200 checkpoints</w:t>
             </w:r>
           </w:p>
         </w:tc>
@@ -4106,11 +3656,11 @@
           <w:p>
             <w:r>
               <w:rPr>
-                <w:color w:val="767171"/>
-                <w:sz w:val="19"/>
-                <w:szCs w:val="19"/>
-              </w:rPr>
-              <w:t xml:space="preserve"> </w:t>
+                <w:color w:val="000000"/>
+                <w:sz w:val="19"/>
+                <w:szCs w:val="19"/>
+              </w:rPr>
+              <w:t xml:space="preserve">RMSE at the checkpoints</w:t>
             </w:r>
           </w:p>
         </w:tc>
@@ -4200,7 +3750,7 @@
                 <w:sz w:val="19"/>
                 <w:szCs w:val="19"/>
               </w:rPr>
-              <w:t xml:space="preserve">IDW power 3, Kriging Gaussian</w:t>
+              <w:t xml:space="preserve">My points: IDW 1, Kriging exponential</w:t>
             </w:r>
           </w:p>
         </w:tc>
@@ -4274,6 +3824,116 @@
           <w:tcPr>
             <w:tcW w:type="dxa" w:w="1560"/>
             <w:shd w:fill="F2F2F2" w:color="auto" w:val="clear"/>
+            <w:tcMar>
+              <w:top w:type="dxa" w:w="90"/>
+              <w:left w:type="dxa" w:w="120"/>
+              <w:bottom w:type="dxa" w:w="90"/>
+              <w:right w:type="dxa" w:w="120"/>
+            </w:tcMar>
+          </w:tcPr>
+          <w:p>
+            <w:r>
+              <w:rPr>
+                <w:color w:val="767171"/>
+                <w:sz w:val="19"/>
+                <w:szCs w:val="19"/>
+              </w:rPr>
+              <w:t xml:space="preserve"> </w:t>
+            </w:r>
+          </w:p>
+        </w:tc>
+      </w:tr>
+      <w:tr>
+        <w:trPr>
+          <w:cantSplit/>
+        </w:trPr>
+        <w:tc>
+          <w:tcPr>
+            <w:tcW w:type="dxa" w:w="2200"/>
+            <w:tcMar>
+              <w:top w:type="dxa" w:w="90"/>
+              <w:left w:type="dxa" w:w="120"/>
+              <w:bottom w:type="dxa" w:w="90"/>
+              <w:right w:type="dxa" w:w="120"/>
+            </w:tcMar>
+          </w:tcPr>
+          <w:p>
+            <w:r>
+              <w:rPr>
+                <w:color w:val="000000"/>
+                <w:sz w:val="19"/>
+                <w:szCs w:val="19"/>
+              </w:rPr>
+              <w:t xml:space="preserve">My points: IDW 3, Kriging Gaussian</w:t>
+            </w:r>
+          </w:p>
+        </w:tc>
+        <w:tc>
+          <w:tcPr>
+            <w:tcW w:type="dxa" w:w="2560"/>
+            <w:tcMar>
+              <w:top w:type="dxa" w:w="90"/>
+              <w:left w:type="dxa" w:w="120"/>
+              <w:bottom w:type="dxa" w:w="90"/>
+              <w:right w:type="dxa" w:w="120"/>
+            </w:tcMar>
+          </w:tcPr>
+          <w:p>
+            <w:r>
+              <w:rPr>
+                <w:color w:val="767171"/>
+                <w:sz w:val="19"/>
+                <w:szCs w:val="19"/>
+              </w:rPr>
+              <w:t xml:space="preserve"> </w:t>
+            </w:r>
+          </w:p>
+        </w:tc>
+        <w:tc>
+          <w:tcPr>
+            <w:tcW w:type="dxa" w:w="1540"/>
+            <w:tcMar>
+              <w:top w:type="dxa" w:w="90"/>
+              <w:left w:type="dxa" w:w="120"/>
+              <w:bottom w:type="dxa" w:w="90"/>
+              <w:right w:type="dxa" w:w="120"/>
+            </w:tcMar>
+          </w:tcPr>
+          <w:p>
+            <w:r>
+              <w:rPr>
+                <w:color w:val="767171"/>
+                <w:sz w:val="19"/>
+                <w:szCs w:val="19"/>
+              </w:rPr>
+              <w:t xml:space="preserve"> </w:t>
+            </w:r>
+          </w:p>
+        </w:tc>
+        <w:tc>
+          <w:tcPr>
+            <w:tcW w:type="dxa" w:w="1500"/>
+            <w:tcMar>
+              <w:top w:type="dxa" w:w="90"/>
+              <w:left w:type="dxa" w:w="120"/>
+              <w:bottom w:type="dxa" w:w="90"/>
+              <w:right w:type="dxa" w:w="120"/>
+            </w:tcMar>
+          </w:tcPr>
+          <w:p>
+            <w:r>
+              <w:rPr>
+                <w:color w:val="767171"/>
+                <w:sz w:val="19"/>
+                <w:szCs w:val="19"/>
+              </w:rPr>
+              <w:t xml:space="preserve"> </w:t>
+            </w:r>
+          </w:p>
+        </w:tc>
+        <w:tc>
+          <w:tcPr>
+            <w:tcW w:type="dxa" w:w="1560"/>
             <w:tcMar>
               <w:top w:type="dxa" w:w="90"/>
               <w:left w:type="dxa" w:w="120"/>
@@ -4323,7 +3983,7 @@
           <w:sz w:val="22"/>
           <w:szCs w:val="22"/>
         </w:rPr>
-        <w:t xml:space="preserve">Which method wins, and does the ranking survive? Rank the methods at each number of points, with your numbers. (2 points)</w:t>
+        <w:t xml:space="preserve">Which method wins, and does the ranking survive? Rank the methods at 250, 2,500 and 10,000 points, and say whether your own points ranked them the same way. (2 points)</w:t>
       </w:r>
     </w:p>
     <w:p>
@@ -4590,7 +4250,7 @@
           <w:sz w:val="19"/>
           <w:szCs w:val="19"/>
         </w:rPr>
-        <w:t xml:space="preserve">Map 2. One Step 10 scenario — its three error maps on Map 1’s error scale.</w:t>
+        <w:t xml:space="preserve">Map 2. One Step 8 scenario — its three error maps on Map 1’s error scale.</w:t>
       </w:r>
     </w:p>
     <w:p>
@@ -4912,7 +4572,7 @@
                 <w:sz w:val="17"/>
                 <w:szCs w:val="17"/>
               </w:rPr>
-              <w:t xml:space="preserve">Your check values from Steps 4 to 9 at seed 1 (2)</w:t>
+              <w:t xml:space="preserve">Your check values from Steps 3 to 7, on the course's 2,500 points (2)</w:t>
             </w:r>
           </w:p>
           <w:p>
@@ -4929,7 +4589,7 @@
                 <w:sz w:val="17"/>
                 <w:szCs w:val="17"/>
               </w:rPr>
-              <w:t xml:space="preserve">Where the methods break: the largest error on your best method's error map, its coordinates and size, with a cropped figure, and why the ground there defeats the interpolators (3)</w:t>
+              <w:t xml:space="preserve">Where the methods break: the largest error on your own baseline's error map for the best method, its coordinates and size, with a cropped figure, and why the ground there defeats the interpolators (3)</w:t>
             </w:r>
           </w:p>
           <w:p>
@@ -5044,7 +4704,7 @@
                 <w:sz w:val="17"/>
                 <w:szCs w:val="17"/>
               </w:rPr>
-              <w:t xml:space="preserve">The model runs end to end from its tool dialog and, at seed 1, matches the three RMSE check values (4)</w:t>
+              <w:t xml:space="preserve">The model runs end to end from its tool dialog and, on the course's 2,500 points, matches the three RMSE check values (4)</w:t>
             </w:r>
           </w:p>
           <w:p>
@@ -5078,7 +4738,7 @@
                 <w:sz w:val="17"/>
                 <w:szCs w:val="17"/>
               </w:rPr>
-              <w:t xml:space="preserve">A screen capture of the tool dialog with the number of points, the IDW power and the semivariogram exposed as parameters (2)</w:t>
+              <w:t xml:space="preserve">A screen capture of the tool dialog with the sample points, the IDW power and the semivariogram exposed as parameters (2)</w:t>
             </w:r>
           </w:p>
           <w:p>
@@ -5359,7 +5019,7 @@
                 <w:sz w:val="19"/>
                 <w:szCs w:val="19"/>
               </w:rPr>
-              <w:t xml:space="preserve">Map 2 — one Step 10 scenario</w:t>
+              <w:t xml:space="preserve">Map 2 — one Step 8 scenario</w:t>
             </w:r>
           </w:p>
           <w:p>
@@ -5542,7 +5202,7 @@
                 <w:sz w:val="19"/>
                 <w:szCs w:val="19"/>
               </w:rPr>
-              <w:t xml:space="preserve">Sensitivity (Step 10)</w:t>
+              <w:t xml:space="preserve">Sensitivity (Step 8)</w:t>
             </w:r>
           </w:p>
           <w:p>
@@ -5559,7 +5219,7 @@
                 <w:sz w:val="17"/>
                 <w:szCs w:val="17"/>
               </w:rPr>
-              <w:t xml:space="preserve">One table with your seed, the baseline and the four Step 10 runs, the RMSE of all three methods in every row, and the three checkpoint RMSEs on the baseline row (4)</w:t>
+              <w:t xml:space="preserve">One table with your seed: the course's 250, 2,500 and 10,000 points, then your own baseline and its two parameter runs, the RMSE of all three methods in every row, and a row with your baseline's three checkpoint RMSEs (4)</w:t>
             </w:r>
           </w:p>
           <w:p>

--- a/docs/assignments/lab-09/lab09-report-template.docx
+++ b/docs/assignments/lab-09/lab09-report-template.docx
@@ -2894,7 +2894,7 @@
           <w:sz w:val="19"/>
           <w:szCs w:val="19"/>
         </w:rPr>
-        <w:t xml:space="preserve">Rubric: on your own baseline’s error map for the best method, the cell with the largest error in either direction — its coordinates and size, with a cropped figure — and why the ground there defeats the interpolators (3 points). The deliverables say how to find it. A general paragraph about interpolation earns nothing here.</w:t>
+        <w:t xml:space="preserve">Rubric: on your baseline’s error map for the best method, the cell with the largest error in either direction — its coordinates and size, with a cropped figure — and why the ground there defeats the interpolators (3 points). The deliverables say how to find it. A general paragraph about interpolation earns nothing here.</w:t>
       </w:r>
     </w:p>
     <w:p>
@@ -3006,7 +3006,7 @@
           <w:sz w:val="19"/>
           <w:szCs w:val="19"/>
         </w:rPr>
-        <w:t xml:space="preserve">Rubric: one table with your seed: the course’s 250, 2,500 and 10,000 points, then your own baseline and its two parameter runs, the RMSE of all three methods in every row, and a row with your baseline’s three checkpoint RMSEs (4 points).</w:t>
+        <w:t xml:space="preserve">Rubric: one table with your baseline and the five Step 8 runs, including run 5 at your own IDW power with your BYU ID’s last two digits, the RMSE of all three methods in every row, and a row with your baseline’s three checkpoint RMSEs (4 points).</w:t>
       </w:r>
     </w:p>
     <w:p>
@@ -3036,8 +3036,8 @@
         </w:tblBorders>
       </w:tblPr>
       <w:tblGrid>
-        <w:gridCol w:w="2200"/>
-        <w:gridCol w:w="2560"/>
+        <w:gridCol w:w="1700"/>
+        <w:gridCol w:w="3060"/>
         <w:gridCol w:w="1540"/>
         <w:gridCol w:w="1500"/>
         <w:gridCol w:w="1560"/>
@@ -3049,7 +3049,7 @@
         </w:trPr>
         <w:tc>
           <w:tcPr>
-            <w:tcW w:type="dxa" w:w="2200"/>
+            <w:tcW w:type="dxa" w:w="1700"/>
             <w:shd w:fill="D9E2F3" w:color="auto" w:val="clear"/>
             <w:tcMar>
               <w:top w:type="dxa" w:w="90"/>
@@ -3073,7 +3073,7 @@
         </w:tc>
         <w:tc>
           <w:tcPr>
-            <w:tcW w:type="dxa" w:w="2560"/>
+            <w:tcW w:type="dxa" w:w="3060"/>
             <w:shd w:fill="D9E2F3" w:color="auto" w:val="clear"/>
             <w:tcMar>
               <w:top w:type="dxa" w:w="90"/>
@@ -3091,7 +3091,7 @@
                 <w:sz w:val="19"/>
                 <w:szCs w:val="19"/>
               </w:rPr>
-              <w:t xml:space="preserve">What changed</w:t>
+              <w:t xml:space="preserve">Sample points, IDW power, semivariogram</w:t>
             </w:r>
           </w:p>
         </w:tc>
@@ -3174,7 +3174,7 @@
         </w:trPr>
         <w:tc>
           <w:tcPr>
-            <w:tcW w:type="dxa" w:w="2200"/>
+            <w:tcW w:type="dxa" w:w="1700"/>
             <w:tcMar>
               <w:top w:type="dxa" w:w="90"/>
               <w:left w:type="dxa" w:w="120"/>
@@ -3189,13 +3189,13 @@
                 <w:sz w:val="19"/>
                 <w:szCs w:val="19"/>
               </w:rPr>
-              <w:t xml:space="preserve">Course points: 250</w:t>
-            </w:r>
-          </w:p>
-        </w:tc>
-        <w:tc>
-          <w:tcPr>
-            <w:tcW w:type="dxa" w:w="2560"/>
+              <w:t xml:space="preserve">Baseline (Step 7)</w:t>
+            </w:r>
+          </w:p>
+        </w:tc>
+        <w:tc>
+          <w:tcPr>
+            <w:tcW w:type="dxa" w:w="3060"/>
             <w:tcMar>
               <w:top w:type="dxa" w:w="90"/>
               <w:left w:type="dxa" w:w="120"/>
@@ -3210,7 +3210,7 @@
                 <w:sz w:val="19"/>
                 <w:szCs w:val="19"/>
               </w:rPr>
-              <w:t xml:space="preserve">Sample_Points_250</w:t>
+              <w:t xml:space="preserve">Sample_Points_2500, 2, Spherical</w:t>
             </w:r>
           </w:p>
         </w:tc>
@@ -3284,7 +3284,7 @@
         </w:trPr>
         <w:tc>
           <w:tcPr>
-            <w:tcW w:type="dxa" w:w="2200"/>
+            <w:tcW w:type="dxa" w:w="1700"/>
             <w:shd w:fill="F2F2F2" w:color="auto" w:val="clear"/>
             <w:tcMar>
               <w:top w:type="dxa" w:w="90"/>
@@ -3300,13 +3300,13 @@
                 <w:sz w:val="19"/>
                 <w:szCs w:val="19"/>
               </w:rPr>
-              <w:t xml:space="preserve">Course points: 2,500</w:t>
-            </w:r>
-          </w:p>
-        </w:tc>
-        <w:tc>
-          <w:tcPr>
-            <w:tcW w:type="dxa" w:w="2560"/>
+              <w:t xml:space="preserve">Baseline, 200 checkpoints</w:t>
+            </w:r>
+          </w:p>
+        </w:tc>
+        <w:tc>
+          <w:tcPr>
+            <w:tcW w:type="dxa" w:w="3060"/>
             <w:shd w:fill="F2F2F2" w:color="auto" w:val="clear"/>
             <w:tcMar>
               <w:top w:type="dxa" w:w="90"/>
@@ -3322,7 +3322,7 @@
                 <w:sz w:val="19"/>
                 <w:szCs w:val="19"/>
               </w:rPr>
-              <w:t xml:space="preserve">Sample_Points_2500 (Step 7)</w:t>
+              <w:t xml:space="preserve">RMSE at the checkpoints</w:t>
             </w:r>
           </w:p>
         </w:tc>
@@ -3399,7 +3399,7 @@
         </w:trPr>
         <w:tc>
           <w:tcPr>
-            <w:tcW w:type="dxa" w:w="2200"/>
+            <w:tcW w:type="dxa" w:w="1700"/>
             <w:tcMar>
               <w:top w:type="dxa" w:w="90"/>
               <w:left w:type="dxa" w:w="120"/>
@@ -3414,13 +3414,13 @@
                 <w:sz w:val="19"/>
                 <w:szCs w:val="19"/>
               </w:rPr>
-              <w:t xml:space="preserve">Course points: 10,000</w:t>
-            </w:r>
-          </w:p>
-        </w:tc>
-        <w:tc>
-          <w:tcPr>
-            <w:tcW w:type="dxa" w:w="2560"/>
+              <w:t xml:space="preserve">1</w:t>
+            </w:r>
+          </w:p>
+        </w:tc>
+        <w:tc>
+          <w:tcPr>
+            <w:tcW w:type="dxa" w:w="3060"/>
             <w:tcMar>
               <w:top w:type="dxa" w:w="90"/>
               <w:left w:type="dxa" w:w="120"/>
@@ -3435,7 +3435,7 @@
                 <w:sz w:val="19"/>
                 <w:szCs w:val="19"/>
               </w:rPr>
-              <w:t xml:space="preserve">Sample_Points_10000</w:t>
+              <w:t xml:space="preserve">Sample_Points_250, 2, Spherical</w:t>
             </w:r>
           </w:p>
         </w:tc>
@@ -3509,7 +3509,7 @@
         </w:trPr>
         <w:tc>
           <w:tcPr>
-            <w:tcW w:type="dxa" w:w="2200"/>
+            <w:tcW w:type="dxa" w:w="1700"/>
             <w:shd w:fill="F2F2F2" w:color="auto" w:val="clear"/>
             <w:tcMar>
               <w:top w:type="dxa" w:w="90"/>
@@ -3525,13 +3525,13 @@
                 <w:sz w:val="19"/>
                 <w:szCs w:val="19"/>
               </w:rPr>
-              <w:t xml:space="preserve">My points: baseline</w:t>
-            </w:r>
-          </w:p>
-        </w:tc>
-        <w:tc>
-          <w:tcPr>
-            <w:tcW w:type="dxa" w:w="2560"/>
+              <w:t xml:space="preserve">2</w:t>
+            </w:r>
+          </w:p>
+        </w:tc>
+        <w:tc>
+          <w:tcPr>
+            <w:tcW w:type="dxa" w:w="3060"/>
             <w:shd w:fill="F2F2F2" w:color="auto" w:val="clear"/>
             <w:tcMar>
               <w:top w:type="dxa" w:w="90"/>
@@ -3547,7 +3547,7 @@
                 <w:sz w:val="19"/>
                 <w:szCs w:val="19"/>
               </w:rPr>
-              <w:t xml:space="preserve">My_Sample_Points (power 2, spherical)</w:t>
+              <w:t xml:space="preserve">Sample_Points_10000, 2, Spherical</w:t>
             </w:r>
           </w:p>
         </w:tc>
@@ -3624,7 +3624,7 @@
         </w:trPr>
         <w:tc>
           <w:tcPr>
-            <w:tcW w:type="dxa" w:w="2200"/>
+            <w:tcW w:type="dxa" w:w="1700"/>
             <w:tcMar>
               <w:top w:type="dxa" w:w="90"/>
               <w:left w:type="dxa" w:w="120"/>
@@ -3639,13 +3639,13 @@
                 <w:sz w:val="19"/>
                 <w:szCs w:val="19"/>
               </w:rPr>
-              <w:t xml:space="preserve">My points: 200 checkpoints</w:t>
-            </w:r>
-          </w:p>
-        </w:tc>
-        <w:tc>
-          <w:tcPr>
-            <w:tcW w:type="dxa" w:w="2560"/>
+              <w:t xml:space="preserve">3</w:t>
+            </w:r>
+          </w:p>
+        </w:tc>
+        <w:tc>
+          <w:tcPr>
+            <w:tcW w:type="dxa" w:w="3060"/>
             <w:tcMar>
               <w:top w:type="dxa" w:w="90"/>
               <w:left w:type="dxa" w:w="120"/>
@@ -3660,7 +3660,7 @@
                 <w:sz w:val="19"/>
                 <w:szCs w:val="19"/>
               </w:rPr>
-              <w:t xml:space="preserve">RMSE at the checkpoints</w:t>
+              <w:t xml:space="preserve">Sample_Points_2500, 1, Exponential</w:t>
             </w:r>
           </w:p>
         </w:tc>
@@ -3734,7 +3734,7 @@
         </w:trPr>
         <w:tc>
           <w:tcPr>
-            <w:tcW w:type="dxa" w:w="2200"/>
+            <w:tcW w:type="dxa" w:w="1700"/>
             <w:shd w:fill="F2F2F2" w:color="auto" w:val="clear"/>
             <w:tcMar>
               <w:top w:type="dxa" w:w="90"/>
@@ -3750,13 +3750,13 @@
                 <w:sz w:val="19"/>
                 <w:szCs w:val="19"/>
               </w:rPr>
-              <w:t xml:space="preserve">My points: IDW 1, Kriging exponential</w:t>
-            </w:r>
-          </w:p>
-        </w:tc>
-        <w:tc>
-          <w:tcPr>
-            <w:tcW w:type="dxa" w:w="2560"/>
+              <w:t xml:space="preserve">4</w:t>
+            </w:r>
+          </w:p>
+        </w:tc>
+        <w:tc>
+          <w:tcPr>
+            <w:tcW w:type="dxa" w:w="3060"/>
             <w:shd w:fill="F2F2F2" w:color="auto" w:val="clear"/>
             <w:tcMar>
               <w:top w:type="dxa" w:w="90"/>
@@ -3768,11 +3768,11 @@
           <w:p>
             <w:r>
               <w:rPr>
-                <w:color w:val="767171"/>
-                <w:sz w:val="19"/>
-                <w:szCs w:val="19"/>
-              </w:rPr>
-              <w:t xml:space="preserve"> </w:t>
+                <w:color w:val="000000"/>
+                <w:sz w:val="19"/>
+                <w:szCs w:val="19"/>
+              </w:rPr>
+              <w:t xml:space="preserve">Sample_Points_2500, 3, Gaussian</w:t>
             </w:r>
           </w:p>
         </w:tc>
@@ -3849,7 +3849,7 @@
         </w:trPr>
         <w:tc>
           <w:tcPr>
-            <w:tcW w:type="dxa" w:w="2200"/>
+            <w:tcW w:type="dxa" w:w="1700"/>
             <w:tcMar>
               <w:top w:type="dxa" w:w="90"/>
               <w:left w:type="dxa" w:w="120"/>
@@ -3864,28 +3864,28 @@
                 <w:sz w:val="19"/>
                 <w:szCs w:val="19"/>
               </w:rPr>
-              <w:t xml:space="preserve">My points: IDW 3, Kriging Gaussian</w:t>
-            </w:r>
-          </w:p>
-        </w:tc>
-        <w:tc>
-          <w:tcPr>
-            <w:tcW w:type="dxa" w:w="2560"/>
-            <w:tcMar>
-              <w:top w:type="dxa" w:w="90"/>
-              <w:left w:type="dxa" w:w="120"/>
-              <w:bottom w:type="dxa" w:w="90"/>
-              <w:right w:type="dxa" w:w="120"/>
-            </w:tcMar>
-          </w:tcPr>
-          <w:p>
-            <w:r>
-              <w:rPr>
-                <w:color w:val="767171"/>
-                <w:sz w:val="19"/>
-                <w:szCs w:val="19"/>
-              </w:rPr>
-              <w:t xml:space="preserve"> </w:t>
+              <w:t xml:space="preserve">5 (my power)</w:t>
+            </w:r>
+          </w:p>
+        </w:tc>
+        <w:tc>
+          <w:tcPr>
+            <w:tcW w:type="dxa" w:w="3060"/>
+            <w:tcMar>
+              <w:top w:type="dxa" w:w="90"/>
+              <w:left w:type="dxa" w:w="120"/>
+              <w:bottom w:type="dxa" w:w="90"/>
+              <w:right w:type="dxa" w:w="120"/>
+            </w:tcMar>
+          </w:tcPr>
+          <w:p>
+            <w:r>
+              <w:rPr>
+                <w:color w:val="000000"/>
+                <w:sz w:val="19"/>
+                <w:szCs w:val="19"/>
+              </w:rPr>
+              <w:t xml:space="preserve">Sample_Points_2500, ____, Spherical</w:t>
             </w:r>
           </w:p>
         </w:tc>
@@ -3967,7 +3967,7 @@
           <w:sz w:val="19"/>
           <w:szCs w:val="19"/>
         </w:rPr>
-        <w:t xml:space="preserve">Table 4. Sensitivity at my seed: ______ (the last four digits of my BYU ID).</w:t>
+        <w:t xml:space="preserve">Table 4. Sensitivity. My BYU ID ends in __ , so my IDW power is 1 + __ ÷ 40 = ______.</w:t>
       </w:r>
     </w:p>
     <w:p>
@@ -3983,7 +3983,7 @@
           <w:sz w:val="22"/>
           <w:szCs w:val="22"/>
         </w:rPr>
-        <w:t xml:space="preserve">Which method wins, and does the ranking survive? Rank the methods at 250, 2,500 and 10,000 points, and say whether your own points ranked them the same way. (2 points)</w:t>
+        <w:t xml:space="preserve">Which method wins, and does the ranking survive? Rank the methods at 250, 2,500 and 10,000 points, with your numbers. (2 points)</w:t>
       </w:r>
     </w:p>
     <w:p>
@@ -4013,7 +4013,7 @@
           <w:sz w:val="22"/>
           <w:szCs w:val="22"/>
         </w:rPr>
-        <w:t xml:space="preserve">Which parameter mattered, and which barely did? Compare the IDW power and the semivariogram model with the number of points. (2 points)</w:t>
+        <w:t xml:space="preserve">Which parameter mattered, and which barely did? Compare the IDW powers (1, 2, 3 and yours) and the semivariogram model with the number of points. (2 points)</w:t>
       </w:r>
     </w:p>
     <w:p>
@@ -4589,7 +4589,7 @@
                 <w:sz w:val="17"/>
                 <w:szCs w:val="17"/>
               </w:rPr>
-              <w:t xml:space="preserve">Where the methods break: the largest error on your own baseline's error map for the best method, its coordinates and size, with a cropped figure, and why the ground there defeats the interpolators (3)</w:t>
+              <w:t xml:space="preserve">Where the methods break: the largest error on your baseline's error map for the best method, its coordinates and size, with a cropped figure, and why the ground there defeats the interpolators (3)</w:t>
             </w:r>
           </w:p>
           <w:p>
@@ -4870,7 +4870,7 @@
                 <w:sz w:val="17"/>
                 <w:szCs w:val="17"/>
               </w:rPr>
-              <w:t xml:space="preserve">Text box with author, date, map projection, the DEM's source and date, and your seed (1)</w:t>
+              <w:t xml:space="preserve">Text box with author, date, map projection, and the DEM's source and date (1)</w:t>
             </w:r>
           </w:p>
           <w:p>
@@ -4887,7 +4887,7 @@
                 <w:sz w:val="17"/>
                 <w:szCs w:val="17"/>
               </w:rPr>
-              <w:t xml:space="preserve">The true DEM with your sample points and the three surfaces on one elevation scale, with a legend (2)</w:t>
+              <w:t xml:space="preserve">The true DEM with the sample points and the three surfaces on one elevation scale, with a legend (2)</w:t>
             </w:r>
           </w:p>
           <w:p>
@@ -5053,7 +5053,7 @@
                 <w:sz w:val="17"/>
                 <w:szCs w:val="17"/>
               </w:rPr>
-              <w:t xml:space="preserve">Text box with author, date, map projection, the DEM's source and date, and your seed (1)</w:t>
+              <w:t xml:space="preserve">Text box with author, date, map projection, and the DEM's source and date (1)</w:t>
             </w:r>
           </w:p>
           <w:p>
@@ -5219,7 +5219,7 @@
                 <w:sz w:val="17"/>
                 <w:szCs w:val="17"/>
               </w:rPr>
-              <w:t xml:space="preserve">One table with your seed: the course's 250, 2,500 and 10,000 points, then your own baseline and its two parameter runs, the RMSE of all three methods in every row, and a row with your baseline's three checkpoint RMSEs (4)</w:t>
+              <w:t xml:space="preserve">One table with your baseline and the five Step 8 runs — including run 5 at your own IDW power, with your BYU ID's last two digits — the RMSE of all three methods in every row, and a row with your baseline's three checkpoint RMSEs (4)</w:t>
             </w:r>
           </w:p>
           <w:p>

--- a/docs/assignments/lab-09/lab09-report-template.docx
+++ b/docs/assignments/lab-09/lab09-report-template.docx
@@ -170,7 +170,7 @@
           <w:sz w:val="48"/>
           <w:szCs w:val="48"/>
         </w:rPr>
-        <w:t xml:space="preserve">Lab 9: Interpolation Explorer</w:t>
+        <w:t xml:space="preserve">Lab 9: Big Southern Butte</w:t>
       </w:r>
     </w:p>
     <w:p>
@@ -184,7 +184,7 @@
           <w:sz w:val="32"/>
           <w:szCs w:val="32"/>
         </w:rPr>
-        <w:t xml:space="preserve">Rebuilding a mountain from samples, three ways, and measuring how wrong each one is</w:t>
+        <w:t xml:space="preserve">Measuring the volume of a volcanic dome by rebuilding the plain beneath it</w:t>
       </w:r>
     </w:p>
     <w:p>
@@ -361,7 +361,7 @@
           <w:sz w:val="19"/>
           <w:szCs w:val="19"/>
         </w:rPr>
-        <w:t xml:space="preserve">Rubric: the requirements of the project and your approach to solving it, in your own words (1 point). One or two paragraphs. Say what you set out to measure and how you went about it — not a retelling of the step-by-step. If you built the model without the step-by-step instructions, say so here.</w:t>
+        <w:t xml:space="preserve">Rubric: the requirements of the project and your approach to solving it, in your own words (2 points). Two or three paragraphs. Say what you set out to measure and how you went about it — not a retelling of the step-by-step. If you built the model without the step-by-step instructions, say so here.</w:t>
       </w:r>
     </w:p>
     <w:p>
@@ -391,7 +391,7 @@
           <w:sz w:val="28"/>
           <w:szCs w:val="28"/>
         </w:rPr>
-        <w:t xml:space="preserve">2.  The DEM, the Service and Their Metadata</w:t>
+        <w:t xml:space="preserve">2.  The DEM and Its Metadata</w:t>
       </w:r>
     </w:p>
     <w:p>
@@ -406,7 +406,7 @@
           <w:sz w:val="19"/>
           <w:szCs w:val="19"/>
         </w:rPr>
-        <w:t xml:space="preserve">Rubric: the three metadata values for the DEM and what the service returned in Step 1, and what each means for your result (2 points). Confirm the values yourself from READ-ME-FIRST.txt, the raster’s properties and the tile’s metadata file — do not copy them from Figure A.</w:t>
+        <w:t xml:space="preserve">Rubric: the three metadata values for the DEM and what each means for your result (2 points). Confirm them yourself from READ-ME-FIRST.txt, the raster’s properties and the two tiles’ metadata files — do not copy them from Figure A.</w:t>
       </w:r>
     </w:p>
     <w:p>
@@ -465,7 +465,7 @@
                 <w:sz w:val="19"/>
                 <w:szCs w:val="19"/>
               </w:rPr>
-              <w:t xml:space="preserve">Value</w:t>
+              <w:t xml:space="preserve">Metadata value</w:t>
             </w:r>
           </w:p>
         </w:tc>
@@ -725,216 +725,6 @@
           </w:p>
         </w:tc>
       </w:tr>
-      <w:tr>
-        <w:trPr>
-          <w:cantSplit/>
-        </w:trPr>
-        <w:tc>
-          <w:tcPr>
-            <w:tcW w:type="dxa" w:w="2600"/>
-            <w:shd w:fill="F2F2F2" w:color="auto" w:val="clear"/>
-            <w:tcMar>
-              <w:top w:type="dxa" w:w="90"/>
-              <w:left w:type="dxa" w:w="120"/>
-              <w:bottom w:type="dxa" w:w="90"/>
-              <w:right w:type="dxa" w:w="120"/>
-            </w:tcMar>
-          </w:tcPr>
-          <w:p>
-            <w:r>
-              <w:rPr>
-                <w:color w:val="000000"/>
-                <w:sz w:val="19"/>
-                <w:szCs w:val="19"/>
-              </w:rPr>
-              <w:t xml:space="preserve">Service: spatial reference and cell size</w:t>
-            </w:r>
-          </w:p>
-        </w:tc>
-        <w:tc>
-          <w:tcPr>
-            <w:tcW w:type="dxa" w:w="2400"/>
-            <w:shd w:fill="F2F2F2" w:color="auto" w:val="clear"/>
-            <w:tcMar>
-              <w:top w:type="dxa" w:w="90"/>
-              <w:left w:type="dxa" w:w="120"/>
-              <w:bottom w:type="dxa" w:w="90"/>
-              <w:right w:type="dxa" w:w="120"/>
-            </w:tcMar>
-          </w:tcPr>
-          <w:p>
-            <w:r>
-              <w:rPr>
-                <w:color w:val="767171"/>
-                <w:sz w:val="19"/>
-                <w:szCs w:val="19"/>
-              </w:rPr>
-              <w:t xml:space="preserve"> </w:t>
-            </w:r>
-          </w:p>
-        </w:tc>
-        <w:tc>
-          <w:tcPr>
-            <w:tcW w:type="dxa" w:w="4360"/>
-            <w:shd w:fill="F2F2F2" w:color="auto" w:val="clear"/>
-            <w:tcMar>
-              <w:top w:type="dxa" w:w="90"/>
-              <w:left w:type="dxa" w:w="120"/>
-              <w:bottom w:type="dxa" w:w="90"/>
-              <w:right w:type="dxa" w:w="120"/>
-            </w:tcMar>
-          </w:tcPr>
-          <w:p>
-            <w:r>
-              <w:rPr>
-                <w:color w:val="767171"/>
-                <w:sz w:val="19"/>
-                <w:szCs w:val="19"/>
-              </w:rPr>
-              <w:t xml:space="preserve"> </w:t>
-            </w:r>
-          </w:p>
-        </w:tc>
-      </w:tr>
-      <w:tr>
-        <w:trPr>
-          <w:cantSplit/>
-        </w:trPr>
-        <w:tc>
-          <w:tcPr>
-            <w:tcW w:type="dxa" w:w="2600"/>
-            <w:tcMar>
-              <w:top w:type="dxa" w:w="90"/>
-              <w:left w:type="dxa" w:w="120"/>
-              <w:bottom w:type="dxa" w:w="90"/>
-              <w:right w:type="dxa" w:w="120"/>
-            </w:tcMar>
-          </w:tcPr>
-          <w:p>
-            <w:r>
-              <w:rPr>
-                <w:color w:val="000000"/>
-                <w:sz w:val="19"/>
-                <w:szCs w:val="19"/>
-              </w:rPr>
-              <w:t xml:space="preserve">Service vs extract at the highest cell</w:t>
-            </w:r>
-          </w:p>
-        </w:tc>
-        <w:tc>
-          <w:tcPr>
-            <w:tcW w:type="dxa" w:w="2400"/>
-            <w:tcMar>
-              <w:top w:type="dxa" w:w="90"/>
-              <w:left w:type="dxa" w:w="120"/>
-              <w:bottom w:type="dxa" w:w="90"/>
-              <w:right w:type="dxa" w:w="120"/>
-            </w:tcMar>
-          </w:tcPr>
-          <w:p>
-            <w:r>
-              <w:rPr>
-                <w:color w:val="767171"/>
-                <w:sz w:val="19"/>
-                <w:szCs w:val="19"/>
-              </w:rPr>
-              <w:t xml:space="preserve"> </w:t>
-            </w:r>
-          </w:p>
-        </w:tc>
-        <w:tc>
-          <w:tcPr>
-            <w:tcW w:type="dxa" w:w="4360"/>
-            <w:tcMar>
-              <w:top w:type="dxa" w:w="90"/>
-              <w:left w:type="dxa" w:w="120"/>
-              <w:bottom w:type="dxa" w:w="90"/>
-              <w:right w:type="dxa" w:w="120"/>
-            </w:tcMar>
-          </w:tcPr>
-          <w:p>
-            <w:r>
-              <w:rPr>
-                <w:color w:val="767171"/>
-                <w:sz w:val="19"/>
-                <w:szCs w:val="19"/>
-              </w:rPr>
-              <w:t xml:space="preserve"> </w:t>
-            </w:r>
-          </w:p>
-        </w:tc>
-      </w:tr>
-      <w:tr>
-        <w:trPr>
-          <w:cantSplit/>
-        </w:trPr>
-        <w:tc>
-          <w:tcPr>
-            <w:tcW w:type="dxa" w:w="2600"/>
-            <w:shd w:fill="F2F2F2" w:color="auto" w:val="clear"/>
-            <w:tcMar>
-              <w:top w:type="dxa" w:w="90"/>
-              <w:left w:type="dxa" w:w="120"/>
-              <w:bottom w:type="dxa" w:w="90"/>
-              <w:right w:type="dxa" w:w="120"/>
-            </w:tcMar>
-          </w:tcPr>
-          <w:p>
-            <w:r>
-              <w:rPr>
-                <w:color w:val="000000"/>
-                <w:sz w:val="19"/>
-                <w:szCs w:val="19"/>
-              </w:rPr>
-              <w:t xml:space="preserve">Which you would cite in an engineering report</w:t>
-            </w:r>
-          </w:p>
-        </w:tc>
-        <w:tc>
-          <w:tcPr>
-            <w:tcW w:type="dxa" w:w="2400"/>
-            <w:shd w:fill="F2F2F2" w:color="auto" w:val="clear"/>
-            <w:tcMar>
-              <w:top w:type="dxa" w:w="90"/>
-              <w:left w:type="dxa" w:w="120"/>
-              <w:bottom w:type="dxa" w:w="90"/>
-              <w:right w:type="dxa" w:w="120"/>
-            </w:tcMar>
-          </w:tcPr>
-          <w:p>
-            <w:r>
-              <w:rPr>
-                <w:color w:val="767171"/>
-                <w:sz w:val="19"/>
-                <w:szCs w:val="19"/>
-              </w:rPr>
-              <w:t xml:space="preserve"> </w:t>
-            </w:r>
-          </w:p>
-        </w:tc>
-        <w:tc>
-          <w:tcPr>
-            <w:tcW w:type="dxa" w:w="4360"/>
-            <w:shd w:fill="F2F2F2" w:color="auto" w:val="clear"/>
-            <w:tcMar>
-              <w:top w:type="dxa" w:w="90"/>
-              <w:left w:type="dxa" w:w="120"/>
-              <w:bottom w:type="dxa" w:w="90"/>
-              <w:right w:type="dxa" w:w="120"/>
-            </w:tcMar>
-          </w:tcPr>
-          <w:p>
-            <w:r>
-              <w:rPr>
-                <w:color w:val="767171"/>
-                <w:sz w:val="19"/>
-                <w:szCs w:val="19"/>
-              </w:rPr>
-              <w:t xml:space="preserve"> </w:t>
-            </w:r>
-          </w:p>
-        </w:tc>
-      </w:tr>
     </w:tbl>
     <w:p>
       <w:pPr>
@@ -949,7 +739,7 @@
           <w:sz w:val="19"/>
           <w:szCs w:val="19"/>
         </w:rPr>
-        <w:t xml:space="preserve">Table 1. Metadata for the DEM, and what the 3DEP image service returned.</w:t>
+        <w:t xml:space="preserve">Table 1. Metadata for the DEM.</w:t>
       </w:r>
     </w:p>
     <w:p>
@@ -980,7 +770,7 @@
           <w:sz w:val="19"/>
           <w:szCs w:val="19"/>
         </w:rPr>
-        <w:t xml:space="preserve">Rubric: a description a reader could repeat from — each tool, its settings, and every input, intermediate and output dataset with its type (2 points). Fill one row per tool, in the order they run; one row can cover a tool used once per method if the settings are the same.</w:t>
+        <w:t xml:space="preserve">Rubric: a description a reader could repeat from — each tool, its settings, and every input, intermediate and output dataset with its type (2 points). Fill one row per tool, in the order they run.</w:t>
       </w:r>
     </w:p>
     <w:p>
@@ -1163,7 +953,7 @@
                 <w:sz w:val="19"/>
                 <w:szCs w:val="19"/>
               </w:rPr>
-              <w:t xml:space="preserve">Create Thiessen Polygons</w:t>
+              <w:t xml:space="preserve">Project Raster</w:t>
             </w:r>
           </w:p>
         </w:tc>
@@ -1274,7 +1064,7 @@
                 <w:sz w:val="19"/>
                 <w:szCs w:val="19"/>
               </w:rPr>
-              <w:t xml:space="preserve">Polygon to Raster</w:t>
+              <w:t xml:space="preserve">Buffer</w:t>
             </w:r>
           </w:p>
         </w:tc>
@@ -1388,7 +1178,7 @@
                 <w:sz w:val="19"/>
                 <w:szCs w:val="19"/>
               </w:rPr>
-              <w:t xml:space="preserve">IDW</w:t>
+              <w:t xml:space="preserve">Create Random Points</w:t>
             </w:r>
           </w:p>
         </w:tc>
@@ -1499,7 +1289,7 @@
                 <w:sz w:val="19"/>
                 <w:szCs w:val="19"/>
               </w:rPr>
-              <w:t xml:space="preserve">Kriging</w:t>
+              <w:t xml:space="preserve">Extract Values to Points</w:t>
             </w:r>
           </w:p>
         </w:tc>
@@ -1613,7 +1403,7 @@
                 <w:sz w:val="19"/>
                 <w:szCs w:val="19"/>
               </w:rPr>
-              <w:t xml:space="preserve">Raster Calculator (error, ×3)</w:t>
+              <w:t xml:space="preserve">Erase</w:t>
             </w:r>
           </w:p>
         </w:tc>
@@ -1724,7 +1514,7 @@
                 <w:sz w:val="19"/>
                 <w:szCs w:val="19"/>
               </w:rPr>
-              <w:t xml:space="preserve">Raster Calculator (square, ×3)</w:t>
+              <w:t xml:space="preserve">IDW</w:t>
             </w:r>
           </w:p>
         </w:tc>
@@ -1838,7 +1628,7 @@
                 <w:sz w:val="19"/>
                 <w:szCs w:val="19"/>
               </w:rPr>
-              <w:t xml:space="preserve">Zonal Statistics as Table (×3)</w:t>
+              <w:t xml:space="preserve">Extract by Mask (DEM)</w:t>
             </w:r>
           </w:p>
         </w:tc>
@@ -1949,7 +1739,7 @@
                 <w:sz w:val="19"/>
                 <w:szCs w:val="19"/>
               </w:rPr>
-              <w:t xml:space="preserve">Calculate Field (×3)</w:t>
+              <w:t xml:space="preserve">Extract by Mask (plain)</w:t>
             </w:r>
           </w:p>
         </w:tc>
@@ -2023,6 +1813,341 @@
           <w:tcPr>
             <w:tcW w:type="dxa" w:w="1260"/>
             <w:shd w:fill="F2F2F2" w:color="auto" w:val="clear"/>
+            <w:tcMar>
+              <w:top w:type="dxa" w:w="90"/>
+              <w:left w:type="dxa" w:w="120"/>
+              <w:bottom w:type="dxa" w:w="90"/>
+              <w:right w:type="dxa" w:w="120"/>
+            </w:tcMar>
+          </w:tcPr>
+          <w:p>
+            <w:r>
+              <w:rPr>
+                <w:color w:val="767171"/>
+                <w:sz w:val="19"/>
+                <w:szCs w:val="19"/>
+              </w:rPr>
+              <w:t xml:space="preserve"> </w:t>
+            </w:r>
+          </w:p>
+        </w:tc>
+      </w:tr>
+      <w:tr>
+        <w:trPr>
+          <w:cantSplit/>
+        </w:trPr>
+        <w:tc>
+          <w:tcPr>
+            <w:tcW w:type="dxa" w:w="2300"/>
+            <w:tcMar>
+              <w:top w:type="dxa" w:w="90"/>
+              <w:left w:type="dxa" w:w="120"/>
+              <w:bottom w:type="dxa" w:w="90"/>
+              <w:right w:type="dxa" w:w="120"/>
+            </w:tcMar>
+          </w:tcPr>
+          <w:p>
+            <w:r>
+              <w:rPr>
+                <w:color w:val="000000"/>
+                <w:sz w:val="19"/>
+                <w:szCs w:val="19"/>
+              </w:rPr>
+              <w:t xml:space="preserve">Raster Calculator (height)</w:t>
+            </w:r>
+          </w:p>
+        </w:tc>
+        <w:tc>
+          <w:tcPr>
+            <w:tcW w:type="dxa" w:w="2100"/>
+            <w:tcMar>
+              <w:top w:type="dxa" w:w="90"/>
+              <w:left w:type="dxa" w:w="120"/>
+              <w:bottom w:type="dxa" w:w="90"/>
+              <w:right w:type="dxa" w:w="120"/>
+            </w:tcMar>
+          </w:tcPr>
+          <w:p>
+            <w:r>
+              <w:rPr>
+                <w:color w:val="767171"/>
+                <w:sz w:val="19"/>
+                <w:szCs w:val="19"/>
+              </w:rPr>
+              <w:t xml:space="preserve"> </w:t>
+            </w:r>
+          </w:p>
+        </w:tc>
+        <w:tc>
+          <w:tcPr>
+            <w:tcW w:type="dxa" w:w="2000"/>
+            <w:tcMar>
+              <w:top w:type="dxa" w:w="90"/>
+              <w:left w:type="dxa" w:w="120"/>
+              <w:bottom w:type="dxa" w:w="90"/>
+              <w:right w:type="dxa" w:w="120"/>
+            </w:tcMar>
+          </w:tcPr>
+          <w:p>
+            <w:r>
+              <w:rPr>
+                <w:color w:val="767171"/>
+                <w:sz w:val="19"/>
+                <w:szCs w:val="19"/>
+              </w:rPr>
+              <w:t xml:space="preserve"> </w:t>
+            </w:r>
+          </w:p>
+        </w:tc>
+        <w:tc>
+          <w:tcPr>
+            <w:tcW w:type="dxa" w:w="1700"/>
+            <w:tcMar>
+              <w:top w:type="dxa" w:w="90"/>
+              <w:left w:type="dxa" w:w="120"/>
+              <w:bottom w:type="dxa" w:w="90"/>
+              <w:right w:type="dxa" w:w="120"/>
+            </w:tcMar>
+          </w:tcPr>
+          <w:p>
+            <w:r>
+              <w:rPr>
+                <w:color w:val="767171"/>
+                <w:sz w:val="19"/>
+                <w:szCs w:val="19"/>
+              </w:rPr>
+              <w:t xml:space="preserve"> </w:t>
+            </w:r>
+          </w:p>
+        </w:tc>
+        <w:tc>
+          <w:tcPr>
+            <w:tcW w:type="dxa" w:w="1260"/>
+            <w:tcMar>
+              <w:top w:type="dxa" w:w="90"/>
+              <w:left w:type="dxa" w:w="120"/>
+              <w:bottom w:type="dxa" w:w="90"/>
+              <w:right w:type="dxa" w:w="120"/>
+            </w:tcMar>
+          </w:tcPr>
+          <w:p>
+            <w:r>
+              <w:rPr>
+                <w:color w:val="767171"/>
+                <w:sz w:val="19"/>
+                <w:szCs w:val="19"/>
+              </w:rPr>
+              <w:t xml:space="preserve"> </w:t>
+            </w:r>
+          </w:p>
+        </w:tc>
+      </w:tr>
+      <w:tr>
+        <w:trPr>
+          <w:cantSplit/>
+        </w:trPr>
+        <w:tc>
+          <w:tcPr>
+            <w:tcW w:type="dxa" w:w="2300"/>
+            <w:shd w:fill="F2F2F2" w:color="auto" w:val="clear"/>
+            <w:tcMar>
+              <w:top w:type="dxa" w:w="90"/>
+              <w:left w:type="dxa" w:w="120"/>
+              <w:bottom w:type="dxa" w:w="90"/>
+              <w:right w:type="dxa" w:w="120"/>
+            </w:tcMar>
+          </w:tcPr>
+          <w:p>
+            <w:r>
+              <w:rPr>
+                <w:color w:val="000000"/>
+                <w:sz w:val="19"/>
+                <w:szCs w:val="19"/>
+              </w:rPr>
+              <w:t xml:space="preserve">Raster Calculator (volume)</w:t>
+            </w:r>
+          </w:p>
+        </w:tc>
+        <w:tc>
+          <w:tcPr>
+            <w:tcW w:type="dxa" w:w="2100"/>
+            <w:shd w:fill="F2F2F2" w:color="auto" w:val="clear"/>
+            <w:tcMar>
+              <w:top w:type="dxa" w:w="90"/>
+              <w:left w:type="dxa" w:w="120"/>
+              <w:bottom w:type="dxa" w:w="90"/>
+              <w:right w:type="dxa" w:w="120"/>
+            </w:tcMar>
+          </w:tcPr>
+          <w:p>
+            <w:r>
+              <w:rPr>
+                <w:color w:val="767171"/>
+                <w:sz w:val="19"/>
+                <w:szCs w:val="19"/>
+              </w:rPr>
+              <w:t xml:space="preserve"> </w:t>
+            </w:r>
+          </w:p>
+        </w:tc>
+        <w:tc>
+          <w:tcPr>
+            <w:tcW w:type="dxa" w:w="2000"/>
+            <w:shd w:fill="F2F2F2" w:color="auto" w:val="clear"/>
+            <w:tcMar>
+              <w:top w:type="dxa" w:w="90"/>
+              <w:left w:type="dxa" w:w="120"/>
+              <w:bottom w:type="dxa" w:w="90"/>
+              <w:right w:type="dxa" w:w="120"/>
+            </w:tcMar>
+          </w:tcPr>
+          <w:p>
+            <w:r>
+              <w:rPr>
+                <w:color w:val="767171"/>
+                <w:sz w:val="19"/>
+                <w:szCs w:val="19"/>
+              </w:rPr>
+              <w:t xml:space="preserve"> </w:t>
+            </w:r>
+          </w:p>
+        </w:tc>
+        <w:tc>
+          <w:tcPr>
+            <w:tcW w:type="dxa" w:w="1700"/>
+            <w:shd w:fill="F2F2F2" w:color="auto" w:val="clear"/>
+            <w:tcMar>
+              <w:top w:type="dxa" w:w="90"/>
+              <w:left w:type="dxa" w:w="120"/>
+              <w:bottom w:type="dxa" w:w="90"/>
+              <w:right w:type="dxa" w:w="120"/>
+            </w:tcMar>
+          </w:tcPr>
+          <w:p>
+            <w:r>
+              <w:rPr>
+                <w:color w:val="767171"/>
+                <w:sz w:val="19"/>
+                <w:szCs w:val="19"/>
+              </w:rPr>
+              <w:t xml:space="preserve"> </w:t>
+            </w:r>
+          </w:p>
+        </w:tc>
+        <w:tc>
+          <w:tcPr>
+            <w:tcW w:type="dxa" w:w="1260"/>
+            <w:shd w:fill="F2F2F2" w:color="auto" w:val="clear"/>
+            <w:tcMar>
+              <w:top w:type="dxa" w:w="90"/>
+              <w:left w:type="dxa" w:w="120"/>
+              <w:bottom w:type="dxa" w:w="90"/>
+              <w:right w:type="dxa" w:w="120"/>
+            </w:tcMar>
+          </w:tcPr>
+          <w:p>
+            <w:r>
+              <w:rPr>
+                <w:color w:val="767171"/>
+                <w:sz w:val="19"/>
+                <w:szCs w:val="19"/>
+              </w:rPr>
+              <w:t xml:space="preserve"> </w:t>
+            </w:r>
+          </w:p>
+        </w:tc>
+      </w:tr>
+      <w:tr>
+        <w:trPr>
+          <w:cantSplit/>
+        </w:trPr>
+        <w:tc>
+          <w:tcPr>
+            <w:tcW w:type="dxa" w:w="2300"/>
+            <w:tcMar>
+              <w:top w:type="dxa" w:w="90"/>
+              <w:left w:type="dxa" w:w="120"/>
+              <w:bottom w:type="dxa" w:w="90"/>
+              <w:right w:type="dxa" w:w="120"/>
+            </w:tcMar>
+          </w:tcPr>
+          <w:p>
+            <w:r>
+              <w:rPr>
+                <w:color w:val="000000"/>
+                <w:sz w:val="19"/>
+                <w:szCs w:val="19"/>
+              </w:rPr>
+              <w:t xml:space="preserve">Zonal Statistics</w:t>
+            </w:r>
+          </w:p>
+        </w:tc>
+        <w:tc>
+          <w:tcPr>
+            <w:tcW w:type="dxa" w:w="2100"/>
+            <w:tcMar>
+              <w:top w:type="dxa" w:w="90"/>
+              <w:left w:type="dxa" w:w="120"/>
+              <w:bottom w:type="dxa" w:w="90"/>
+              <w:right w:type="dxa" w:w="120"/>
+            </w:tcMar>
+          </w:tcPr>
+          <w:p>
+            <w:r>
+              <w:rPr>
+                <w:color w:val="767171"/>
+                <w:sz w:val="19"/>
+                <w:szCs w:val="19"/>
+              </w:rPr>
+              <w:t xml:space="preserve"> </w:t>
+            </w:r>
+          </w:p>
+        </w:tc>
+        <w:tc>
+          <w:tcPr>
+            <w:tcW w:type="dxa" w:w="2000"/>
+            <w:tcMar>
+              <w:top w:type="dxa" w:w="90"/>
+              <w:left w:type="dxa" w:w="120"/>
+              <w:bottom w:type="dxa" w:w="90"/>
+              <w:right w:type="dxa" w:w="120"/>
+            </w:tcMar>
+          </w:tcPr>
+          <w:p>
+            <w:r>
+              <w:rPr>
+                <w:color w:val="767171"/>
+                <w:sz w:val="19"/>
+                <w:szCs w:val="19"/>
+              </w:rPr>
+              <w:t xml:space="preserve"> </w:t>
+            </w:r>
+          </w:p>
+        </w:tc>
+        <w:tc>
+          <w:tcPr>
+            <w:tcW w:type="dxa" w:w="1700"/>
+            <w:tcMar>
+              <w:top w:type="dxa" w:w="90"/>
+              <w:left w:type="dxa" w:w="120"/>
+              <w:bottom w:type="dxa" w:w="90"/>
+              <w:right w:type="dxa" w:w="120"/>
+            </w:tcMar>
+          </w:tcPr>
+          <w:p>
+            <w:r>
+              <w:rPr>
+                <w:color w:val="767171"/>
+                <w:sz w:val="19"/>
+                <w:szCs w:val="19"/>
+              </w:rPr>
+              <w:t xml:space="preserve"> </w:t>
+            </w:r>
+          </w:p>
+        </w:tc>
+        <w:tc>
+          <w:tcPr>
+            <w:tcW w:type="dxa" w:w="1260"/>
             <w:tcMar>
               <w:top w:type="dxa" w:w="90"/>
               <w:left w:type="dxa" w:w="120"/>
@@ -2081,7 +2206,7 @@
           <w:sz w:val="19"/>
           <w:szCs w:val="19"/>
         </w:rPr>
-        <w:t xml:space="preserve">Rubric: a full-page model figure exported from ModelBuilder, all tools and datasets readable (2 points). Upload your project’s toolbox (.atbx) with the report as well. Insert the exported PNG file itself. Do not screen-capture it, redraw it, or run it through an AI “enhancer” — that changes what the figure shows. This page is landscape so a wide model stays readable.</w:t>
+        <w:t xml:space="preserve">Rubric: a full-page model figure exported from ModelBuilder, all tools and datasets readable (2 points). Insert the exported PNG file itself. Do not screen-capture it, redraw it, or run it through an AI “enhancer” — that changes what the figure shows. This page is landscape so a wide model stays readable.</w:t>
       </w:r>
     </w:p>
     <w:tbl>
@@ -2167,7 +2292,7 @@
           <w:sz w:val="19"/>
           <w:szCs w:val="19"/>
         </w:rPr>
-        <w:t xml:space="preserve">Rubric: a screen capture of the tool dialog with the sample points, the IDW power and the semivariogram exposed as parameters (2 points).</w:t>
+        <w:t xml:space="preserve">Rubric: a screen capture of the tool dialog with the outline and the number of points exposed as parameters (2 points).</w:t>
       </w:r>
     </w:p>
     <w:tbl>
@@ -2228,7 +2353,7 @@
           <w:sz w:val="19"/>
           <w:szCs w:val="19"/>
         </w:rPr>
-        <w:t xml:space="preserve">Figure 2. The model’s tool dialog, with the sample points, the IDW power and the semivariogram exposed.</w:t>
+        <w:t xml:space="preserve">Figure 2. The model’s tool dialog, with the outline and the number of points exposed.</w:t>
       </w:r>
     </w:p>
     <w:p>
@@ -2259,7 +2384,7 @@
           <w:sz w:val="19"/>
           <w:szCs w:val="19"/>
         </w:rPr>
-        <w:t xml:space="preserve">Rubric: your check values from Steps 3 to 7 (2 points), and the three RMSEs matching the check values (part of the 4 points for a working model). These come from the course’s Sample_Points_2500, not your own points.</w:t>
+        <w:t xml:space="preserve">Rubric: your check values from Steps 4 to 8 (2 points), and the model’s baseline volume matching the check value (part of the 4 points for a working model). Use the random seed of Step 0.</w:t>
       </w:r>
     </w:p>
     <w:p>
@@ -2289,10 +2414,10 @@
         </w:tblBorders>
       </w:tblPr>
       <w:tblGrid>
-        <w:gridCol w:w="3360"/>
-        <w:gridCol w:w="2000"/>
-        <w:gridCol w:w="2000"/>
-        <w:gridCol w:w="2000"/>
+        <w:gridCol w:w="2340"/>
+        <w:gridCol w:w="2340"/>
+        <w:gridCol w:w="2340"/>
+        <w:gridCol w:w="2340"/>
       </w:tblGrid>
       <w:tr>
         <w:trPr>
@@ -2301,7 +2426,7 @@
         </w:trPr>
         <w:tc>
           <w:tcPr>
-            <w:tcW w:type="dxa" w:w="3360"/>
+            <w:tcW w:type="dxa" w:w="2340"/>
             <w:shd w:fill="D9E2F3" w:color="auto" w:val="clear"/>
             <w:tcMar>
               <w:top w:type="dxa" w:w="90"/>
@@ -2319,13 +2444,13 @@
                 <w:sz w:val="19"/>
                 <w:szCs w:val="19"/>
               </w:rPr>
-              <w:t xml:space="preserve">Value</w:t>
-            </w:r>
-          </w:p>
-        </w:tc>
-        <w:tc>
-          <w:tcPr>
-            <w:tcW w:type="dxa" w:w="2000"/>
+              <w:t xml:space="preserve">Points kept after Erase</w:t>
+            </w:r>
+          </w:p>
+        </w:tc>
+        <w:tc>
+          <w:tcPr>
+            <w:tcW w:type="dxa" w:w="2340"/>
             <w:shd w:fill="D9E2F3" w:color="auto" w:val="clear"/>
             <w:tcMar>
               <w:top w:type="dxa" w:w="90"/>
@@ -2343,13 +2468,13 @@
                 <w:sz w:val="19"/>
                 <w:szCs w:val="19"/>
               </w:rPr>
-              <w:t xml:space="preserve">Thiessen</w:t>
-            </w:r>
-          </w:p>
-        </w:tc>
-        <w:tc>
-          <w:tcPr>
-            <w:tcW w:type="dxa" w:w="2000"/>
+              <w:t xml:space="preserve">Tallest cell (m)</w:t>
+            </w:r>
+          </w:p>
+        </w:tc>
+        <w:tc>
+          <w:tcPr>
+            <w:tcW w:type="dxa" w:w="2340"/>
             <w:shd w:fill="D9E2F3" w:color="auto" w:val="clear"/>
             <w:tcMar>
               <w:top w:type="dxa" w:w="90"/>
@@ -2367,13 +2492,13 @@
                 <w:sz w:val="19"/>
                 <w:szCs w:val="19"/>
               </w:rPr>
-              <w:t xml:space="preserve">IDW</w:t>
-            </w:r>
-          </w:p>
-        </w:tc>
-        <w:tc>
-          <w:tcPr>
-            <w:tcW w:type="dxa" w:w="2000"/>
+              <w:t xml:space="preserve">Mean height (m)</w:t>
+            </w:r>
+          </w:p>
+        </w:tc>
+        <w:tc>
+          <w:tcPr>
+            <w:tcW w:type="dxa" w:w="2340"/>
             <w:shd w:fill="D9E2F3" w:color="auto" w:val="clear"/>
             <w:tcMar>
               <w:top w:type="dxa" w:w="90"/>
@@ -2391,7 +2516,7 @@
                 <w:sz w:val="19"/>
                 <w:szCs w:val="19"/>
               </w:rPr>
-              <w:t xml:space="preserve">Kriging</w:t>
+              <w:t xml:space="preserve">Volume (km³)</w:t>
             </w:r>
           </w:p>
         </w:tc>
@@ -2402,85 +2527,347 @@
         </w:trPr>
         <w:tc>
           <w:tcPr>
-            <w:tcW w:type="dxa" w:w="3360"/>
-            <w:tcMar>
-              <w:top w:type="dxa" w:w="90"/>
-              <w:left w:type="dxa" w:w="120"/>
-              <w:bottom w:type="dxa" w:w="90"/>
-              <w:right w:type="dxa" w:w="120"/>
-            </w:tcMar>
-          </w:tcPr>
-          <w:p>
-            <w:r>
-              <w:rPr>
-                <w:color w:val="000000"/>
-                <w:sz w:val="19"/>
-                <w:szCs w:val="19"/>
-              </w:rPr>
-              <w:t xml:space="preserve">Surface minimum and maximum (m)</w:t>
-            </w:r>
-          </w:p>
-        </w:tc>
-        <w:tc>
-          <w:tcPr>
-            <w:tcW w:type="dxa" w:w="2000"/>
-            <w:tcMar>
-              <w:top w:type="dxa" w:w="90"/>
-              <w:left w:type="dxa" w:w="120"/>
-              <w:bottom w:type="dxa" w:w="90"/>
-              <w:right w:type="dxa" w:w="120"/>
-            </w:tcMar>
-          </w:tcPr>
-          <w:p>
-            <w:r>
-              <w:rPr>
-                <w:color w:val="767171"/>
-                <w:sz w:val="19"/>
-                <w:szCs w:val="19"/>
-              </w:rPr>
-              <w:t xml:space="preserve"> </w:t>
-            </w:r>
-          </w:p>
-        </w:tc>
-        <w:tc>
-          <w:tcPr>
-            <w:tcW w:type="dxa" w:w="2000"/>
-            <w:tcMar>
-              <w:top w:type="dxa" w:w="90"/>
-              <w:left w:type="dxa" w:w="120"/>
-              <w:bottom w:type="dxa" w:w="90"/>
-              <w:right w:type="dxa" w:w="120"/>
-            </w:tcMar>
-          </w:tcPr>
-          <w:p>
-            <w:r>
-              <w:rPr>
-                <w:color w:val="767171"/>
-                <w:sz w:val="19"/>
-                <w:szCs w:val="19"/>
-              </w:rPr>
-              <w:t xml:space="preserve"> </w:t>
-            </w:r>
-          </w:p>
-        </w:tc>
-        <w:tc>
-          <w:tcPr>
-            <w:tcW w:type="dxa" w:w="2000"/>
-            <w:tcMar>
-              <w:top w:type="dxa" w:w="90"/>
-              <w:left w:type="dxa" w:w="120"/>
-              <w:bottom w:type="dxa" w:w="90"/>
-              <w:right w:type="dxa" w:w="120"/>
-            </w:tcMar>
-          </w:tcPr>
-          <w:p>
-            <w:r>
-              <w:rPr>
-                <w:color w:val="767171"/>
-                <w:sz w:val="19"/>
-                <w:szCs w:val="19"/>
-              </w:rPr>
-              <w:t xml:space="preserve"> </w:t>
+            <w:tcW w:type="dxa" w:w="2340"/>
+            <w:tcMar>
+              <w:top w:type="dxa" w:w="90"/>
+              <w:left w:type="dxa" w:w="120"/>
+              <w:bottom w:type="dxa" w:w="90"/>
+              <w:right w:type="dxa" w:w="120"/>
+            </w:tcMar>
+          </w:tcPr>
+          <w:p>
+            <w:r>
+              <w:rPr>
+                <w:color w:val="767171"/>
+                <w:sz w:val="19"/>
+                <w:szCs w:val="19"/>
+              </w:rPr>
+              <w:t xml:space="preserve"> </w:t>
+            </w:r>
+          </w:p>
+        </w:tc>
+        <w:tc>
+          <w:tcPr>
+            <w:tcW w:type="dxa" w:w="2340"/>
+            <w:tcMar>
+              <w:top w:type="dxa" w:w="90"/>
+              <w:left w:type="dxa" w:w="120"/>
+              <w:bottom w:type="dxa" w:w="90"/>
+              <w:right w:type="dxa" w:w="120"/>
+            </w:tcMar>
+          </w:tcPr>
+          <w:p>
+            <w:r>
+              <w:rPr>
+                <w:color w:val="767171"/>
+                <w:sz w:val="19"/>
+                <w:szCs w:val="19"/>
+              </w:rPr>
+              <w:t xml:space="preserve"> </w:t>
+            </w:r>
+          </w:p>
+        </w:tc>
+        <w:tc>
+          <w:tcPr>
+            <w:tcW w:type="dxa" w:w="2340"/>
+            <w:tcMar>
+              <w:top w:type="dxa" w:w="90"/>
+              <w:left w:type="dxa" w:w="120"/>
+              <w:bottom w:type="dxa" w:w="90"/>
+              <w:right w:type="dxa" w:w="120"/>
+            </w:tcMar>
+          </w:tcPr>
+          <w:p>
+            <w:r>
+              <w:rPr>
+                <w:color w:val="767171"/>
+                <w:sz w:val="19"/>
+                <w:szCs w:val="19"/>
+              </w:rPr>
+              <w:t xml:space="preserve"> </w:t>
+            </w:r>
+          </w:p>
+        </w:tc>
+        <w:tc>
+          <w:tcPr>
+            <w:tcW w:type="dxa" w:w="2340"/>
+            <w:tcMar>
+              <w:top w:type="dxa" w:w="90"/>
+              <w:left w:type="dxa" w:w="120"/>
+              <w:bottom w:type="dxa" w:w="90"/>
+              <w:right w:type="dxa" w:w="120"/>
+            </w:tcMar>
+          </w:tcPr>
+          <w:p>
+            <w:r>
+              <w:rPr>
+                <w:color w:val="767171"/>
+                <w:sz w:val="19"/>
+                <w:szCs w:val="19"/>
+              </w:rPr>
+              <w:t xml:space="preserve"> </w:t>
+            </w:r>
+          </w:p>
+        </w:tc>
+      </w:tr>
+    </w:tbl>
+    <w:p>
+      <w:pPr>
+        <w:pStyle w:val="Caption"/>
+        <w:spacing w:after="240" w:before="100"/>
+      </w:pPr>
+      <w:r>
+        <w:rPr>
+          <w:b/>
+          <w:bCs/>
+          <w:color w:val="1F3864"/>
+          <w:sz w:val="19"/>
+          <w:szCs w:val="19"/>
+        </w:rPr>
+        <w:t xml:space="preserve">Table 3. Baseline check values (IDW, 1,000 points, seed 1, reference outline).</w:t>
+      </w:r>
+    </w:p>
+    <w:p>
+      <w:r>
+        <w:br w:type="page"/>
+      </w:r>
+    </w:p>
+    <w:p>
+      <w:pPr>
+        <w:pStyle w:val="Heading1"/>
+        <w:spacing w:after="80" w:before="280"/>
+      </w:pPr>
+      <w:r>
+        <w:rPr>
+          <w:b/>
+          <w:bCs/>
+          <w:color w:val="1F3864"/>
+          <w:sz w:val="28"/>
+          <w:szCs w:val="28"/>
+        </w:rPr>
+        <w:t xml:space="preserve">5.  Testing the Assumptions</w:t>
+      </w:r>
+    </w:p>
+    <w:p>
+      <w:pPr>
+        <w:spacing w:after="160" w:before="60"/>
+      </w:pPr>
+      <w:r>
+        <w:rPr>
+          <w:i/>
+          <w:iCs/>
+          <w:color w:val="767171"/>
+          <w:sz w:val="19"/>
+          <w:szCs w:val="19"/>
+        </w:rPr>
+        <w:t xml:space="preserve">Rubric: one table with the baseline and the four Step 9 runs, with the points kept, the outline area, the volume, the tallest cell and the cells below the plain (4 points). Step 9 says where to read each value.</w:t>
+      </w:r>
+    </w:p>
+    <w:p>
+      <w:pPr>
+        <w:spacing w:after="260" w:before="0"/>
+      </w:pPr>
+      <w:r>
+        <w:rPr>
+          <w:i/>
+          <w:iCs/>
+          <w:color w:val="767171"/>
+          <w:highlight w:val="yellow"/>
+        </w:rPr>
+        <w:t xml:space="preserve">[Add your content here.]</w:t>
+      </w:r>
+    </w:p>
+    <w:tbl>
+      <w:tblPr>
+        <w:tblW w:type="dxa" w:w="9360"/>
+        <w:tblBorders>
+          <w:top w:val="single" w:color="auto" w:sz="4"/>
+          <w:left w:val="single" w:color="auto" w:sz="4"/>
+          <w:bottom w:val="single" w:color="auto" w:sz="4"/>
+          <w:right w:val="single" w:color="auto" w:sz="4"/>
+          <w:insideH w:val="single" w:color="auto" w:sz="4"/>
+          <w:insideV w:val="single" w:color="auto" w:sz="4"/>
+        </w:tblBorders>
+      </w:tblPr>
+      <w:tblGrid>
+        <w:gridCol w:w="1250"/>
+        <w:gridCol w:w="1600"/>
+        <w:gridCol w:w="1100"/>
+        <w:gridCol w:w="1350"/>
+        <w:gridCol w:w="1250"/>
+        <w:gridCol w:w="1300"/>
+        <w:gridCol w:w="1510"/>
+      </w:tblGrid>
+      <w:tr>
+        <w:trPr>
+          <w:cantSplit/>
+          <w:tblHeader/>
+        </w:trPr>
+        <w:tc>
+          <w:tcPr>
+            <w:tcW w:type="dxa" w:w="1250"/>
+            <w:shd w:fill="D9E2F3" w:color="auto" w:val="clear"/>
+            <w:tcMar>
+              <w:top w:type="dxa" w:w="90"/>
+              <w:left w:type="dxa" w:w="120"/>
+              <w:bottom w:type="dxa" w:w="90"/>
+              <w:right w:type="dxa" w:w="120"/>
+            </w:tcMar>
+          </w:tcPr>
+          <w:p>
+            <w:r>
+              <w:rPr>
+                <w:b/>
+                <w:bCs/>
+                <w:color w:val="1F3864"/>
+                <w:sz w:val="19"/>
+                <w:szCs w:val="19"/>
+              </w:rPr>
+              <w:t xml:space="preserve">Run</w:t>
+            </w:r>
+          </w:p>
+        </w:tc>
+        <w:tc>
+          <w:tcPr>
+            <w:tcW w:type="dxa" w:w="1600"/>
+            <w:shd w:fill="D9E2F3" w:color="auto" w:val="clear"/>
+            <w:tcMar>
+              <w:top w:type="dxa" w:w="90"/>
+              <w:left w:type="dxa" w:w="120"/>
+              <w:bottom w:type="dxa" w:w="90"/>
+              <w:right w:type="dxa" w:w="120"/>
+            </w:tcMar>
+          </w:tcPr>
+          <w:p>
+            <w:r>
+              <w:rPr>
+                <w:b/>
+                <w:bCs/>
+                <w:color w:val="1F3864"/>
+                <w:sz w:val="19"/>
+                <w:szCs w:val="19"/>
+              </w:rPr>
+              <w:t xml:space="preserve">What changed</w:t>
+            </w:r>
+          </w:p>
+        </w:tc>
+        <w:tc>
+          <w:tcPr>
+            <w:tcW w:type="dxa" w:w="1100"/>
+            <w:shd w:fill="D9E2F3" w:color="auto" w:val="clear"/>
+            <w:tcMar>
+              <w:top w:type="dxa" w:w="90"/>
+              <w:left w:type="dxa" w:w="120"/>
+              <w:bottom w:type="dxa" w:w="90"/>
+              <w:right w:type="dxa" w:w="120"/>
+            </w:tcMar>
+          </w:tcPr>
+          <w:p>
+            <w:r>
+              <w:rPr>
+                <w:b/>
+                <w:bCs/>
+                <w:color w:val="1F3864"/>
+                <w:sz w:val="19"/>
+                <w:szCs w:val="19"/>
+              </w:rPr>
+              <w:t xml:space="preserve">Points kept</w:t>
+            </w:r>
+          </w:p>
+        </w:tc>
+        <w:tc>
+          <w:tcPr>
+            <w:tcW w:type="dxa" w:w="1350"/>
+            <w:shd w:fill="D9E2F3" w:color="auto" w:val="clear"/>
+            <w:tcMar>
+              <w:top w:type="dxa" w:w="90"/>
+              <w:left w:type="dxa" w:w="120"/>
+              <w:bottom w:type="dxa" w:w="90"/>
+              <w:right w:type="dxa" w:w="120"/>
+            </w:tcMar>
+          </w:tcPr>
+          <w:p>
+            <w:r>
+              <w:rPr>
+                <w:b/>
+                <w:bCs/>
+                <w:color w:val="1F3864"/>
+                <w:sz w:val="19"/>
+                <w:szCs w:val="19"/>
+              </w:rPr>
+              <w:t xml:space="preserve">Outline area (km²)</w:t>
+            </w:r>
+          </w:p>
+        </w:tc>
+        <w:tc>
+          <w:tcPr>
+            <w:tcW w:type="dxa" w:w="1250"/>
+            <w:shd w:fill="D9E2F3" w:color="auto" w:val="clear"/>
+            <w:tcMar>
+              <w:top w:type="dxa" w:w="90"/>
+              <w:left w:type="dxa" w:w="120"/>
+              <w:bottom w:type="dxa" w:w="90"/>
+              <w:right w:type="dxa" w:w="120"/>
+            </w:tcMar>
+          </w:tcPr>
+          <w:p>
+            <w:r>
+              <w:rPr>
+                <w:b/>
+                <w:bCs/>
+                <w:color w:val="1F3864"/>
+                <w:sz w:val="19"/>
+                <w:szCs w:val="19"/>
+              </w:rPr>
+              <w:t xml:space="preserve">Volume (km³)</w:t>
+            </w:r>
+          </w:p>
+        </w:tc>
+        <w:tc>
+          <w:tcPr>
+            <w:tcW w:type="dxa" w:w="1300"/>
+            <w:shd w:fill="D9E2F3" w:color="auto" w:val="clear"/>
+            <w:tcMar>
+              <w:top w:type="dxa" w:w="90"/>
+              <w:left w:type="dxa" w:w="120"/>
+              <w:bottom w:type="dxa" w:w="90"/>
+              <w:right w:type="dxa" w:w="120"/>
+            </w:tcMar>
+          </w:tcPr>
+          <w:p>
+            <w:r>
+              <w:rPr>
+                <w:b/>
+                <w:bCs/>
+                <w:color w:val="1F3864"/>
+                <w:sz w:val="19"/>
+                <w:szCs w:val="19"/>
+              </w:rPr>
+              <w:t xml:space="preserve">Tallest cell (m)</w:t>
+            </w:r>
+          </w:p>
+        </w:tc>
+        <w:tc>
+          <w:tcPr>
+            <w:tcW w:type="dxa" w:w="1510"/>
+            <w:shd w:fill="D9E2F3" w:color="auto" w:val="clear"/>
+            <w:tcMar>
+              <w:top w:type="dxa" w:w="90"/>
+              <w:left w:type="dxa" w:w="120"/>
+              <w:bottom w:type="dxa" w:w="90"/>
+              <w:right w:type="dxa" w:w="120"/>
+            </w:tcMar>
+          </w:tcPr>
+          <w:p>
+            <w:r>
+              <w:rPr>
+                <w:b/>
+                <w:bCs/>
+                <w:color w:val="1F3864"/>
+                <w:sz w:val="19"/>
+                <w:szCs w:val="19"/>
+              </w:rPr>
+              <w:t xml:space="preserve">Cells below the plain</w:t>
             </w:r>
           </w:p>
         </w:tc>
@@ -2491,8 +2878,7 @@
         </w:trPr>
         <w:tc>
           <w:tcPr>
-            <w:tcW w:type="dxa" w:w="3360"/>
-            <w:shd w:fill="F2F2F2" w:color="auto" w:val="clear"/>
+            <w:tcW w:type="dxa" w:w="1250"/>
             <w:tcMar>
               <w:top w:type="dxa" w:w="90"/>
               <w:left w:type="dxa" w:w="120"/>
@@ -2507,58 +2893,118 @@
                 <w:sz w:val="19"/>
                 <w:szCs w:val="19"/>
               </w:rPr>
-              <w:t xml:space="preserve">Error minimum and maximum (m)</w:t>
-            </w:r>
-          </w:p>
-        </w:tc>
-        <w:tc>
-          <w:tcPr>
-            <w:tcW w:type="dxa" w:w="2000"/>
-            <w:shd w:fill="F2F2F2" w:color="auto" w:val="clear"/>
-            <w:tcMar>
-              <w:top w:type="dxa" w:w="90"/>
-              <w:left w:type="dxa" w:w="120"/>
-              <w:bottom w:type="dxa" w:w="90"/>
-              <w:right w:type="dxa" w:w="120"/>
-            </w:tcMar>
-          </w:tcPr>
-          <w:p>
-            <w:r>
-              <w:rPr>
-                <w:color w:val="767171"/>
-                <w:sz w:val="19"/>
-                <w:szCs w:val="19"/>
-              </w:rPr>
-              <w:t xml:space="preserve"> </w:t>
-            </w:r>
-          </w:p>
-        </w:tc>
-        <w:tc>
-          <w:tcPr>
-            <w:tcW w:type="dxa" w:w="2000"/>
-            <w:shd w:fill="F2F2F2" w:color="auto" w:val="clear"/>
-            <w:tcMar>
-              <w:top w:type="dxa" w:w="90"/>
-              <w:left w:type="dxa" w:w="120"/>
-              <w:bottom w:type="dxa" w:w="90"/>
-              <w:right w:type="dxa" w:w="120"/>
-            </w:tcMar>
-          </w:tcPr>
-          <w:p>
-            <w:r>
-              <w:rPr>
-                <w:color w:val="767171"/>
-                <w:sz w:val="19"/>
-                <w:szCs w:val="19"/>
-              </w:rPr>
-              <w:t xml:space="preserve"> </w:t>
-            </w:r>
-          </w:p>
-        </w:tc>
-        <w:tc>
-          <w:tcPr>
-            <w:tcW w:type="dxa" w:w="2000"/>
-            <w:shd w:fill="F2F2F2" w:color="auto" w:val="clear"/>
+              <w:t xml:space="preserve">Baseline</w:t>
+            </w:r>
+          </w:p>
+        </w:tc>
+        <w:tc>
+          <w:tcPr>
+            <w:tcW w:type="dxa" w:w="1600"/>
+            <w:tcMar>
+              <w:top w:type="dxa" w:w="90"/>
+              <w:left w:type="dxa" w:w="120"/>
+              <w:bottom w:type="dxa" w:w="90"/>
+              <w:right w:type="dxa" w:w="120"/>
+            </w:tcMar>
+          </w:tcPr>
+          <w:p>
+            <w:r>
+              <w:rPr>
+                <w:color w:val="000000"/>
+                <w:sz w:val="19"/>
+                <w:szCs w:val="19"/>
+              </w:rPr>
+              <w:t xml:space="preserve">Nothing</w:t>
+            </w:r>
+          </w:p>
+        </w:tc>
+        <w:tc>
+          <w:tcPr>
+            <w:tcW w:type="dxa" w:w="1100"/>
+            <w:tcMar>
+              <w:top w:type="dxa" w:w="90"/>
+              <w:left w:type="dxa" w:w="120"/>
+              <w:bottom w:type="dxa" w:w="90"/>
+              <w:right w:type="dxa" w:w="120"/>
+            </w:tcMar>
+          </w:tcPr>
+          <w:p>
+            <w:r>
+              <w:rPr>
+                <w:color w:val="767171"/>
+                <w:sz w:val="19"/>
+                <w:szCs w:val="19"/>
+              </w:rPr>
+              <w:t xml:space="preserve"> </w:t>
+            </w:r>
+          </w:p>
+        </w:tc>
+        <w:tc>
+          <w:tcPr>
+            <w:tcW w:type="dxa" w:w="1350"/>
+            <w:tcMar>
+              <w:top w:type="dxa" w:w="90"/>
+              <w:left w:type="dxa" w:w="120"/>
+              <w:bottom w:type="dxa" w:w="90"/>
+              <w:right w:type="dxa" w:w="120"/>
+            </w:tcMar>
+          </w:tcPr>
+          <w:p>
+            <w:r>
+              <w:rPr>
+                <w:color w:val="767171"/>
+                <w:sz w:val="19"/>
+                <w:szCs w:val="19"/>
+              </w:rPr>
+              <w:t xml:space="preserve"> </w:t>
+            </w:r>
+          </w:p>
+        </w:tc>
+        <w:tc>
+          <w:tcPr>
+            <w:tcW w:type="dxa" w:w="1250"/>
+            <w:tcMar>
+              <w:top w:type="dxa" w:w="90"/>
+              <w:left w:type="dxa" w:w="120"/>
+              <w:bottom w:type="dxa" w:w="90"/>
+              <w:right w:type="dxa" w:w="120"/>
+            </w:tcMar>
+          </w:tcPr>
+          <w:p>
+            <w:r>
+              <w:rPr>
+                <w:color w:val="767171"/>
+                <w:sz w:val="19"/>
+                <w:szCs w:val="19"/>
+              </w:rPr>
+              <w:t xml:space="preserve"> </w:t>
+            </w:r>
+          </w:p>
+        </w:tc>
+        <w:tc>
+          <w:tcPr>
+            <w:tcW w:type="dxa" w:w="1300"/>
+            <w:tcMar>
+              <w:top w:type="dxa" w:w="90"/>
+              <w:left w:type="dxa" w:w="120"/>
+              <w:bottom w:type="dxa" w:w="90"/>
+              <w:right w:type="dxa" w:w="120"/>
+            </w:tcMar>
+          </w:tcPr>
+          <w:p>
+            <w:r>
+              <w:rPr>
+                <w:color w:val="767171"/>
+                <w:sz w:val="19"/>
+                <w:szCs w:val="19"/>
+              </w:rPr>
+              <w:t xml:space="preserve"> </w:t>
+            </w:r>
+          </w:p>
+        </w:tc>
+        <w:tc>
+          <w:tcPr>
+            <w:tcW w:type="dxa" w:w="1510"/>
             <w:tcMar>
               <w:top w:type="dxa" w:w="90"/>
               <w:left w:type="dxa" w:w="120"/>
@@ -2584,7 +3030,8 @@
         </w:trPr>
         <w:tc>
           <w:tcPr>
-            <w:tcW w:type="dxa" w:w="3360"/>
+            <w:tcW w:type="dxa" w:w="1250"/>
+            <w:shd w:fill="F2F2F2" w:color="auto" w:val="clear"/>
             <w:tcMar>
               <w:top w:type="dxa" w:w="90"/>
               <w:left w:type="dxa" w:w="120"/>
@@ -2599,55 +3046,124 @@
                 <w:sz w:val="19"/>
                 <w:szCs w:val="19"/>
               </w:rPr>
-              <w:t xml:space="preserve">Mean error (m)</w:t>
-            </w:r>
-          </w:p>
-        </w:tc>
-        <w:tc>
-          <w:tcPr>
-            <w:tcW w:type="dxa" w:w="2000"/>
-            <w:tcMar>
-              <w:top w:type="dxa" w:w="90"/>
-              <w:left w:type="dxa" w:w="120"/>
-              <w:bottom w:type="dxa" w:w="90"/>
-              <w:right w:type="dxa" w:w="120"/>
-            </w:tcMar>
-          </w:tcPr>
-          <w:p>
-            <w:r>
-              <w:rPr>
-                <w:color w:val="767171"/>
-                <w:sz w:val="19"/>
-                <w:szCs w:val="19"/>
-              </w:rPr>
-              <w:t xml:space="preserve"> </w:t>
-            </w:r>
-          </w:p>
-        </w:tc>
-        <w:tc>
-          <w:tcPr>
-            <w:tcW w:type="dxa" w:w="2000"/>
-            <w:tcMar>
-              <w:top w:type="dxa" w:w="90"/>
-              <w:left w:type="dxa" w:w="120"/>
-              <w:bottom w:type="dxa" w:w="90"/>
-              <w:right w:type="dxa" w:w="120"/>
-            </w:tcMar>
-          </w:tcPr>
-          <w:p>
-            <w:r>
-              <w:rPr>
-                <w:color w:val="767171"/>
-                <w:sz w:val="19"/>
-                <w:szCs w:val="19"/>
-              </w:rPr>
-              <w:t xml:space="preserve"> </w:t>
-            </w:r>
-          </w:p>
-        </w:tc>
-        <w:tc>
-          <w:tcPr>
-            <w:tcW w:type="dxa" w:w="2000"/>
+              <w:t xml:space="preserve">250 points</w:t>
+            </w:r>
+          </w:p>
+        </w:tc>
+        <w:tc>
+          <w:tcPr>
+            <w:tcW w:type="dxa" w:w="1600"/>
+            <w:shd w:fill="F2F2F2" w:color="auto" w:val="clear"/>
+            <w:tcMar>
+              <w:top w:type="dxa" w:w="90"/>
+              <w:left w:type="dxa" w:w="120"/>
+              <w:bottom w:type="dxa" w:w="90"/>
+              <w:right w:type="dxa" w:w="120"/>
+            </w:tcMar>
+          </w:tcPr>
+          <w:p>
+            <w:r>
+              <w:rPr>
+                <w:color w:val="767171"/>
+                <w:sz w:val="19"/>
+                <w:szCs w:val="19"/>
+              </w:rPr>
+              <w:t xml:space="preserve"> </w:t>
+            </w:r>
+          </w:p>
+        </w:tc>
+        <w:tc>
+          <w:tcPr>
+            <w:tcW w:type="dxa" w:w="1100"/>
+            <w:shd w:fill="F2F2F2" w:color="auto" w:val="clear"/>
+            <w:tcMar>
+              <w:top w:type="dxa" w:w="90"/>
+              <w:left w:type="dxa" w:w="120"/>
+              <w:bottom w:type="dxa" w:w="90"/>
+              <w:right w:type="dxa" w:w="120"/>
+            </w:tcMar>
+          </w:tcPr>
+          <w:p>
+            <w:r>
+              <w:rPr>
+                <w:color w:val="767171"/>
+                <w:sz w:val="19"/>
+                <w:szCs w:val="19"/>
+              </w:rPr>
+              <w:t xml:space="preserve"> </w:t>
+            </w:r>
+          </w:p>
+        </w:tc>
+        <w:tc>
+          <w:tcPr>
+            <w:tcW w:type="dxa" w:w="1350"/>
+            <w:shd w:fill="F2F2F2" w:color="auto" w:val="clear"/>
+            <w:tcMar>
+              <w:top w:type="dxa" w:w="90"/>
+              <w:left w:type="dxa" w:w="120"/>
+              <w:bottom w:type="dxa" w:w="90"/>
+              <w:right w:type="dxa" w:w="120"/>
+            </w:tcMar>
+          </w:tcPr>
+          <w:p>
+            <w:r>
+              <w:rPr>
+                <w:color w:val="767171"/>
+                <w:sz w:val="19"/>
+                <w:szCs w:val="19"/>
+              </w:rPr>
+              <w:t xml:space="preserve"> </w:t>
+            </w:r>
+          </w:p>
+        </w:tc>
+        <w:tc>
+          <w:tcPr>
+            <w:tcW w:type="dxa" w:w="1250"/>
+            <w:shd w:fill="F2F2F2" w:color="auto" w:val="clear"/>
+            <w:tcMar>
+              <w:top w:type="dxa" w:w="90"/>
+              <w:left w:type="dxa" w:w="120"/>
+              <w:bottom w:type="dxa" w:w="90"/>
+              <w:right w:type="dxa" w:w="120"/>
+            </w:tcMar>
+          </w:tcPr>
+          <w:p>
+            <w:r>
+              <w:rPr>
+                <w:color w:val="767171"/>
+                <w:sz w:val="19"/>
+                <w:szCs w:val="19"/>
+              </w:rPr>
+              <w:t xml:space="preserve"> </w:t>
+            </w:r>
+          </w:p>
+        </w:tc>
+        <w:tc>
+          <w:tcPr>
+            <w:tcW w:type="dxa" w:w="1300"/>
+            <w:shd w:fill="F2F2F2" w:color="auto" w:val="clear"/>
+            <w:tcMar>
+              <w:top w:type="dxa" w:w="90"/>
+              <w:left w:type="dxa" w:w="120"/>
+              <w:bottom w:type="dxa" w:w="90"/>
+              <w:right w:type="dxa" w:w="120"/>
+            </w:tcMar>
+          </w:tcPr>
+          <w:p>
+            <w:r>
+              <w:rPr>
+                <w:color w:val="767171"/>
+                <w:sz w:val="19"/>
+                <w:szCs w:val="19"/>
+              </w:rPr>
+              <w:t xml:space="preserve"> </w:t>
+            </w:r>
+          </w:p>
+        </w:tc>
+        <w:tc>
+          <w:tcPr>
+            <w:tcW w:type="dxa" w:w="1510"/>
+            <w:shd w:fill="F2F2F2" w:color="auto" w:val="clear"/>
             <w:tcMar>
               <w:top w:type="dxa" w:w="90"/>
               <w:left w:type="dxa" w:w="120"/>
@@ -2673,8 +3189,7 @@
         </w:trPr>
         <w:tc>
           <w:tcPr>
-            <w:tcW w:type="dxa" w:w="3360"/>
-            <w:shd w:fill="F2F2F2" w:color="auto" w:val="clear"/>
+            <w:tcW w:type="dxa" w:w="1250"/>
             <w:tcMar>
               <w:top w:type="dxa" w:w="90"/>
               <w:left w:type="dxa" w:w="120"/>
@@ -2689,58 +3204,118 @@
                 <w:sz w:val="19"/>
                 <w:szCs w:val="19"/>
               </w:rPr>
-              <w:t xml:space="preserve">Mean of squared error (m²)</w:t>
-            </w:r>
-          </w:p>
-        </w:tc>
-        <w:tc>
-          <w:tcPr>
-            <w:tcW w:type="dxa" w:w="2000"/>
-            <w:shd w:fill="F2F2F2" w:color="auto" w:val="clear"/>
-            <w:tcMar>
-              <w:top w:type="dxa" w:w="90"/>
-              <w:left w:type="dxa" w:w="120"/>
-              <w:bottom w:type="dxa" w:w="90"/>
-              <w:right w:type="dxa" w:w="120"/>
-            </w:tcMar>
-          </w:tcPr>
-          <w:p>
-            <w:r>
-              <w:rPr>
-                <w:color w:val="767171"/>
-                <w:sz w:val="19"/>
-                <w:szCs w:val="19"/>
-              </w:rPr>
-              <w:t xml:space="preserve"> </w:t>
-            </w:r>
-          </w:p>
-        </w:tc>
-        <w:tc>
-          <w:tcPr>
-            <w:tcW w:type="dxa" w:w="2000"/>
-            <w:shd w:fill="F2F2F2" w:color="auto" w:val="clear"/>
-            <w:tcMar>
-              <w:top w:type="dxa" w:w="90"/>
-              <w:left w:type="dxa" w:w="120"/>
-              <w:bottom w:type="dxa" w:w="90"/>
-              <w:right w:type="dxa" w:w="120"/>
-            </w:tcMar>
-          </w:tcPr>
-          <w:p>
-            <w:r>
-              <w:rPr>
-                <w:color w:val="767171"/>
-                <w:sz w:val="19"/>
-                <w:szCs w:val="19"/>
-              </w:rPr>
-              <w:t xml:space="preserve"> </w:t>
-            </w:r>
-          </w:p>
-        </w:tc>
-        <w:tc>
-          <w:tcPr>
-            <w:tcW w:type="dxa" w:w="2000"/>
-            <w:shd w:fill="F2F2F2" w:color="auto" w:val="clear"/>
+              <w:t xml:space="preserve">4,000 points</w:t>
+            </w:r>
+          </w:p>
+        </w:tc>
+        <w:tc>
+          <w:tcPr>
+            <w:tcW w:type="dxa" w:w="1600"/>
+            <w:tcMar>
+              <w:top w:type="dxa" w:w="90"/>
+              <w:left w:type="dxa" w:w="120"/>
+              <w:bottom w:type="dxa" w:w="90"/>
+              <w:right w:type="dxa" w:w="120"/>
+            </w:tcMar>
+          </w:tcPr>
+          <w:p>
+            <w:r>
+              <w:rPr>
+                <w:color w:val="767171"/>
+                <w:sz w:val="19"/>
+                <w:szCs w:val="19"/>
+              </w:rPr>
+              <w:t xml:space="preserve"> </w:t>
+            </w:r>
+          </w:p>
+        </w:tc>
+        <w:tc>
+          <w:tcPr>
+            <w:tcW w:type="dxa" w:w="1100"/>
+            <w:tcMar>
+              <w:top w:type="dxa" w:w="90"/>
+              <w:left w:type="dxa" w:w="120"/>
+              <w:bottom w:type="dxa" w:w="90"/>
+              <w:right w:type="dxa" w:w="120"/>
+            </w:tcMar>
+          </w:tcPr>
+          <w:p>
+            <w:r>
+              <w:rPr>
+                <w:color w:val="767171"/>
+                <w:sz w:val="19"/>
+                <w:szCs w:val="19"/>
+              </w:rPr>
+              <w:t xml:space="preserve"> </w:t>
+            </w:r>
+          </w:p>
+        </w:tc>
+        <w:tc>
+          <w:tcPr>
+            <w:tcW w:type="dxa" w:w="1350"/>
+            <w:tcMar>
+              <w:top w:type="dxa" w:w="90"/>
+              <w:left w:type="dxa" w:w="120"/>
+              <w:bottom w:type="dxa" w:w="90"/>
+              <w:right w:type="dxa" w:w="120"/>
+            </w:tcMar>
+          </w:tcPr>
+          <w:p>
+            <w:r>
+              <w:rPr>
+                <w:color w:val="767171"/>
+                <w:sz w:val="19"/>
+                <w:szCs w:val="19"/>
+              </w:rPr>
+              <w:t xml:space="preserve"> </w:t>
+            </w:r>
+          </w:p>
+        </w:tc>
+        <w:tc>
+          <w:tcPr>
+            <w:tcW w:type="dxa" w:w="1250"/>
+            <w:tcMar>
+              <w:top w:type="dxa" w:w="90"/>
+              <w:left w:type="dxa" w:w="120"/>
+              <w:bottom w:type="dxa" w:w="90"/>
+              <w:right w:type="dxa" w:w="120"/>
+            </w:tcMar>
+          </w:tcPr>
+          <w:p>
+            <w:r>
+              <w:rPr>
+                <w:color w:val="767171"/>
+                <w:sz w:val="19"/>
+                <w:szCs w:val="19"/>
+              </w:rPr>
+              <w:t xml:space="preserve"> </w:t>
+            </w:r>
+          </w:p>
+        </w:tc>
+        <w:tc>
+          <w:tcPr>
+            <w:tcW w:type="dxa" w:w="1300"/>
+            <w:tcMar>
+              <w:top w:type="dxa" w:w="90"/>
+              <w:left w:type="dxa" w:w="120"/>
+              <w:bottom w:type="dxa" w:w="90"/>
+              <w:right w:type="dxa" w:w="120"/>
+            </w:tcMar>
+          </w:tcPr>
+          <w:p>
+            <w:r>
+              <w:rPr>
+                <w:color w:val="767171"/>
+                <w:sz w:val="19"/>
+                <w:szCs w:val="19"/>
+              </w:rPr>
+              <w:t xml:space="preserve"> </w:t>
+            </w:r>
+          </w:p>
+        </w:tc>
+        <w:tc>
+          <w:tcPr>
+            <w:tcW w:type="dxa" w:w="1510"/>
             <w:tcMar>
               <w:top w:type="dxa" w:w="90"/>
               <w:left w:type="dxa" w:w="120"/>
@@ -2766,7 +3341,8 @@
         </w:trPr>
         <w:tc>
           <w:tcPr>
-            <w:tcW w:type="dxa" w:w="3360"/>
+            <w:tcW w:type="dxa" w:w="1250"/>
+            <w:shd w:fill="F2F2F2" w:color="auto" w:val="clear"/>
             <w:tcMar>
               <w:top w:type="dxa" w:w="90"/>
               <w:left w:type="dxa" w:w="120"/>
@@ -2781,55 +3357,276 @@
                 <w:sz w:val="19"/>
                 <w:szCs w:val="19"/>
               </w:rPr>
-              <w:t xml:space="preserve">RMSE (m)</w:t>
-            </w:r>
-          </w:p>
-        </w:tc>
-        <w:tc>
-          <w:tcPr>
-            <w:tcW w:type="dxa" w:w="2000"/>
-            <w:tcMar>
-              <w:top w:type="dxa" w:w="90"/>
-              <w:left w:type="dxa" w:w="120"/>
-              <w:bottom w:type="dxa" w:w="90"/>
-              <w:right w:type="dxa" w:w="120"/>
-            </w:tcMar>
-          </w:tcPr>
-          <w:p>
-            <w:r>
-              <w:rPr>
-                <w:color w:val="767171"/>
-                <w:sz w:val="19"/>
-                <w:szCs w:val="19"/>
-              </w:rPr>
-              <w:t xml:space="preserve"> </w:t>
-            </w:r>
-          </w:p>
-        </w:tc>
-        <w:tc>
-          <w:tcPr>
-            <w:tcW w:type="dxa" w:w="2000"/>
-            <w:tcMar>
-              <w:top w:type="dxa" w:w="90"/>
-              <w:left w:type="dxa" w:w="120"/>
-              <w:bottom w:type="dxa" w:w="90"/>
-              <w:right w:type="dxa" w:w="120"/>
-            </w:tcMar>
-          </w:tcPr>
-          <w:p>
-            <w:r>
-              <w:rPr>
-                <w:color w:val="767171"/>
-                <w:sz w:val="19"/>
-                <w:szCs w:val="19"/>
-              </w:rPr>
-              <w:t xml:space="preserve"> </w:t>
-            </w:r>
-          </w:p>
-        </w:tc>
-        <w:tc>
-          <w:tcPr>
-            <w:tcW w:type="dxa" w:w="2000"/>
+              <w:t xml:space="preserve">Your own outline</w:t>
+            </w:r>
+          </w:p>
+        </w:tc>
+        <w:tc>
+          <w:tcPr>
+            <w:tcW w:type="dxa" w:w="1600"/>
+            <w:shd w:fill="F2F2F2" w:color="auto" w:val="clear"/>
+            <w:tcMar>
+              <w:top w:type="dxa" w:w="90"/>
+              <w:left w:type="dxa" w:w="120"/>
+              <w:bottom w:type="dxa" w:w="90"/>
+              <w:right w:type="dxa" w:w="120"/>
+            </w:tcMar>
+          </w:tcPr>
+          <w:p>
+            <w:r>
+              <w:rPr>
+                <w:color w:val="767171"/>
+                <w:sz w:val="19"/>
+                <w:szCs w:val="19"/>
+              </w:rPr>
+              <w:t xml:space="preserve"> </w:t>
+            </w:r>
+          </w:p>
+        </w:tc>
+        <w:tc>
+          <w:tcPr>
+            <w:tcW w:type="dxa" w:w="1100"/>
+            <w:shd w:fill="F2F2F2" w:color="auto" w:val="clear"/>
+            <w:tcMar>
+              <w:top w:type="dxa" w:w="90"/>
+              <w:left w:type="dxa" w:w="120"/>
+              <w:bottom w:type="dxa" w:w="90"/>
+              <w:right w:type="dxa" w:w="120"/>
+            </w:tcMar>
+          </w:tcPr>
+          <w:p>
+            <w:r>
+              <w:rPr>
+                <w:color w:val="767171"/>
+                <w:sz w:val="19"/>
+                <w:szCs w:val="19"/>
+              </w:rPr>
+              <w:t xml:space="preserve"> </w:t>
+            </w:r>
+          </w:p>
+        </w:tc>
+        <w:tc>
+          <w:tcPr>
+            <w:tcW w:type="dxa" w:w="1350"/>
+            <w:shd w:fill="F2F2F2" w:color="auto" w:val="clear"/>
+            <w:tcMar>
+              <w:top w:type="dxa" w:w="90"/>
+              <w:left w:type="dxa" w:w="120"/>
+              <w:bottom w:type="dxa" w:w="90"/>
+              <w:right w:type="dxa" w:w="120"/>
+            </w:tcMar>
+          </w:tcPr>
+          <w:p>
+            <w:r>
+              <w:rPr>
+                <w:color w:val="767171"/>
+                <w:sz w:val="19"/>
+                <w:szCs w:val="19"/>
+              </w:rPr>
+              <w:t xml:space="preserve"> </w:t>
+            </w:r>
+          </w:p>
+        </w:tc>
+        <w:tc>
+          <w:tcPr>
+            <w:tcW w:type="dxa" w:w="1250"/>
+            <w:shd w:fill="F2F2F2" w:color="auto" w:val="clear"/>
+            <w:tcMar>
+              <w:top w:type="dxa" w:w="90"/>
+              <w:left w:type="dxa" w:w="120"/>
+              <w:bottom w:type="dxa" w:w="90"/>
+              <w:right w:type="dxa" w:w="120"/>
+            </w:tcMar>
+          </w:tcPr>
+          <w:p>
+            <w:r>
+              <w:rPr>
+                <w:color w:val="767171"/>
+                <w:sz w:val="19"/>
+                <w:szCs w:val="19"/>
+              </w:rPr>
+              <w:t xml:space="preserve"> </w:t>
+            </w:r>
+          </w:p>
+        </w:tc>
+        <w:tc>
+          <w:tcPr>
+            <w:tcW w:type="dxa" w:w="1300"/>
+            <w:shd w:fill="F2F2F2" w:color="auto" w:val="clear"/>
+            <w:tcMar>
+              <w:top w:type="dxa" w:w="90"/>
+              <w:left w:type="dxa" w:w="120"/>
+              <w:bottom w:type="dxa" w:w="90"/>
+              <w:right w:type="dxa" w:w="120"/>
+            </w:tcMar>
+          </w:tcPr>
+          <w:p>
+            <w:r>
+              <w:rPr>
+                <w:color w:val="767171"/>
+                <w:sz w:val="19"/>
+                <w:szCs w:val="19"/>
+              </w:rPr>
+              <w:t xml:space="preserve"> </w:t>
+            </w:r>
+          </w:p>
+        </w:tc>
+        <w:tc>
+          <w:tcPr>
+            <w:tcW w:type="dxa" w:w="1510"/>
+            <w:shd w:fill="F2F2F2" w:color="auto" w:val="clear"/>
+            <w:tcMar>
+              <w:top w:type="dxa" w:w="90"/>
+              <w:left w:type="dxa" w:w="120"/>
+              <w:bottom w:type="dxa" w:w="90"/>
+              <w:right w:type="dxa" w:w="120"/>
+            </w:tcMar>
+          </w:tcPr>
+          <w:p>
+            <w:r>
+              <w:rPr>
+                <w:color w:val="767171"/>
+                <w:sz w:val="19"/>
+                <w:szCs w:val="19"/>
+              </w:rPr>
+              <w:t xml:space="preserve"> </w:t>
+            </w:r>
+          </w:p>
+        </w:tc>
+      </w:tr>
+      <w:tr>
+        <w:trPr>
+          <w:cantSplit/>
+        </w:trPr>
+        <w:tc>
+          <w:tcPr>
+            <w:tcW w:type="dxa" w:w="1250"/>
+            <w:tcMar>
+              <w:top w:type="dxa" w:w="90"/>
+              <w:left w:type="dxa" w:w="120"/>
+              <w:bottom w:type="dxa" w:w="90"/>
+              <w:right w:type="dxa" w:w="120"/>
+            </w:tcMar>
+          </w:tcPr>
+          <w:p>
+            <w:r>
+              <w:rPr>
+                <w:color w:val="000000"/>
+                <w:sz w:val="19"/>
+                <w:szCs w:val="19"/>
+              </w:rPr>
+              <w:t xml:space="preserve">Spline</w:t>
+            </w:r>
+          </w:p>
+        </w:tc>
+        <w:tc>
+          <w:tcPr>
+            <w:tcW w:type="dxa" w:w="1600"/>
+            <w:tcMar>
+              <w:top w:type="dxa" w:w="90"/>
+              <w:left w:type="dxa" w:w="120"/>
+              <w:bottom w:type="dxa" w:w="90"/>
+              <w:right w:type="dxa" w:w="120"/>
+            </w:tcMar>
+          </w:tcPr>
+          <w:p>
+            <w:r>
+              <w:rPr>
+                <w:color w:val="767171"/>
+                <w:sz w:val="19"/>
+                <w:szCs w:val="19"/>
+              </w:rPr>
+              <w:t xml:space="preserve"> </w:t>
+            </w:r>
+          </w:p>
+        </w:tc>
+        <w:tc>
+          <w:tcPr>
+            <w:tcW w:type="dxa" w:w="1100"/>
+            <w:tcMar>
+              <w:top w:type="dxa" w:w="90"/>
+              <w:left w:type="dxa" w:w="120"/>
+              <w:bottom w:type="dxa" w:w="90"/>
+              <w:right w:type="dxa" w:w="120"/>
+            </w:tcMar>
+          </w:tcPr>
+          <w:p>
+            <w:r>
+              <w:rPr>
+                <w:color w:val="767171"/>
+                <w:sz w:val="19"/>
+                <w:szCs w:val="19"/>
+              </w:rPr>
+              <w:t xml:space="preserve"> </w:t>
+            </w:r>
+          </w:p>
+        </w:tc>
+        <w:tc>
+          <w:tcPr>
+            <w:tcW w:type="dxa" w:w="1350"/>
+            <w:tcMar>
+              <w:top w:type="dxa" w:w="90"/>
+              <w:left w:type="dxa" w:w="120"/>
+              <w:bottom w:type="dxa" w:w="90"/>
+              <w:right w:type="dxa" w:w="120"/>
+            </w:tcMar>
+          </w:tcPr>
+          <w:p>
+            <w:r>
+              <w:rPr>
+                <w:color w:val="767171"/>
+                <w:sz w:val="19"/>
+                <w:szCs w:val="19"/>
+              </w:rPr>
+              <w:t xml:space="preserve"> </w:t>
+            </w:r>
+          </w:p>
+        </w:tc>
+        <w:tc>
+          <w:tcPr>
+            <w:tcW w:type="dxa" w:w="1250"/>
+            <w:tcMar>
+              <w:top w:type="dxa" w:w="90"/>
+              <w:left w:type="dxa" w:w="120"/>
+              <w:bottom w:type="dxa" w:w="90"/>
+              <w:right w:type="dxa" w:w="120"/>
+            </w:tcMar>
+          </w:tcPr>
+          <w:p>
+            <w:r>
+              <w:rPr>
+                <w:color w:val="767171"/>
+                <w:sz w:val="19"/>
+                <w:szCs w:val="19"/>
+              </w:rPr>
+              <w:t xml:space="preserve"> </w:t>
+            </w:r>
+          </w:p>
+        </w:tc>
+        <w:tc>
+          <w:tcPr>
+            <w:tcW w:type="dxa" w:w="1300"/>
+            <w:tcMar>
+              <w:top w:type="dxa" w:w="90"/>
+              <w:left w:type="dxa" w:w="120"/>
+              <w:bottom w:type="dxa" w:w="90"/>
+              <w:right w:type="dxa" w:w="120"/>
+            </w:tcMar>
+          </w:tcPr>
+          <w:p>
+            <w:r>
+              <w:rPr>
+                <w:color w:val="767171"/>
+                <w:sz w:val="19"/>
+                <w:szCs w:val="19"/>
+              </w:rPr>
+              <w:t xml:space="preserve"> </w:t>
+            </w:r>
+          </w:p>
+        </w:tc>
+        <w:tc>
+          <w:tcPr>
+            <w:tcW w:type="dxa" w:w="1510"/>
             <w:tcMar>
               <w:top w:type="dxa" w:w="90"/>
               <w:left w:type="dxa" w:w="120"/>
@@ -2863,7 +3660,67 @@
           <w:sz w:val="19"/>
           <w:szCs w:val="19"/>
         </w:rPr>
-        <w:t xml:space="preserve">Table 3. Check values on Sample_Points_2500, default parameters.</w:t>
+        <w:t xml:space="preserve">Table 4. Sensitivity — the baseline and the four Step 9 runs.</w:t>
+      </w:r>
+    </w:p>
+    <w:p>
+      <w:pPr>
+        <w:pStyle w:val="Heading2"/>
+        <w:spacing w:after="60" w:before="220"/>
+      </w:pPr>
+      <w:r>
+        <w:rPr>
+          <w:b/>
+          <w:bCs/>
+          <w:color w:val="1F3864"/>
+          <w:sz w:val="22"/>
+          <w:szCs w:val="22"/>
+        </w:rPr>
+        <w:t xml:space="preserve">Which choice moves the volume most, and which least? Rank them with your numbers. (3 points)</w:t>
+      </w:r>
+    </w:p>
+    <w:p>
+      <w:pPr>
+        <w:spacing w:after="260" w:before="0"/>
+      </w:pPr>
+      <w:r>
+        <w:rPr>
+          <w:i/>
+          <w:iCs/>
+          <w:color w:val="767171"/>
+          <w:highlight w:val="yellow"/>
+        </w:rPr>
+        <w:t xml:space="preserve">[Your answer here.]</w:t>
+      </w:r>
+    </w:p>
+    <w:p>
+      <w:pPr>
+        <w:pStyle w:val="Heading2"/>
+        <w:spacing w:after="60" w:before="220"/>
+      </w:pPr>
+      <w:r>
+        <w:rPr>
+          <w:b/>
+          <w:bCs/>
+          <w:color w:val="1F3864"/>
+          <w:sz w:val="22"/>
+          <w:szCs w:val="22"/>
+        </w:rPr>
+        <w:t xml:space="preserve">What did the spline do that IDW cannot? Map its cells below the plain and explain them with what you learned about the methods in Week 8. (3 points)</w:t>
+      </w:r>
+    </w:p>
+    <w:p>
+      <w:pPr>
+        <w:spacing w:after="260" w:before="0"/>
+      </w:pPr>
+      <w:r>
+        <w:rPr>
+          <w:i/>
+          <w:iCs/>
+          <w:color w:val="767171"/>
+          <w:highlight w:val="yellow"/>
+        </w:rPr>
+        <w:t xml:space="preserve">[Your answer here.]</w:t>
       </w:r>
     </w:p>
     <w:p>
@@ -2879,7 +3736,7 @@
           <w:sz w:val="28"/>
           <w:szCs w:val="28"/>
         </w:rPr>
-        <w:t xml:space="preserve">5.  Where the Methods Break</w:t>
+        <w:t xml:space="preserve">6.  What the Volume Measures</w:t>
       </w:r>
     </w:p>
     <w:p>
@@ -2894,7 +3751,42 @@
           <w:sz w:val="19"/>
           <w:szCs w:val="19"/>
         </w:rPr>
-        <w:t xml:space="preserve">Rubric: on your baseline’s error map for the best method, the cell with the largest error in either direction — its coordinates and size, with a cropped figure — and why the ground there defeats the interpolators (3 points). The deliverables say how to find it. A general paragraph about interpolation earns nothing here.</w:t>
+        <w:t xml:space="preserve">Rubric: what the volume measures and what the model cannot see (2 points). Step 9, question 3: is it the volume of the lava dome? Say what part of the dome the model cannot see, and what data would let you measure it.</w:t>
+      </w:r>
+    </w:p>
+    <w:p>
+      <w:pPr>
+        <w:spacing w:after="260" w:before="0"/>
+      </w:pPr>
+      <w:r>
+        <w:rPr>
+          <w:i/>
+          <w:iCs/>
+          <w:color w:val="767171"/>
+          <w:highlight w:val="yellow"/>
+        </w:rPr>
+        <w:t xml:space="preserve">[Add your content here.]</w:t>
+      </w:r>
+    </w:p>
+    <w:p>
+      <w:r>
+        <w:br w:type="page"/>
+      </w:r>
+    </w:p>
+    <w:p>
+      <w:pPr>
+        <w:pStyle w:val="Heading1"/>
+        <w:spacing w:after="80" w:before="280"/>
+      </w:pPr>
+      <w:r>
+        <w:rPr>
+          <w:b/>
+          <w:bCs/>
+          <w:color w:val="1F3864"/>
+          <w:sz w:val="28"/>
+          <w:szCs w:val="28"/>
+        </w:rPr>
+        <w:t xml:space="preserve">7.  Maps</w:t>
       </w:r>
     </w:p>
     <w:p>
@@ -2909,7 +3801,22 @@
           <w:sz w:val="19"/>
           <w:szCs w:val="19"/>
         </w:rPr>
-        <w:t xml:space="preserve">A crop of your error map around the largest error, with its coordinates and value labeled.</w:t>
+        <w:t xml:space="preserve">Both maps are full-page, 8.5 × 11. Put each on its own page. Use the same color scale for height on both, so a reader can compare them.</w:t>
+      </w:r>
+    </w:p>
+    <w:p>
+      <w:pPr>
+        <w:spacing w:after="160" w:before="60"/>
+      </w:pPr>
+      <w:r>
+        <w:rPr>
+          <w:i/>
+          <w:iCs/>
+          <w:color w:val="767171"/>
+          <w:sz w:val="19"/>
+          <w:szCs w:val="19"/>
+        </w:rPr>
+        <w:t xml:space="preserve">Must carry: title with the volume in it or in a text box; neat line, north arrow and scale bar; a text box with author, date, map projection, and the DEM’s source and date; height above the plain in a clear color scale with a legend in meters; the outline over a hillshade or imagery; an inset locating the butte in Idaho; scale and legibility appropriate to the butte.</w:t>
       </w:r>
     </w:p>
     <w:tbl>
@@ -2930,7 +3837,7 @@
       <w:tr>
         <w:trPr>
           <w:cantSplit/>
-          <w:trHeight w:val="4320" w:hRule="atLeast"/>
+          <w:trHeight w:val="8640" w:hRule="atLeast"/>
         </w:trPr>
         <w:tc>
           <w:tcPr>
@@ -2970,28 +3877,12 @@
           <w:sz w:val="19"/>
           <w:szCs w:val="19"/>
         </w:rPr>
-        <w:t xml:space="preserve">Figure 3. The largest error on my baseline error maps, close up.</w:t>
+        <w:t xml:space="preserve">Map 1. Baseline — height above the plain, IDW, reference outline.</w:t>
       </w:r>
     </w:p>
     <w:p>
       <w:r>
         <w:br w:type="page"/>
-      </w:r>
-    </w:p>
-    <w:p>
-      <w:pPr>
-        <w:pStyle w:val="Heading1"/>
-        <w:spacing w:after="80" w:before="280"/>
-      </w:pPr>
-      <w:r>
-        <w:rPr>
-          <w:b/>
-          <w:bCs/>
-          <w:color w:val="1F3864"/>
-          <w:sz w:val="28"/>
-          <w:szCs w:val="28"/>
-        </w:rPr>
-        <w:t xml:space="preserve">6.  Testing the Choices</w:t>
       </w:r>
     </w:p>
     <w:p>
@@ -3006,1114 +3897,12 @@
           <w:sz w:val="19"/>
           <w:szCs w:val="19"/>
         </w:rPr>
-        <w:t xml:space="preserve">Rubric: one table with your baseline and the five Step 8 runs, including run 5 at your own IDW power with your BYU ID’s last two digits, the RMSE of all three methods in every row, and a row with your baseline’s three checkpoint RMSEs (4 points).</w:t>
-      </w:r>
-    </w:p>
-    <w:p>
-      <w:pPr>
-        <w:spacing w:after="260" w:before="0"/>
-      </w:pPr>
-      <w:r>
-        <w:rPr>
-          <w:i/>
-          <w:iCs/>
-          <w:color w:val="767171"/>
-          <w:highlight w:val="yellow"/>
-        </w:rPr>
-        <w:t xml:space="preserve">[Add your content here.]</w:t>
+        <w:t xml:space="preserve">Everything Map 1 needs except the inset, with the same color scale, plus: the title and text box say what changed from Map 1 and by how much.</w:t>
       </w:r>
     </w:p>
     <w:tbl>
       <w:tblPr>
         <w:tblW w:type="dxa" w:w="9360"/>
-        <w:tblBorders>
-          <w:top w:val="single" w:color="auto" w:sz="4"/>
-          <w:left w:val="single" w:color="auto" w:sz="4"/>
-          <w:bottom w:val="single" w:color="auto" w:sz="4"/>
-          <w:right w:val="single" w:color="auto" w:sz="4"/>
-          <w:insideH w:val="single" w:color="auto" w:sz="4"/>
-          <w:insideV w:val="single" w:color="auto" w:sz="4"/>
-        </w:tblBorders>
-      </w:tblPr>
-      <w:tblGrid>
-        <w:gridCol w:w="1700"/>
-        <w:gridCol w:w="3060"/>
-        <w:gridCol w:w="1540"/>
-        <w:gridCol w:w="1500"/>
-        <w:gridCol w:w="1560"/>
-      </w:tblGrid>
-      <w:tr>
-        <w:trPr>
-          <w:cantSplit/>
-          <w:tblHeader/>
-        </w:trPr>
-        <w:tc>
-          <w:tcPr>
-            <w:tcW w:type="dxa" w:w="1700"/>
-            <w:shd w:fill="D9E2F3" w:color="auto" w:val="clear"/>
-            <w:tcMar>
-              <w:top w:type="dxa" w:w="90"/>
-              <w:left w:type="dxa" w:w="120"/>
-              <w:bottom w:type="dxa" w:w="90"/>
-              <w:right w:type="dxa" w:w="120"/>
-            </w:tcMar>
-          </w:tcPr>
-          <w:p>
-            <w:r>
-              <w:rPr>
-                <w:b/>
-                <w:bCs/>
-                <w:color w:val="1F3864"/>
-                <w:sz w:val="19"/>
-                <w:szCs w:val="19"/>
-              </w:rPr>
-              <w:t xml:space="preserve">Run</w:t>
-            </w:r>
-          </w:p>
-        </w:tc>
-        <w:tc>
-          <w:tcPr>
-            <w:tcW w:type="dxa" w:w="3060"/>
-            <w:shd w:fill="D9E2F3" w:color="auto" w:val="clear"/>
-            <w:tcMar>
-              <w:top w:type="dxa" w:w="90"/>
-              <w:left w:type="dxa" w:w="120"/>
-              <w:bottom w:type="dxa" w:w="90"/>
-              <w:right w:type="dxa" w:w="120"/>
-            </w:tcMar>
-          </w:tcPr>
-          <w:p>
-            <w:r>
-              <w:rPr>
-                <w:b/>
-                <w:bCs/>
-                <w:color w:val="1F3864"/>
-                <w:sz w:val="19"/>
-                <w:szCs w:val="19"/>
-              </w:rPr>
-              <w:t xml:space="preserve">Sample points, IDW power, semivariogram</w:t>
-            </w:r>
-          </w:p>
-        </w:tc>
-        <w:tc>
-          <w:tcPr>
-            <w:tcW w:type="dxa" w:w="1540"/>
-            <w:shd w:fill="D9E2F3" w:color="auto" w:val="clear"/>
-            <w:tcMar>
-              <w:top w:type="dxa" w:w="90"/>
-              <w:left w:type="dxa" w:w="120"/>
-              <w:bottom w:type="dxa" w:w="90"/>
-              <w:right w:type="dxa" w:w="120"/>
-            </w:tcMar>
-          </w:tcPr>
-          <w:p>
-            <w:r>
-              <w:rPr>
-                <w:b/>
-                <w:bCs/>
-                <w:color w:val="1F3864"/>
-                <w:sz w:val="19"/>
-                <w:szCs w:val="19"/>
-              </w:rPr>
-              <w:t xml:space="preserve">Thiessen RMSE (m)</w:t>
-            </w:r>
-          </w:p>
-        </w:tc>
-        <w:tc>
-          <w:tcPr>
-            <w:tcW w:type="dxa" w:w="1500"/>
-            <w:shd w:fill="D9E2F3" w:color="auto" w:val="clear"/>
-            <w:tcMar>
-              <w:top w:type="dxa" w:w="90"/>
-              <w:left w:type="dxa" w:w="120"/>
-              <w:bottom w:type="dxa" w:w="90"/>
-              <w:right w:type="dxa" w:w="120"/>
-            </w:tcMar>
-          </w:tcPr>
-          <w:p>
-            <w:r>
-              <w:rPr>
-                <w:b/>
-                <w:bCs/>
-                <w:color w:val="1F3864"/>
-                <w:sz w:val="19"/>
-                <w:szCs w:val="19"/>
-              </w:rPr>
-              <w:t xml:space="preserve">IDW RMSE (m)</w:t>
-            </w:r>
-          </w:p>
-        </w:tc>
-        <w:tc>
-          <w:tcPr>
-            <w:tcW w:type="dxa" w:w="1560"/>
-            <w:shd w:fill="D9E2F3" w:color="auto" w:val="clear"/>
-            <w:tcMar>
-              <w:top w:type="dxa" w:w="90"/>
-              <w:left w:type="dxa" w:w="120"/>
-              <w:bottom w:type="dxa" w:w="90"/>
-              <w:right w:type="dxa" w:w="120"/>
-            </w:tcMar>
-          </w:tcPr>
-          <w:p>
-            <w:r>
-              <w:rPr>
-                <w:b/>
-                <w:bCs/>
-                <w:color w:val="1F3864"/>
-                <w:sz w:val="19"/>
-                <w:szCs w:val="19"/>
-              </w:rPr>
-              <w:t xml:space="preserve">Kriging RMSE (m)</w:t>
-            </w:r>
-          </w:p>
-        </w:tc>
-      </w:tr>
-      <w:tr>
-        <w:trPr>
-          <w:cantSplit/>
-        </w:trPr>
-        <w:tc>
-          <w:tcPr>
-            <w:tcW w:type="dxa" w:w="1700"/>
-            <w:tcMar>
-              <w:top w:type="dxa" w:w="90"/>
-              <w:left w:type="dxa" w:w="120"/>
-              <w:bottom w:type="dxa" w:w="90"/>
-              <w:right w:type="dxa" w:w="120"/>
-            </w:tcMar>
-          </w:tcPr>
-          <w:p>
-            <w:r>
-              <w:rPr>
-                <w:color w:val="000000"/>
-                <w:sz w:val="19"/>
-                <w:szCs w:val="19"/>
-              </w:rPr>
-              <w:t xml:space="preserve">Baseline (Step 7)</w:t>
-            </w:r>
-          </w:p>
-        </w:tc>
-        <w:tc>
-          <w:tcPr>
-            <w:tcW w:type="dxa" w:w="3060"/>
-            <w:tcMar>
-              <w:top w:type="dxa" w:w="90"/>
-              <w:left w:type="dxa" w:w="120"/>
-              <w:bottom w:type="dxa" w:w="90"/>
-              <w:right w:type="dxa" w:w="120"/>
-            </w:tcMar>
-          </w:tcPr>
-          <w:p>
-            <w:r>
-              <w:rPr>
-                <w:color w:val="000000"/>
-                <w:sz w:val="19"/>
-                <w:szCs w:val="19"/>
-              </w:rPr>
-              <w:t xml:space="preserve">Sample_Points_2500, 2, Spherical</w:t>
-            </w:r>
-          </w:p>
-        </w:tc>
-        <w:tc>
-          <w:tcPr>
-            <w:tcW w:type="dxa" w:w="1540"/>
-            <w:tcMar>
-              <w:top w:type="dxa" w:w="90"/>
-              <w:left w:type="dxa" w:w="120"/>
-              <w:bottom w:type="dxa" w:w="90"/>
-              <w:right w:type="dxa" w:w="120"/>
-            </w:tcMar>
-          </w:tcPr>
-          <w:p>
-            <w:r>
-              <w:rPr>
-                <w:color w:val="767171"/>
-                <w:sz w:val="19"/>
-                <w:szCs w:val="19"/>
-              </w:rPr>
-              <w:t xml:space="preserve"> </w:t>
-            </w:r>
-          </w:p>
-        </w:tc>
-        <w:tc>
-          <w:tcPr>
-            <w:tcW w:type="dxa" w:w="1500"/>
-            <w:tcMar>
-              <w:top w:type="dxa" w:w="90"/>
-              <w:left w:type="dxa" w:w="120"/>
-              <w:bottom w:type="dxa" w:w="90"/>
-              <w:right w:type="dxa" w:w="120"/>
-            </w:tcMar>
-          </w:tcPr>
-          <w:p>
-            <w:r>
-              <w:rPr>
-                <w:color w:val="767171"/>
-                <w:sz w:val="19"/>
-                <w:szCs w:val="19"/>
-              </w:rPr>
-              <w:t xml:space="preserve"> </w:t>
-            </w:r>
-          </w:p>
-        </w:tc>
-        <w:tc>
-          <w:tcPr>
-            <w:tcW w:type="dxa" w:w="1560"/>
-            <w:tcMar>
-              <w:top w:type="dxa" w:w="90"/>
-              <w:left w:type="dxa" w:w="120"/>
-              <w:bottom w:type="dxa" w:w="90"/>
-              <w:right w:type="dxa" w:w="120"/>
-            </w:tcMar>
-          </w:tcPr>
-          <w:p>
-            <w:r>
-              <w:rPr>
-                <w:color w:val="767171"/>
-                <w:sz w:val="19"/>
-                <w:szCs w:val="19"/>
-              </w:rPr>
-              <w:t xml:space="preserve"> </w:t>
-            </w:r>
-          </w:p>
-        </w:tc>
-      </w:tr>
-      <w:tr>
-        <w:trPr>
-          <w:cantSplit/>
-        </w:trPr>
-        <w:tc>
-          <w:tcPr>
-            <w:tcW w:type="dxa" w:w="1700"/>
-            <w:shd w:fill="F2F2F2" w:color="auto" w:val="clear"/>
-            <w:tcMar>
-              <w:top w:type="dxa" w:w="90"/>
-              <w:left w:type="dxa" w:w="120"/>
-              <w:bottom w:type="dxa" w:w="90"/>
-              <w:right w:type="dxa" w:w="120"/>
-            </w:tcMar>
-          </w:tcPr>
-          <w:p>
-            <w:r>
-              <w:rPr>
-                <w:color w:val="000000"/>
-                <w:sz w:val="19"/>
-                <w:szCs w:val="19"/>
-              </w:rPr>
-              <w:t xml:space="preserve">Baseline, 200 checkpoints</w:t>
-            </w:r>
-          </w:p>
-        </w:tc>
-        <w:tc>
-          <w:tcPr>
-            <w:tcW w:type="dxa" w:w="3060"/>
-            <w:shd w:fill="F2F2F2" w:color="auto" w:val="clear"/>
-            <w:tcMar>
-              <w:top w:type="dxa" w:w="90"/>
-              <w:left w:type="dxa" w:w="120"/>
-              <w:bottom w:type="dxa" w:w="90"/>
-              <w:right w:type="dxa" w:w="120"/>
-            </w:tcMar>
-          </w:tcPr>
-          <w:p>
-            <w:r>
-              <w:rPr>
-                <w:color w:val="000000"/>
-                <w:sz w:val="19"/>
-                <w:szCs w:val="19"/>
-              </w:rPr>
-              <w:t xml:space="preserve">RMSE at the checkpoints</w:t>
-            </w:r>
-          </w:p>
-        </w:tc>
-        <w:tc>
-          <w:tcPr>
-            <w:tcW w:type="dxa" w:w="1540"/>
-            <w:shd w:fill="F2F2F2" w:color="auto" w:val="clear"/>
-            <w:tcMar>
-              <w:top w:type="dxa" w:w="90"/>
-              <w:left w:type="dxa" w:w="120"/>
-              <w:bottom w:type="dxa" w:w="90"/>
-              <w:right w:type="dxa" w:w="120"/>
-            </w:tcMar>
-          </w:tcPr>
-          <w:p>
-            <w:r>
-              <w:rPr>
-                <w:color w:val="767171"/>
-                <w:sz w:val="19"/>
-                <w:szCs w:val="19"/>
-              </w:rPr>
-              <w:t xml:space="preserve"> </w:t>
-            </w:r>
-          </w:p>
-        </w:tc>
-        <w:tc>
-          <w:tcPr>
-            <w:tcW w:type="dxa" w:w="1500"/>
-            <w:shd w:fill="F2F2F2" w:color="auto" w:val="clear"/>
-            <w:tcMar>
-              <w:top w:type="dxa" w:w="90"/>
-              <w:left w:type="dxa" w:w="120"/>
-              <w:bottom w:type="dxa" w:w="90"/>
-              <w:right w:type="dxa" w:w="120"/>
-            </w:tcMar>
-          </w:tcPr>
-          <w:p>
-            <w:r>
-              <w:rPr>
-                <w:color w:val="767171"/>
-                <w:sz w:val="19"/>
-                <w:szCs w:val="19"/>
-              </w:rPr>
-              <w:t xml:space="preserve"> </w:t>
-            </w:r>
-          </w:p>
-        </w:tc>
-        <w:tc>
-          <w:tcPr>
-            <w:tcW w:type="dxa" w:w="1560"/>
-            <w:shd w:fill="F2F2F2" w:color="auto" w:val="clear"/>
-            <w:tcMar>
-              <w:top w:type="dxa" w:w="90"/>
-              <w:left w:type="dxa" w:w="120"/>
-              <w:bottom w:type="dxa" w:w="90"/>
-              <w:right w:type="dxa" w:w="120"/>
-            </w:tcMar>
-          </w:tcPr>
-          <w:p>
-            <w:r>
-              <w:rPr>
-                <w:color w:val="767171"/>
-                <w:sz w:val="19"/>
-                <w:szCs w:val="19"/>
-              </w:rPr>
-              <w:t xml:space="preserve"> </w:t>
-            </w:r>
-          </w:p>
-        </w:tc>
-      </w:tr>
-      <w:tr>
-        <w:trPr>
-          <w:cantSplit/>
-        </w:trPr>
-        <w:tc>
-          <w:tcPr>
-            <w:tcW w:type="dxa" w:w="1700"/>
-            <w:tcMar>
-              <w:top w:type="dxa" w:w="90"/>
-              <w:left w:type="dxa" w:w="120"/>
-              <w:bottom w:type="dxa" w:w="90"/>
-              <w:right w:type="dxa" w:w="120"/>
-            </w:tcMar>
-          </w:tcPr>
-          <w:p>
-            <w:r>
-              <w:rPr>
-                <w:color w:val="000000"/>
-                <w:sz w:val="19"/>
-                <w:szCs w:val="19"/>
-              </w:rPr>
-              <w:t xml:space="preserve">1</w:t>
-            </w:r>
-          </w:p>
-        </w:tc>
-        <w:tc>
-          <w:tcPr>
-            <w:tcW w:type="dxa" w:w="3060"/>
-            <w:tcMar>
-              <w:top w:type="dxa" w:w="90"/>
-              <w:left w:type="dxa" w:w="120"/>
-              <w:bottom w:type="dxa" w:w="90"/>
-              <w:right w:type="dxa" w:w="120"/>
-            </w:tcMar>
-          </w:tcPr>
-          <w:p>
-            <w:r>
-              <w:rPr>
-                <w:color w:val="000000"/>
-                <w:sz w:val="19"/>
-                <w:szCs w:val="19"/>
-              </w:rPr>
-              <w:t xml:space="preserve">Sample_Points_250, 2, Spherical</w:t>
-            </w:r>
-          </w:p>
-        </w:tc>
-        <w:tc>
-          <w:tcPr>
-            <w:tcW w:type="dxa" w:w="1540"/>
-            <w:tcMar>
-              <w:top w:type="dxa" w:w="90"/>
-              <w:left w:type="dxa" w:w="120"/>
-              <w:bottom w:type="dxa" w:w="90"/>
-              <w:right w:type="dxa" w:w="120"/>
-            </w:tcMar>
-          </w:tcPr>
-          <w:p>
-            <w:r>
-              <w:rPr>
-                <w:color w:val="767171"/>
-                <w:sz w:val="19"/>
-                <w:szCs w:val="19"/>
-              </w:rPr>
-              <w:t xml:space="preserve"> </w:t>
-            </w:r>
-          </w:p>
-        </w:tc>
-        <w:tc>
-          <w:tcPr>
-            <w:tcW w:type="dxa" w:w="1500"/>
-            <w:tcMar>
-              <w:top w:type="dxa" w:w="90"/>
-              <w:left w:type="dxa" w:w="120"/>
-              <w:bottom w:type="dxa" w:w="90"/>
-              <w:right w:type="dxa" w:w="120"/>
-            </w:tcMar>
-          </w:tcPr>
-          <w:p>
-            <w:r>
-              <w:rPr>
-                <w:color w:val="767171"/>
-                <w:sz w:val="19"/>
-                <w:szCs w:val="19"/>
-              </w:rPr>
-              <w:t xml:space="preserve"> </w:t>
-            </w:r>
-          </w:p>
-        </w:tc>
-        <w:tc>
-          <w:tcPr>
-            <w:tcW w:type="dxa" w:w="1560"/>
-            <w:tcMar>
-              <w:top w:type="dxa" w:w="90"/>
-              <w:left w:type="dxa" w:w="120"/>
-              <w:bottom w:type="dxa" w:w="90"/>
-              <w:right w:type="dxa" w:w="120"/>
-            </w:tcMar>
-          </w:tcPr>
-          <w:p>
-            <w:r>
-              <w:rPr>
-                <w:color w:val="767171"/>
-                <w:sz w:val="19"/>
-                <w:szCs w:val="19"/>
-              </w:rPr>
-              <w:t xml:space="preserve"> </w:t>
-            </w:r>
-          </w:p>
-        </w:tc>
-      </w:tr>
-      <w:tr>
-        <w:trPr>
-          <w:cantSplit/>
-        </w:trPr>
-        <w:tc>
-          <w:tcPr>
-            <w:tcW w:type="dxa" w:w="1700"/>
-            <w:shd w:fill="F2F2F2" w:color="auto" w:val="clear"/>
-            <w:tcMar>
-              <w:top w:type="dxa" w:w="90"/>
-              <w:left w:type="dxa" w:w="120"/>
-              <w:bottom w:type="dxa" w:w="90"/>
-              <w:right w:type="dxa" w:w="120"/>
-            </w:tcMar>
-          </w:tcPr>
-          <w:p>
-            <w:r>
-              <w:rPr>
-                <w:color w:val="000000"/>
-                <w:sz w:val="19"/>
-                <w:szCs w:val="19"/>
-              </w:rPr>
-              <w:t xml:space="preserve">2</w:t>
-            </w:r>
-          </w:p>
-        </w:tc>
-        <w:tc>
-          <w:tcPr>
-            <w:tcW w:type="dxa" w:w="3060"/>
-            <w:shd w:fill="F2F2F2" w:color="auto" w:val="clear"/>
-            <w:tcMar>
-              <w:top w:type="dxa" w:w="90"/>
-              <w:left w:type="dxa" w:w="120"/>
-              <w:bottom w:type="dxa" w:w="90"/>
-              <w:right w:type="dxa" w:w="120"/>
-            </w:tcMar>
-          </w:tcPr>
-          <w:p>
-            <w:r>
-              <w:rPr>
-                <w:color w:val="000000"/>
-                <w:sz w:val="19"/>
-                <w:szCs w:val="19"/>
-              </w:rPr>
-              <w:t xml:space="preserve">Sample_Points_10000, 2, Spherical</w:t>
-            </w:r>
-          </w:p>
-        </w:tc>
-        <w:tc>
-          <w:tcPr>
-            <w:tcW w:type="dxa" w:w="1540"/>
-            <w:shd w:fill="F2F2F2" w:color="auto" w:val="clear"/>
-            <w:tcMar>
-              <w:top w:type="dxa" w:w="90"/>
-              <w:left w:type="dxa" w:w="120"/>
-              <w:bottom w:type="dxa" w:w="90"/>
-              <w:right w:type="dxa" w:w="120"/>
-            </w:tcMar>
-          </w:tcPr>
-          <w:p>
-            <w:r>
-              <w:rPr>
-                <w:color w:val="767171"/>
-                <w:sz w:val="19"/>
-                <w:szCs w:val="19"/>
-              </w:rPr>
-              <w:t xml:space="preserve"> </w:t>
-            </w:r>
-          </w:p>
-        </w:tc>
-        <w:tc>
-          <w:tcPr>
-            <w:tcW w:type="dxa" w:w="1500"/>
-            <w:shd w:fill="F2F2F2" w:color="auto" w:val="clear"/>
-            <w:tcMar>
-              <w:top w:type="dxa" w:w="90"/>
-              <w:left w:type="dxa" w:w="120"/>
-              <w:bottom w:type="dxa" w:w="90"/>
-              <w:right w:type="dxa" w:w="120"/>
-            </w:tcMar>
-          </w:tcPr>
-          <w:p>
-            <w:r>
-              <w:rPr>
-                <w:color w:val="767171"/>
-                <w:sz w:val="19"/>
-                <w:szCs w:val="19"/>
-              </w:rPr>
-              <w:t xml:space="preserve"> </w:t>
-            </w:r>
-          </w:p>
-        </w:tc>
-        <w:tc>
-          <w:tcPr>
-            <w:tcW w:type="dxa" w:w="1560"/>
-            <w:shd w:fill="F2F2F2" w:color="auto" w:val="clear"/>
-            <w:tcMar>
-              <w:top w:type="dxa" w:w="90"/>
-              <w:left w:type="dxa" w:w="120"/>
-              <w:bottom w:type="dxa" w:w="90"/>
-              <w:right w:type="dxa" w:w="120"/>
-            </w:tcMar>
-          </w:tcPr>
-          <w:p>
-            <w:r>
-              <w:rPr>
-                <w:color w:val="767171"/>
-                <w:sz w:val="19"/>
-                <w:szCs w:val="19"/>
-              </w:rPr>
-              <w:t xml:space="preserve"> </w:t>
-            </w:r>
-          </w:p>
-        </w:tc>
-      </w:tr>
-      <w:tr>
-        <w:trPr>
-          <w:cantSplit/>
-        </w:trPr>
-        <w:tc>
-          <w:tcPr>
-            <w:tcW w:type="dxa" w:w="1700"/>
-            <w:tcMar>
-              <w:top w:type="dxa" w:w="90"/>
-              <w:left w:type="dxa" w:w="120"/>
-              <w:bottom w:type="dxa" w:w="90"/>
-              <w:right w:type="dxa" w:w="120"/>
-            </w:tcMar>
-          </w:tcPr>
-          <w:p>
-            <w:r>
-              <w:rPr>
-                <w:color w:val="000000"/>
-                <w:sz w:val="19"/>
-                <w:szCs w:val="19"/>
-              </w:rPr>
-              <w:t xml:space="preserve">3</w:t>
-            </w:r>
-          </w:p>
-        </w:tc>
-        <w:tc>
-          <w:tcPr>
-            <w:tcW w:type="dxa" w:w="3060"/>
-            <w:tcMar>
-              <w:top w:type="dxa" w:w="90"/>
-              <w:left w:type="dxa" w:w="120"/>
-              <w:bottom w:type="dxa" w:w="90"/>
-              <w:right w:type="dxa" w:w="120"/>
-            </w:tcMar>
-          </w:tcPr>
-          <w:p>
-            <w:r>
-              <w:rPr>
-                <w:color w:val="000000"/>
-                <w:sz w:val="19"/>
-                <w:szCs w:val="19"/>
-              </w:rPr>
-              <w:t xml:space="preserve">Sample_Points_2500, 1, Exponential</w:t>
-            </w:r>
-          </w:p>
-        </w:tc>
-        <w:tc>
-          <w:tcPr>
-            <w:tcW w:type="dxa" w:w="1540"/>
-            <w:tcMar>
-              <w:top w:type="dxa" w:w="90"/>
-              <w:left w:type="dxa" w:w="120"/>
-              <w:bottom w:type="dxa" w:w="90"/>
-              <w:right w:type="dxa" w:w="120"/>
-            </w:tcMar>
-          </w:tcPr>
-          <w:p>
-            <w:r>
-              <w:rPr>
-                <w:color w:val="767171"/>
-                <w:sz w:val="19"/>
-                <w:szCs w:val="19"/>
-              </w:rPr>
-              <w:t xml:space="preserve"> </w:t>
-            </w:r>
-          </w:p>
-        </w:tc>
-        <w:tc>
-          <w:tcPr>
-            <w:tcW w:type="dxa" w:w="1500"/>
-            <w:tcMar>
-              <w:top w:type="dxa" w:w="90"/>
-              <w:left w:type="dxa" w:w="120"/>
-              <w:bottom w:type="dxa" w:w="90"/>
-              <w:right w:type="dxa" w:w="120"/>
-            </w:tcMar>
-          </w:tcPr>
-          <w:p>
-            <w:r>
-              <w:rPr>
-                <w:color w:val="767171"/>
-                <w:sz w:val="19"/>
-                <w:szCs w:val="19"/>
-              </w:rPr>
-              <w:t xml:space="preserve"> </w:t>
-            </w:r>
-          </w:p>
-        </w:tc>
-        <w:tc>
-          <w:tcPr>
-            <w:tcW w:type="dxa" w:w="1560"/>
-            <w:tcMar>
-              <w:top w:type="dxa" w:w="90"/>
-              <w:left w:type="dxa" w:w="120"/>
-              <w:bottom w:type="dxa" w:w="90"/>
-              <w:right w:type="dxa" w:w="120"/>
-            </w:tcMar>
-          </w:tcPr>
-          <w:p>
-            <w:r>
-              <w:rPr>
-                <w:color w:val="767171"/>
-                <w:sz w:val="19"/>
-                <w:szCs w:val="19"/>
-              </w:rPr>
-              <w:t xml:space="preserve"> </w:t>
-            </w:r>
-          </w:p>
-        </w:tc>
-      </w:tr>
-      <w:tr>
-        <w:trPr>
-          <w:cantSplit/>
-        </w:trPr>
-        <w:tc>
-          <w:tcPr>
-            <w:tcW w:type="dxa" w:w="1700"/>
-            <w:shd w:fill="F2F2F2" w:color="auto" w:val="clear"/>
-            <w:tcMar>
-              <w:top w:type="dxa" w:w="90"/>
-              <w:left w:type="dxa" w:w="120"/>
-              <w:bottom w:type="dxa" w:w="90"/>
-              <w:right w:type="dxa" w:w="120"/>
-            </w:tcMar>
-          </w:tcPr>
-          <w:p>
-            <w:r>
-              <w:rPr>
-                <w:color w:val="000000"/>
-                <w:sz w:val="19"/>
-                <w:szCs w:val="19"/>
-              </w:rPr>
-              <w:t xml:space="preserve">4</w:t>
-            </w:r>
-          </w:p>
-        </w:tc>
-        <w:tc>
-          <w:tcPr>
-            <w:tcW w:type="dxa" w:w="3060"/>
-            <w:shd w:fill="F2F2F2" w:color="auto" w:val="clear"/>
-            <w:tcMar>
-              <w:top w:type="dxa" w:w="90"/>
-              <w:left w:type="dxa" w:w="120"/>
-              <w:bottom w:type="dxa" w:w="90"/>
-              <w:right w:type="dxa" w:w="120"/>
-            </w:tcMar>
-          </w:tcPr>
-          <w:p>
-            <w:r>
-              <w:rPr>
-                <w:color w:val="000000"/>
-                <w:sz w:val="19"/>
-                <w:szCs w:val="19"/>
-              </w:rPr>
-              <w:t xml:space="preserve">Sample_Points_2500, 3, Gaussian</w:t>
-            </w:r>
-          </w:p>
-        </w:tc>
-        <w:tc>
-          <w:tcPr>
-            <w:tcW w:type="dxa" w:w="1540"/>
-            <w:shd w:fill="F2F2F2" w:color="auto" w:val="clear"/>
-            <w:tcMar>
-              <w:top w:type="dxa" w:w="90"/>
-              <w:left w:type="dxa" w:w="120"/>
-              <w:bottom w:type="dxa" w:w="90"/>
-              <w:right w:type="dxa" w:w="120"/>
-            </w:tcMar>
-          </w:tcPr>
-          <w:p>
-            <w:r>
-              <w:rPr>
-                <w:color w:val="767171"/>
-                <w:sz w:val="19"/>
-                <w:szCs w:val="19"/>
-              </w:rPr>
-              <w:t xml:space="preserve"> </w:t>
-            </w:r>
-          </w:p>
-        </w:tc>
-        <w:tc>
-          <w:tcPr>
-            <w:tcW w:type="dxa" w:w="1500"/>
-            <w:shd w:fill="F2F2F2" w:color="auto" w:val="clear"/>
-            <w:tcMar>
-              <w:top w:type="dxa" w:w="90"/>
-              <w:left w:type="dxa" w:w="120"/>
-              <w:bottom w:type="dxa" w:w="90"/>
-              <w:right w:type="dxa" w:w="120"/>
-            </w:tcMar>
-          </w:tcPr>
-          <w:p>
-            <w:r>
-              <w:rPr>
-                <w:color w:val="767171"/>
-                <w:sz w:val="19"/>
-                <w:szCs w:val="19"/>
-              </w:rPr>
-              <w:t xml:space="preserve"> </w:t>
-            </w:r>
-          </w:p>
-        </w:tc>
-        <w:tc>
-          <w:tcPr>
-            <w:tcW w:type="dxa" w:w="1560"/>
-            <w:shd w:fill="F2F2F2" w:color="auto" w:val="clear"/>
-            <w:tcMar>
-              <w:top w:type="dxa" w:w="90"/>
-              <w:left w:type="dxa" w:w="120"/>
-              <w:bottom w:type="dxa" w:w="90"/>
-              <w:right w:type="dxa" w:w="120"/>
-            </w:tcMar>
-          </w:tcPr>
-          <w:p>
-            <w:r>
-              <w:rPr>
-                <w:color w:val="767171"/>
-                <w:sz w:val="19"/>
-                <w:szCs w:val="19"/>
-              </w:rPr>
-              <w:t xml:space="preserve"> </w:t>
-            </w:r>
-          </w:p>
-        </w:tc>
-      </w:tr>
-      <w:tr>
-        <w:trPr>
-          <w:cantSplit/>
-        </w:trPr>
-        <w:tc>
-          <w:tcPr>
-            <w:tcW w:type="dxa" w:w="1700"/>
-            <w:tcMar>
-              <w:top w:type="dxa" w:w="90"/>
-              <w:left w:type="dxa" w:w="120"/>
-              <w:bottom w:type="dxa" w:w="90"/>
-              <w:right w:type="dxa" w:w="120"/>
-            </w:tcMar>
-          </w:tcPr>
-          <w:p>
-            <w:r>
-              <w:rPr>
-                <w:color w:val="000000"/>
-                <w:sz w:val="19"/>
-                <w:szCs w:val="19"/>
-              </w:rPr>
-              <w:t xml:space="preserve">5 (my power)</w:t>
-            </w:r>
-          </w:p>
-        </w:tc>
-        <w:tc>
-          <w:tcPr>
-            <w:tcW w:type="dxa" w:w="3060"/>
-            <w:tcMar>
-              <w:top w:type="dxa" w:w="90"/>
-              <w:left w:type="dxa" w:w="120"/>
-              <w:bottom w:type="dxa" w:w="90"/>
-              <w:right w:type="dxa" w:w="120"/>
-            </w:tcMar>
-          </w:tcPr>
-          <w:p>
-            <w:r>
-              <w:rPr>
-                <w:color w:val="000000"/>
-                <w:sz w:val="19"/>
-                <w:szCs w:val="19"/>
-              </w:rPr>
-              <w:t xml:space="preserve">Sample_Points_2500, ____, Spherical</w:t>
-            </w:r>
-          </w:p>
-        </w:tc>
-        <w:tc>
-          <w:tcPr>
-            <w:tcW w:type="dxa" w:w="1540"/>
-            <w:tcMar>
-              <w:top w:type="dxa" w:w="90"/>
-              <w:left w:type="dxa" w:w="120"/>
-              <w:bottom w:type="dxa" w:w="90"/>
-              <w:right w:type="dxa" w:w="120"/>
-            </w:tcMar>
-          </w:tcPr>
-          <w:p>
-            <w:r>
-              <w:rPr>
-                <w:color w:val="767171"/>
-                <w:sz w:val="19"/>
-                <w:szCs w:val="19"/>
-              </w:rPr>
-              <w:t xml:space="preserve"> </w:t>
-            </w:r>
-          </w:p>
-        </w:tc>
-        <w:tc>
-          <w:tcPr>
-            <w:tcW w:type="dxa" w:w="1500"/>
-            <w:tcMar>
-              <w:top w:type="dxa" w:w="90"/>
-              <w:left w:type="dxa" w:w="120"/>
-              <w:bottom w:type="dxa" w:w="90"/>
-              <w:right w:type="dxa" w:w="120"/>
-            </w:tcMar>
-          </w:tcPr>
-          <w:p>
-            <w:r>
-              <w:rPr>
-                <w:color w:val="767171"/>
-                <w:sz w:val="19"/>
-                <w:szCs w:val="19"/>
-              </w:rPr>
-              <w:t xml:space="preserve"> </w:t>
-            </w:r>
-          </w:p>
-        </w:tc>
-        <w:tc>
-          <w:tcPr>
-            <w:tcW w:type="dxa" w:w="1560"/>
-            <w:tcMar>
-              <w:top w:type="dxa" w:w="90"/>
-              <w:left w:type="dxa" w:w="120"/>
-              <w:bottom w:type="dxa" w:w="90"/>
-              <w:right w:type="dxa" w:w="120"/>
-            </w:tcMar>
-          </w:tcPr>
-          <w:p>
-            <w:r>
-              <w:rPr>
-                <w:color w:val="767171"/>
-                <w:sz w:val="19"/>
-                <w:szCs w:val="19"/>
-              </w:rPr>
-              <w:t xml:space="preserve"> </w:t>
-            </w:r>
-          </w:p>
-        </w:tc>
-      </w:tr>
-    </w:tbl>
-    <w:p>
-      <w:pPr>
-        <w:pStyle w:val="Caption"/>
-        <w:spacing w:after="240" w:before="100"/>
-      </w:pPr>
-      <w:r>
-        <w:rPr>
-          <w:b/>
-          <w:bCs/>
-          <w:color w:val="1F3864"/>
-          <w:sz w:val="19"/>
-          <w:szCs w:val="19"/>
-        </w:rPr>
-        <w:t xml:space="preserve">Table 4. Sensitivity. My BYU ID ends in __ , so my IDW power is 1 + __ ÷ 40 = ______.</w:t>
-      </w:r>
-    </w:p>
-    <w:p>
-      <w:pPr>
-        <w:pStyle w:val="Heading2"/>
-        <w:spacing w:after="60" w:before="220"/>
-      </w:pPr>
-      <w:r>
-        <w:rPr>
-          <w:b/>
-          <w:bCs/>
-          <w:color w:val="1F3864"/>
-          <w:sz w:val="22"/>
-          <w:szCs w:val="22"/>
-        </w:rPr>
-        <w:t xml:space="preserve">Which method wins, and does the ranking survive? Rank the methods at 250, 2,500 and 10,000 points, with your numbers. (2 points)</w:t>
-      </w:r>
-    </w:p>
-    <w:p>
-      <w:pPr>
-        <w:spacing w:after="260" w:before="0"/>
-      </w:pPr>
-      <w:r>
-        <w:rPr>
-          <w:i/>
-          <w:iCs/>
-          <w:color w:val="767171"/>
-          <w:highlight w:val="yellow"/>
-        </w:rPr>
-        <w:t xml:space="preserve">[Your answer here.]</w:t>
-      </w:r>
-    </w:p>
-    <w:p>
-      <w:pPr>
-        <w:pStyle w:val="Heading2"/>
-        <w:spacing w:after="60" w:before="220"/>
-      </w:pPr>
-      <w:r>
-        <w:rPr>
-          <w:b/>
-          <w:bCs/>
-          <w:color w:val="1F3864"/>
-          <w:sz w:val="22"/>
-          <w:szCs w:val="22"/>
-        </w:rPr>
-        <w:t xml:space="preserve">Which parameter mattered, and which barely did? Compare the IDW powers (1, 2, 3 and yours) and the semivariogram model with the number of points. (2 points)</w:t>
-      </w:r>
-    </w:p>
-    <w:p>
-      <w:pPr>
-        <w:spacing w:after="260" w:before="0"/>
-      </w:pPr>
-      <w:r>
-        <w:rPr>
-          <w:i/>
-          <w:iCs/>
-          <w:color w:val="767171"/>
-          <w:highlight w:val="yellow"/>
-        </w:rPr>
-        <w:t xml:space="preserve">[Your answer here.]</w:t>
-      </w:r>
-    </w:p>
-    <w:p>
-      <w:pPr>
-        <w:pStyle w:val="Heading2"/>
-        <w:spacing w:after="60" w:before="220"/>
-      </w:pPr>
-      <w:r>
-        <w:rPr>
-          <w:b/>
-          <w:bCs/>
-          <w:color w:val="1F3864"/>
-          <w:sz w:val="22"/>
-          <w:szCs w:val="22"/>
-        </w:rPr>
-        <w:t xml:space="preserve">Could you have known without the truth? Compare each checkpoint RMSE with the RMSE over all 67,337 cells. (2 points)</w:t>
-      </w:r>
-    </w:p>
-    <w:p>
-      <w:pPr>
-        <w:spacing w:after="260" w:before="0"/>
-      </w:pPr>
-      <w:r>
-        <w:rPr>
-          <w:i/>
-          <w:iCs/>
-          <w:color w:val="767171"/>
-          <w:highlight w:val="yellow"/>
-        </w:rPr>
-        <w:t xml:space="preserve">[Your answer here.]</w:t>
-      </w:r>
-    </w:p>
-    <w:p>
-      <w:r>
-        <w:br w:type="page"/>
-      </w:r>
-    </w:p>
-    <w:p>
-      <w:pPr>
-        <w:pStyle w:val="Heading1"/>
-        <w:spacing w:after="80" w:before="280"/>
-      </w:pPr>
-      <w:r>
-        <w:rPr>
-          <w:b/>
-          <w:bCs/>
-          <w:color w:val="1F3864"/>
-          <w:sz w:val="28"/>
-          <w:szCs w:val="28"/>
-        </w:rPr>
-        <w:t xml:space="preserve">7.  Maps</w:t>
-      </w:r>
-    </w:p>
-    <w:p>
-      <w:pPr>
-        <w:spacing w:after="160" w:before="60"/>
-      </w:pPr>
-      <w:r>
-        <w:rPr>
-          <w:i/>
-          <w:iCs/>
-          <w:color w:val="767171"/>
-          <w:sz w:val="19"/>
-          <w:szCs w:val="19"/>
-        </w:rPr>
-        <w:t xml:space="preserve">Both maps are full sheets; landscape is easiest. Use the same elevation scale and the same error scale and breaks on both, so a reader can compare them.</w:t>
-      </w:r>
-    </w:p>
-    <w:p>
-      <w:pPr>
-        <w:spacing w:after="160" w:before="60"/>
-      </w:pPr>
-      <w:r>
-        <w:rPr>
-          <w:i/>
-          <w:iCs/>
-          <w:color w:val="767171"/>
-          <w:sz w:val="19"/>
-          <w:szCs w:val="19"/>
-        </w:rPr>
-        <w:t xml:space="preserve">Must carry: title, neat line, north arrow and scale bar; a text box with author, date, map projection, the DEM’s source and date, and your seed; the true DEM with your sample points and the three surfaces on one elevation scale with a legend; the three error maps on one diverging scale with the same breaks, with a legend; every panel labeled with method, parameters and RMSE.</w:t>
-      </w:r>
-    </w:p>
-    <w:tbl>
-      <w:tblPr>
-        <w:tblW w:type="dxa" w:w="12960"/>
         <w:tblBorders>
           <w:top w:val="dashed" w:color="BFBFBF" w:sz="6"/>
           <w:left w:val="dashed" w:color="BFBFBF" w:sz="6"/>
@@ -4124,16 +3913,16 @@
         </w:tblBorders>
       </w:tblPr>
       <w:tblGrid>
-        <w:gridCol w:w="12960"/>
+        <w:gridCol w:w="9360"/>
       </w:tblGrid>
       <w:tr>
         <w:trPr>
           <w:cantSplit/>
-          <w:trHeight w:val="7500" w:hRule="atLeast"/>
+          <w:trHeight w:val="8640" w:hRule="atLeast"/>
         </w:trPr>
         <w:tc>
           <w:tcPr>
-            <w:tcW w:type="dxa" w:w="12960"/>
+            <w:tcW w:type="dxa" w:w="9360"/>
             <w:vAlign w:val="center"/>
           </w:tcPr>
           <w:p>
@@ -4169,12 +3958,28 @@
           <w:sz w:val="19"/>
           <w:szCs w:val="19"/>
         </w:rPr>
-        <w:t xml:space="preserve">Map 1. Baseline comparison sheet at my seed — the true DEM, three surfaces and three error maps.</w:t>
+        <w:t xml:space="preserve">Map 2. Scenario — your own outline or the spline, from Step 9.</w:t>
       </w:r>
     </w:p>
     <w:p>
       <w:r>
         <w:br w:type="page"/>
+      </w:r>
+    </w:p>
+    <w:p>
+      <w:pPr>
+        <w:pStyle w:val="Heading1"/>
+        <w:spacing w:after="80" w:before="280"/>
+      </w:pPr>
+      <w:r>
+        <w:rPr>
+          <w:b/>
+          <w:bCs/>
+          <w:color w:val="1F3864"/>
+          <w:sz w:val="28"/>
+          <w:szCs w:val="28"/>
+        </w:rPr>
+        <w:t xml:space="preserve">8.  References</w:t>
       </w:r>
     </w:p>
     <w:p>
@@ -4189,73 +3994,21 @@
           <w:sz w:val="19"/>
           <w:szCs w:val="19"/>
         </w:rPr>
-        <w:t xml:space="preserve">Must carry: the scenario’s three error maps on Map 1’s error scale with a legend (the true DEM and surfaces are optional); every panel labeled with method, parameters and RMSE; title and text box saying what changed from Map 1 and by how much; plus the title, neat line, north arrow, scale bar and text box items of Map 1.</w:t>
-      </w:r>
-    </w:p>
-    <w:tbl>
-      <w:tblPr>
-        <w:tblW w:type="dxa" w:w="12960"/>
-        <w:tblBorders>
-          <w:top w:val="dashed" w:color="BFBFBF" w:sz="6"/>
-          <w:left w:val="dashed" w:color="BFBFBF" w:sz="6"/>
-          <w:bottom w:val="dashed" w:color="BFBFBF" w:sz="6"/>
-          <w:right w:val="dashed" w:color="BFBFBF" w:sz="6"/>
-          <w:insideH w:val="dashed" w:color="BFBFBF" w:sz="6"/>
-          <w:insideV w:val="dashed" w:color="BFBFBF" w:sz="6"/>
-        </w:tblBorders>
-      </w:tblPr>
-      <w:tblGrid>
-        <w:gridCol w:w="12960"/>
-      </w:tblGrid>
-      <w:tr>
-        <w:trPr>
-          <w:cantSplit/>
-          <w:trHeight w:val="7500" w:hRule="atLeast"/>
-        </w:trPr>
-        <w:tc>
-          <w:tcPr>
-            <w:tcW w:type="dxa" w:w="12960"/>
-            <w:vAlign w:val="center"/>
-          </w:tcPr>
-          <w:p>
-            <w:pPr>
-              <w:keepNext/>
-              <w:jc w:val="center"/>
-            </w:pPr>
-            <w:r>
-              <w:rPr>
-                <w:i/>
-                <w:iCs/>
-                <w:color w:val="767171"/>
-                <w:sz w:val="19"/>
-                <w:szCs w:val="19"/>
-                <w:highlight w:val="yellow"/>
-              </w:rPr>
-              <w:t xml:space="preserve">[ Insert image here — delete this box ]</w:t>
-            </w:r>
-          </w:p>
-        </w:tc>
-      </w:tr>
-    </w:tbl>
-    <w:p>
-      <w:pPr>
-        <w:pStyle w:val="Caption"/>
-        <w:spacing w:after="240" w:before="100"/>
-      </w:pPr>
-      <w:r>
-        <w:rPr>
-          <w:b/>
-          <w:bCs/>
-          <w:color w:val="1F3864"/>
-          <w:sz w:val="19"/>
-          <w:szCs w:val="19"/>
-        </w:rPr>
-        <w:t xml:space="preserve">Map 2. One Step 8 scenario — its three error maps on Map 1’s error scale.</w:t>
-      </w:r>
-    </w:p>
-    <w:p>
-      <w:r>
-        <w:br w:type="page"/>
+        <w:t xml:space="preserve">Rubric: sources credited (part of the point for organized writing). Credit the DEM (both tiles), the reference outline, the USGS article, the basemap and anything else you relied on.</w:t>
+      </w:r>
+    </w:p>
+    <w:p>
+      <w:pPr>
+        <w:spacing w:after="260" w:before="0"/>
+      </w:pPr>
+      <w:r>
+        <w:rPr>
+          <w:i/>
+          <w:iCs/>
+          <w:color w:val="767171"/>
+          <w:highlight w:val="yellow"/>
+        </w:rPr>
+        <w:t xml:space="preserve">[Add your content here.]</w:t>
       </w:r>
     </w:p>
     <w:p>
@@ -4271,7 +4024,7 @@
           <w:sz w:val="28"/>
           <w:szCs w:val="28"/>
         </w:rPr>
-        <w:t xml:space="preserve">8.  References</w:t>
+        <w:t xml:space="preserve">9.  AI Use Statement</w:t>
       </w:r>
     </w:p>
     <w:p>
@@ -4286,52 +4039,7 @@
           <w:sz w:val="19"/>
           <w:szCs w:val="19"/>
         </w:rPr>
-        <w:t xml:space="preserve">Rubric: sources credited (part of the point for organized writing). Credit the DEM tile, the 3DEP image service, the textbook chapter and anything else you relied on.</w:t>
-      </w:r>
-    </w:p>
-    <w:p>
-      <w:pPr>
-        <w:spacing w:after="260" w:before="0"/>
-      </w:pPr>
-      <w:r>
-        <w:rPr>
-          <w:i/>
-          <w:iCs/>
-          <w:color w:val="767171"/>
-          <w:highlight w:val="yellow"/>
-        </w:rPr>
-        <w:t xml:space="preserve">[Add your content here.]</w:t>
-      </w:r>
-    </w:p>
-    <w:p>
-      <w:pPr>
-        <w:pStyle w:val="Heading1"/>
-        <w:spacing w:after="80" w:before="280"/>
-      </w:pPr>
-      <w:r>
-        <w:rPr>
-          <w:b/>
-          <w:bCs/>
-          <w:color w:val="1F3864"/>
-          <w:sz w:val="28"/>
-          <w:szCs w:val="28"/>
-        </w:rPr>
-        <w:t xml:space="preserve">9.  AI Use Statement</w:t>
-      </w:r>
-    </w:p>
-    <w:p>
-      <w:pPr>
-        <w:spacing w:after="160" w:before="60"/>
-      </w:pPr>
-      <w:r>
-        <w:rPr>
-          <w:i/>
-          <w:iCs/>
-          <w:color w:val="767171"/>
-          <w:sz w:val="19"/>
-          <w:szCs w:val="19"/>
-        </w:rPr>
-        <w:t xml:space="preserve">Course policy: one line saying what you used AI for. If you used none, say that. Expressions, coordinate systems, RMSEs and coordinates come from your own work, never from a model. You do the work in ArcGIS Pro yourself: AI may not run it for you, put facts in your report you did not find, or redraw or “enhance” your figures (see the course AI policy).</w:t>
+        <w:t xml:space="preserve">Course policy: one line saying what you used AI for. If you used none, say that. Expressions, coordinate systems, volumes and counts come from your own work, never from a model. You do the work in ArcGIS Pro yourself: AI may not run it for you, put facts in your report you did not find, or redraw or “enhance” your figures (see the course AI policy).</w:t>
       </w:r>
     </w:p>
     <w:p>
@@ -4538,7 +4246,7 @@
                 <w:sz w:val="17"/>
                 <w:szCs w:val="17"/>
               </w:rPr>
-              <w:t xml:space="preserve">The requirements of the project and your approach to solving it, in your own words (1)</w:t>
+              <w:t xml:space="preserve">The requirements of the project and your approach to solving it, in your own words (2)</w:t>
             </w:r>
           </w:p>
           <w:p>
@@ -4555,7 +4263,7 @@
                 <w:sz w:val="17"/>
                 <w:szCs w:val="17"/>
               </w:rPr>
-              <w:t xml:space="preserve">The three metadata values for the DEM and what the service returned in Step 1, what each means for your result, and which you would cite (2)</w:t>
+              <w:t xml:space="preserve">The three metadata values for the DEM and what each means for your result (2)</w:t>
             </w:r>
           </w:p>
           <w:p>
@@ -4572,7 +4280,7 @@
                 <w:sz w:val="17"/>
                 <w:szCs w:val="17"/>
               </w:rPr>
-              <w:t xml:space="preserve">Your check values from Steps 3 to 7, on the course's 2,500 points (2)</w:t>
+              <w:t xml:space="preserve">Your check values from Steps 4 to 8 (2)</w:t>
             </w:r>
           </w:p>
           <w:p>
@@ -4589,7 +4297,7 @@
                 <w:sz w:val="17"/>
                 <w:szCs w:val="17"/>
               </w:rPr>
-              <w:t xml:space="preserve">Where the methods break: the largest error on your baseline's error map for the best method, its coordinates and size, with a cropped figure, and why the ground there defeats the interpolators (3)</w:t>
+              <w:t xml:space="preserve">What the volume measures and what the model cannot see (Step 9, question 3) (2)</w:t>
             </w:r>
           </w:p>
           <w:p>
@@ -4704,7 +4412,7 @@
                 <w:sz w:val="17"/>
                 <w:szCs w:val="17"/>
               </w:rPr>
-              <w:t xml:space="preserve">The model runs end to end from its tool dialog and, on the course's 2,500 points, matches the three RMSE check values (4)</w:t>
+              <w:t xml:space="preserve">The model runs end to end from its tool dialog and its baseline volume matches the check value (4)</w:t>
             </w:r>
           </w:p>
           <w:p>
@@ -4738,7 +4446,7 @@
                 <w:sz w:val="17"/>
                 <w:szCs w:val="17"/>
               </w:rPr>
-              <w:t xml:space="preserve">A screen capture of the tool dialog with the sample points, the IDW power and the semivariogram exposed as parameters (2)</w:t>
+              <w:t xml:space="preserve">A screen capture of the tool dialog with the outline and the number of points exposed as parameters (2)</w:t>
             </w:r>
           </w:p>
           <w:p>
@@ -4836,7 +4544,7 @@
                 <w:sz w:val="19"/>
                 <w:szCs w:val="19"/>
               </w:rPr>
-              <w:t xml:space="preserve">Map 1 — your baseline comparison sheet</w:t>
+              <w:t xml:space="preserve">Map 1 — your baseline (full page, 8.5 × 11)</w:t>
             </w:r>
           </w:p>
           <w:p>
@@ -4853,7 +4561,7 @@
                 <w:sz w:val="17"/>
                 <w:szCs w:val="17"/>
               </w:rPr>
-              <w:t xml:space="preserve">Title, neat line, north arrow and scale bar (1)</w:t>
+              <w:t xml:space="preserve">Title, with the volume in it or in a text box (1)</w:t>
             </w:r>
           </w:p>
           <w:p>
@@ -4870,7 +4578,7 @@
                 <w:sz w:val="17"/>
                 <w:szCs w:val="17"/>
               </w:rPr>
-              <w:t xml:space="preserve">Text box with author, date, map projection, and the DEM's source and date (1)</w:t>
+              <w:t xml:space="preserve">Neat line, north arrow and scale bar (1)</w:t>
             </w:r>
           </w:p>
           <w:p>
@@ -4887,7 +4595,7 @@
                 <w:sz w:val="17"/>
                 <w:szCs w:val="17"/>
               </w:rPr>
-              <w:t xml:space="preserve">The true DEM with the sample points and the three surfaces on one elevation scale, with a legend (2)</w:t>
+              <w:t xml:space="preserve">Text box with author, date, map projection, and the DEM's source and date (1)</w:t>
             </w:r>
           </w:p>
           <w:p>
@@ -4904,7 +4612,7 @@
                 <w:sz w:val="17"/>
                 <w:szCs w:val="17"/>
               </w:rPr>
-              <w:t xml:space="preserve">The three error maps on one diverging scale with the same breaks, with a legend (2)</w:t>
+              <w:t xml:space="preserve">Height above the plain in a clear color scale with a legend in meters (2)</w:t>
             </w:r>
           </w:p>
           <w:p>
@@ -4921,7 +4629,7 @@
                 <w:sz w:val="17"/>
                 <w:szCs w:val="17"/>
               </w:rPr>
-              <w:t xml:space="preserve">Every panel labeled with its method, parameters and RMSE (2)</w:t>
+              <w:t xml:space="preserve">The outline over a hillshade or imagery (1)</w:t>
             </w:r>
           </w:p>
           <w:p>
@@ -4938,88 +4646,7 @@
                 <w:sz w:val="17"/>
                 <w:szCs w:val="17"/>
               </w:rPr>
-              <w:t xml:space="preserve">Layout, scale and legibility: a reader can compare the panels at a glance (2)</w:t>
-            </w:r>
-          </w:p>
-        </w:tc>
-        <w:tc>
-          <w:tcPr>
-            <w:tcW w:type="dxa" w:w="900"/>
-            <w:tcMar>
-              <w:top w:type="dxa" w:w="90"/>
-              <w:left w:type="dxa" w:w="120"/>
-              <w:bottom w:type="dxa" w:w="90"/>
-              <w:right w:type="dxa" w:w="120"/>
-            </w:tcMar>
-          </w:tcPr>
-          <w:p>
-            <w:pPr>
-              <w:jc w:val="center"/>
-            </w:pPr>
-            <w:r>
-              <w:rPr>
-                <w:b w:val="false"/>
-                <w:bCs w:val="false"/>
-                <w:sz w:val="19"/>
-                <w:szCs w:val="19"/>
-              </w:rPr>
-              <w:t xml:space="preserve">10</w:t>
-            </w:r>
-          </w:p>
-        </w:tc>
-        <w:tc>
-          <w:tcPr>
-            <w:tcW w:type="dxa" w:w="1260"/>
-            <w:tcMar>
-              <w:top w:type="dxa" w:w="90"/>
-              <w:left w:type="dxa" w:w="120"/>
-              <w:bottom w:type="dxa" w:w="90"/>
-              <w:right w:type="dxa" w:w="120"/>
-            </w:tcMar>
-          </w:tcPr>
-          <w:p>
-            <w:pPr>
-              <w:jc w:val="center"/>
-            </w:pPr>
-            <w:r>
-              <w:rPr>
-                <w:b w:val="false"/>
-                <w:bCs w:val="false"/>
-                <w:sz w:val="19"/>
-                <w:szCs w:val="19"/>
-                <w:highlight w:val="yellow"/>
-              </w:rPr>
-              <w:t xml:space="preserve">___ / 10</w:t>
-            </w:r>
-          </w:p>
-        </w:tc>
-      </w:tr>
-      <w:tr>
-        <w:trPr>
-          <w:cantSplit/>
-        </w:trPr>
-        <w:tc>
-          <w:tcPr>
-            <w:tcW w:type="dxa" w:w="7200"/>
-            <w:tcMar>
-              <w:top w:type="dxa" w:w="90"/>
-              <w:left w:type="dxa" w:w="120"/>
-              <w:bottom w:type="dxa" w:w="90"/>
-              <w:right w:type="dxa" w:w="120"/>
-            </w:tcMar>
-          </w:tcPr>
-          <w:p>
-            <w:pPr>
-              <w:spacing w:after="60"/>
-            </w:pPr>
-            <w:r>
-              <w:rPr>
-                <w:b/>
-                <w:bCs/>
-                <w:sz w:val="19"/>
-                <w:szCs w:val="19"/>
-              </w:rPr>
-              <w:t xml:space="preserve">Map 2 — one Step 8 scenario</w:t>
+              <w:t xml:space="preserve">An inset locating the butte in Idaho (2)</w:t>
             </w:r>
           </w:p>
           <w:p>
@@ -5036,7 +4663,88 @@
                 <w:sz w:val="17"/>
                 <w:szCs w:val="17"/>
               </w:rPr>
-              <w:t xml:space="preserve">Title, neat line, north arrow and scale bar (1)</w:t>
+              <w:t xml:space="preserve">Scale and legibility appropriate to the butte (2)</w:t>
+            </w:r>
+          </w:p>
+        </w:tc>
+        <w:tc>
+          <w:tcPr>
+            <w:tcW w:type="dxa" w:w="900"/>
+            <w:tcMar>
+              <w:top w:type="dxa" w:w="90"/>
+              <w:left w:type="dxa" w:w="120"/>
+              <w:bottom w:type="dxa" w:w="90"/>
+              <w:right w:type="dxa" w:w="120"/>
+            </w:tcMar>
+          </w:tcPr>
+          <w:p>
+            <w:pPr>
+              <w:jc w:val="center"/>
+            </w:pPr>
+            <w:r>
+              <w:rPr>
+                <w:b w:val="false"/>
+                <w:bCs w:val="false"/>
+                <w:sz w:val="19"/>
+                <w:szCs w:val="19"/>
+              </w:rPr>
+              <w:t xml:space="preserve">10</w:t>
+            </w:r>
+          </w:p>
+        </w:tc>
+        <w:tc>
+          <w:tcPr>
+            <w:tcW w:type="dxa" w:w="1260"/>
+            <w:tcMar>
+              <w:top w:type="dxa" w:w="90"/>
+              <w:left w:type="dxa" w:w="120"/>
+              <w:bottom w:type="dxa" w:w="90"/>
+              <w:right w:type="dxa" w:w="120"/>
+            </w:tcMar>
+          </w:tcPr>
+          <w:p>
+            <w:pPr>
+              <w:jc w:val="center"/>
+            </w:pPr>
+            <w:r>
+              <w:rPr>
+                <w:b w:val="false"/>
+                <w:bCs w:val="false"/>
+                <w:sz w:val="19"/>
+                <w:szCs w:val="19"/>
+                <w:highlight w:val="yellow"/>
+              </w:rPr>
+              <w:t xml:space="preserve">___ / 10</w:t>
+            </w:r>
+          </w:p>
+        </w:tc>
+      </w:tr>
+      <w:tr>
+        <w:trPr>
+          <w:cantSplit/>
+        </w:trPr>
+        <w:tc>
+          <w:tcPr>
+            <w:tcW w:type="dxa" w:w="7200"/>
+            <w:tcMar>
+              <w:top w:type="dxa" w:w="90"/>
+              <w:left w:type="dxa" w:w="120"/>
+              <w:bottom w:type="dxa" w:w="90"/>
+              <w:right w:type="dxa" w:w="120"/>
+            </w:tcMar>
+          </w:tcPr>
+          <w:p>
+            <w:pPr>
+              <w:spacing w:after="60"/>
+            </w:pPr>
+            <w:r>
+              <w:rPr>
+                <w:b/>
+                <w:bCs/>
+                <w:sz w:val="19"/>
+                <w:szCs w:val="19"/>
+              </w:rPr>
+              <w:t xml:space="preserve">Map 2 — one Step 9 scenario (full page, 8.5 × 11)</w:t>
             </w:r>
           </w:p>
           <w:p>
@@ -5053,7 +4761,7 @@
                 <w:sz w:val="17"/>
                 <w:szCs w:val="17"/>
               </w:rPr>
-              <w:t xml:space="preserve">Text box with author, date, map projection, and the DEM's source and date (1)</w:t>
+              <w:t xml:space="preserve">Title, with the volume in it or in a text box (1)</w:t>
             </w:r>
           </w:p>
           <w:p>
@@ -5070,7 +4778,7 @@
                 <w:sz w:val="17"/>
                 <w:szCs w:val="17"/>
               </w:rPr>
-              <w:t xml:space="preserve">The scenario's three error maps on Map 1's error scale, with a legend (2)</w:t>
+              <w:t xml:space="preserve">Neat line, north arrow and scale bar (1)</w:t>
             </w:r>
           </w:p>
           <w:p>
@@ -5087,7 +4795,7 @@
                 <w:sz w:val="17"/>
                 <w:szCs w:val="17"/>
               </w:rPr>
-              <w:t xml:space="preserve">Every panel labeled with its method, parameters and RMSE (2)</w:t>
+              <w:t xml:space="preserve">Text box with author, date, map projection, and the DEM's source and date (1)</w:t>
             </w:r>
           </w:p>
           <w:p>
@@ -5104,7 +4812,7 @@
                 <w:sz w:val="17"/>
                 <w:szCs w:val="17"/>
               </w:rPr>
-              <w:t xml:space="preserve">Title and text box say what changed from Map 1 and by how much (2)</w:t>
+              <w:t xml:space="preserve">Height above the plain in the same color scale as Map 1, with a legend (2)</w:t>
             </w:r>
           </w:p>
           <w:p>
@@ -5121,88 +4829,7 @@
                 <w:sz w:val="17"/>
                 <w:szCs w:val="17"/>
               </w:rPr>
-              <w:t xml:space="preserve">Layout, scale and legibility (2)</w:t>
-            </w:r>
-          </w:p>
-        </w:tc>
-        <w:tc>
-          <w:tcPr>
-            <w:tcW w:type="dxa" w:w="900"/>
-            <w:tcMar>
-              <w:top w:type="dxa" w:w="90"/>
-              <w:left w:type="dxa" w:w="120"/>
-              <w:bottom w:type="dxa" w:w="90"/>
-              <w:right w:type="dxa" w:w="120"/>
-            </w:tcMar>
-          </w:tcPr>
-          <w:p>
-            <w:pPr>
-              <w:jc w:val="center"/>
-            </w:pPr>
-            <w:r>
-              <w:rPr>
-                <w:b w:val="false"/>
-                <w:bCs w:val="false"/>
-                <w:sz w:val="19"/>
-                <w:szCs w:val="19"/>
-              </w:rPr>
-              <w:t xml:space="preserve">10</w:t>
-            </w:r>
-          </w:p>
-        </w:tc>
-        <w:tc>
-          <w:tcPr>
-            <w:tcW w:type="dxa" w:w="1260"/>
-            <w:tcMar>
-              <w:top w:type="dxa" w:w="90"/>
-              <w:left w:type="dxa" w:w="120"/>
-              <w:bottom w:type="dxa" w:w="90"/>
-              <w:right w:type="dxa" w:w="120"/>
-            </w:tcMar>
-          </w:tcPr>
-          <w:p>
-            <w:pPr>
-              <w:jc w:val="center"/>
-            </w:pPr>
-            <w:r>
-              <w:rPr>
-                <w:b w:val="false"/>
-                <w:bCs w:val="false"/>
-                <w:sz w:val="19"/>
-                <w:szCs w:val="19"/>
-                <w:highlight w:val="yellow"/>
-              </w:rPr>
-              <w:t xml:space="preserve">___ / 10</w:t>
-            </w:r>
-          </w:p>
-        </w:tc>
-      </w:tr>
-      <w:tr>
-        <w:trPr>
-          <w:cantSplit/>
-        </w:trPr>
-        <w:tc>
-          <w:tcPr>
-            <w:tcW w:type="dxa" w:w="7200"/>
-            <w:tcMar>
-              <w:top w:type="dxa" w:w="90"/>
-              <w:left w:type="dxa" w:w="120"/>
-              <w:bottom w:type="dxa" w:w="90"/>
-              <w:right w:type="dxa" w:w="120"/>
-            </w:tcMar>
-          </w:tcPr>
-          <w:p>
-            <w:pPr>
-              <w:spacing w:after="60"/>
-            </w:pPr>
-            <w:r>
-              <w:rPr>
-                <w:b/>
-                <w:bCs/>
-                <w:sz w:val="19"/>
-                <w:szCs w:val="19"/>
-              </w:rPr>
-              <w:t xml:space="preserve">Sensitivity (Step 8)</w:t>
+              <w:t xml:space="preserve">The outline used, over a hillshade or imagery (1)</w:t>
             </w:r>
           </w:p>
           <w:p>
@@ -5219,7 +4846,7 @@
                 <w:sz w:val="17"/>
                 <w:szCs w:val="17"/>
               </w:rPr>
-              <w:t xml:space="preserve">One table with your baseline and the five Step 8 runs — including run 5 at your own IDW power, with your BYU ID's last two digits — the RMSE of all three methods in every row, and a row with your baseline's three checkpoint RMSEs (4)</w:t>
+              <w:t xml:space="preserve">Title and text box say what changed from Map 1 and by how much (2)</w:t>
             </w:r>
           </w:p>
           <w:p>
@@ -5236,7 +4863,88 @@
                 <w:sz w:val="17"/>
                 <w:szCs w:val="17"/>
               </w:rPr>
-              <w:t xml:space="preserve">Which method wins and whether the ranking survives, with your numbers (2)</w:t>
+              <w:t xml:space="preserve">Scale and legibility appropriate to the butte (2)</w:t>
+            </w:r>
+          </w:p>
+        </w:tc>
+        <w:tc>
+          <w:tcPr>
+            <w:tcW w:type="dxa" w:w="900"/>
+            <w:tcMar>
+              <w:top w:type="dxa" w:w="90"/>
+              <w:left w:type="dxa" w:w="120"/>
+              <w:bottom w:type="dxa" w:w="90"/>
+              <w:right w:type="dxa" w:w="120"/>
+            </w:tcMar>
+          </w:tcPr>
+          <w:p>
+            <w:pPr>
+              <w:jc w:val="center"/>
+            </w:pPr>
+            <w:r>
+              <w:rPr>
+                <w:b w:val="false"/>
+                <w:bCs w:val="false"/>
+                <w:sz w:val="19"/>
+                <w:szCs w:val="19"/>
+              </w:rPr>
+              <w:t xml:space="preserve">10</w:t>
+            </w:r>
+          </w:p>
+        </w:tc>
+        <w:tc>
+          <w:tcPr>
+            <w:tcW w:type="dxa" w:w="1260"/>
+            <w:tcMar>
+              <w:top w:type="dxa" w:w="90"/>
+              <w:left w:type="dxa" w:w="120"/>
+              <w:bottom w:type="dxa" w:w="90"/>
+              <w:right w:type="dxa" w:w="120"/>
+            </w:tcMar>
+          </w:tcPr>
+          <w:p>
+            <w:pPr>
+              <w:jc w:val="center"/>
+            </w:pPr>
+            <w:r>
+              <w:rPr>
+                <w:b w:val="false"/>
+                <w:bCs w:val="false"/>
+                <w:sz w:val="19"/>
+                <w:szCs w:val="19"/>
+                <w:highlight w:val="yellow"/>
+              </w:rPr>
+              <w:t xml:space="preserve">___ / 10</w:t>
+            </w:r>
+          </w:p>
+        </w:tc>
+      </w:tr>
+      <w:tr>
+        <w:trPr>
+          <w:cantSplit/>
+        </w:trPr>
+        <w:tc>
+          <w:tcPr>
+            <w:tcW w:type="dxa" w:w="7200"/>
+            <w:tcMar>
+              <w:top w:type="dxa" w:w="90"/>
+              <w:left w:type="dxa" w:w="120"/>
+              <w:bottom w:type="dxa" w:w="90"/>
+              <w:right w:type="dxa" w:w="120"/>
+            </w:tcMar>
+          </w:tcPr>
+          <w:p>
+            <w:pPr>
+              <w:spacing w:after="60"/>
+            </w:pPr>
+            <w:r>
+              <w:rPr>
+                <w:b/>
+                <w:bCs/>
+                <w:sz w:val="19"/>
+                <w:szCs w:val="19"/>
+              </w:rPr>
+              <w:t xml:space="preserve">Sensitivity (Step 9)</w:t>
             </w:r>
           </w:p>
           <w:p>
@@ -5253,7 +4961,7 @@
                 <w:sz w:val="17"/>
                 <w:szCs w:val="17"/>
               </w:rPr>
-              <w:t xml:space="preserve">Which parameter mattered and which barely did, with your numbers (2)</w:t>
+              <w:t xml:space="preserve">One table with the baseline and the four Step 9 runs (250 and 4,000 points, your own outline, the spline), with the points kept, the outline area, the volume, the tallest cell and the cells below the plain (4)</w:t>
             </w:r>
           </w:p>
           <w:p>
@@ -5270,7 +4978,24 @@
                 <w:sz w:val="17"/>
                 <w:szCs w:val="17"/>
               </w:rPr>
-              <w:t xml:space="preserve">What the checkpoints would and would not have told you (2)</w:t>
+              <w:t xml:space="preserve">Which choice moves the volume most and least, ranked with your numbers (3)</w:t>
+            </w:r>
+          </w:p>
+          <w:p>
+            <w:pPr>
+              <w:pStyle w:val="ListParagraph"/>
+              <w:numPr>
+                <w:ilvl w:val="0"/>
+                <w:numId w:val="3"/>
+              </w:numPr>
+              <w:spacing w:after="40"/>
+            </w:pPr>
+            <w:r>
+              <w:rPr>
+                <w:sz w:val="17"/>
+                <w:szCs w:val="17"/>
+              </w:rPr>
+              <w:t xml:space="preserve">What the spline did that IDW cannot, mapped and explained (3)</w:t>
             </w:r>
           </w:p>
         </w:tc>

--- a/docs/assignments/lab-09/lab09-report-template.docx
+++ b/docs/assignments/lab-09/lab09-report-template.docx
@@ -3706,7 +3706,7 @@
           <w:sz w:val="22"/>
           <w:szCs w:val="22"/>
         </w:rPr>
-        <w:t xml:space="preserve">What did the spline do that IDW cannot? Map its cells below the plain and explain them with what you learned about the methods in Week 8. (3 points)</w:t>
+        <w:t>What did the spline do that IDW cannot? Map its cells below the plain and explain them with what you learned about the methods in Week 9 and Lab 8. (3 points)</w:t>
       </w:r>
     </w:p>
     <w:p>

--- a/docs/assignments/lab-09/lab09-report-template.docx
+++ b/docs/assignments/lab-09/lab09-report-template.docx
@@ -2660,7 +2660,7 @@
           <w:sz w:val="19"/>
           <w:szCs w:val="19"/>
         </w:rPr>
-        <w:t xml:space="preserve">Rubric: one table with the baseline and the four Step 9 runs, with the points kept, the outline area, the volume, the tallest cell and the cells below the plain (4 points). Step 9 says where to read each value.</w:t>
+        <w:t>Rubric: one table with the baseline and the two Step 9 runs (250 points; the wide outline), with the points kept, the outline area, the volume and the tallest cell, and the numbers match a run with your seed (5 points). Step 9 says where to read each value.</w:t>
       </w:r>
     </w:p>
     <w:p>
@@ -2696,7 +2696,6 @@
         <w:gridCol w:w="1350"/>
         <w:gridCol w:w="1250"/>
         <w:gridCol w:w="1300"/>
-        <w:gridCol w:w="1510"/>
       </w:tblGrid>
       <w:tr>
         <w:trPr>
@@ -2847,30 +2846,6 @@
             </w:r>
           </w:p>
         </w:tc>
-        <w:tc>
-          <w:tcPr>
-            <w:tcW w:type="dxa" w:w="1510"/>
-            <w:shd w:fill="D9E2F3" w:color="auto" w:val="clear"/>
-            <w:tcMar>
-              <w:top w:type="dxa" w:w="90"/>
-              <w:left w:type="dxa" w:w="120"/>
-              <w:bottom w:type="dxa" w:w="90"/>
-              <w:right w:type="dxa" w:w="120"/>
-            </w:tcMar>
-          </w:tcPr>
-          <w:p>
-            <w:r>
-              <w:rPr>
-                <w:b/>
-                <w:bCs/>
-                <w:color w:val="1F3864"/>
-                <w:sz w:val="19"/>
-                <w:szCs w:val="19"/>
-              </w:rPr>
-              <w:t xml:space="preserve">Cells below the plain</w:t>
-            </w:r>
-          </w:p>
-        </w:tc>
       </w:tr>
       <w:tr>
         <w:trPr>
@@ -3002,27 +2977,6 @@
             </w:r>
           </w:p>
         </w:tc>
-        <w:tc>
-          <w:tcPr>
-            <w:tcW w:type="dxa" w:w="1510"/>
-            <w:tcMar>
-              <w:top w:type="dxa" w:w="90"/>
-              <w:left w:type="dxa" w:w="120"/>
-              <w:bottom w:type="dxa" w:w="90"/>
-              <w:right w:type="dxa" w:w="120"/>
-            </w:tcMar>
-          </w:tcPr>
-          <w:p>
-            <w:r>
-              <w:rPr>
-                <w:color w:val="767171"/>
-                <w:sz w:val="19"/>
-                <w:szCs w:val="19"/>
-              </w:rPr>
-              <w:t xml:space="preserve"> </w:t>
-            </w:r>
-          </w:p>
-        </w:tc>
       </w:tr>
       <w:tr>
         <w:trPr>
@@ -3160,28 +3114,6 @@
             </w:r>
           </w:p>
         </w:tc>
-        <w:tc>
-          <w:tcPr>
-            <w:tcW w:type="dxa" w:w="1510"/>
-            <w:shd w:fill="F2F2F2" w:color="auto" w:val="clear"/>
-            <w:tcMar>
-              <w:top w:type="dxa" w:w="90"/>
-              <w:left w:type="dxa" w:w="120"/>
-              <w:bottom w:type="dxa" w:w="90"/>
-              <w:right w:type="dxa" w:w="120"/>
-            </w:tcMar>
-          </w:tcPr>
-          <w:p>
-            <w:r>
-              <w:rPr>
-                <w:color w:val="767171"/>
-                <w:sz w:val="19"/>
-                <w:szCs w:val="19"/>
-              </w:rPr>
-              <w:t xml:space="preserve"> </w:t>
-            </w:r>
-          </w:p>
-        </w:tc>
       </w:tr>
       <w:tr>
         <w:trPr>
@@ -3190,6 +3122,7 @@
         <w:tc>
           <w:tcPr>
             <w:tcW w:type="dxa" w:w="1250"/>
+            <w:shd w:fill="F2F2F2" w:color="auto" w:val="clear"/>
             <w:tcMar>
               <w:top w:type="dxa" w:w="90"/>
               <w:left w:type="dxa" w:w="120"/>
@@ -3204,13 +3137,14 @@
                 <w:sz w:val="19"/>
                 <w:szCs w:val="19"/>
               </w:rPr>
-              <w:t xml:space="preserve">4,000 points</w:t>
+              <w:t>Wide outline (+200 m)</w:t>
             </w:r>
           </w:p>
         </w:tc>
         <w:tc>
           <w:tcPr>
             <w:tcW w:type="dxa" w:w="1600"/>
+            <w:shd w:fill="F2F2F2" w:color="auto" w:val="clear"/>
             <w:tcMar>
               <w:top w:type="dxa" w:w="90"/>
               <w:left w:type="dxa" w:w="120"/>
@@ -3232,6 +3166,7 @@
         <w:tc>
           <w:tcPr>
             <w:tcW w:type="dxa" w:w="1100"/>
+            <w:shd w:fill="F2F2F2" w:color="auto" w:val="clear"/>
             <w:tcMar>
               <w:top w:type="dxa" w:w="90"/>
               <w:left w:type="dxa" w:w="120"/>
@@ -3253,92 +3188,25 @@
         <w:tc>
           <w:tcPr>
             <w:tcW w:type="dxa" w:w="1350"/>
-            <w:tcMar>
-              <w:top w:type="dxa" w:w="90"/>
-              <w:left w:type="dxa" w:w="120"/>
-              <w:bottom w:type="dxa" w:w="90"/>
-              <w:right w:type="dxa" w:w="120"/>
-            </w:tcMar>
-          </w:tcPr>
-          <w:p>
-            <w:r>
-              <w:rPr>
-                <w:color w:val="767171"/>
-                <w:sz w:val="19"/>
-                <w:szCs w:val="19"/>
-              </w:rPr>
-              <w:t xml:space="preserve"> </w:t>
-            </w:r>
-          </w:p>
-        </w:tc>
-        <w:tc>
-          <w:tcPr>
-            <w:tcW w:type="dxa" w:w="1250"/>
-            <w:tcMar>
-              <w:top w:type="dxa" w:w="90"/>
-              <w:left w:type="dxa" w:w="120"/>
-              <w:bottom w:type="dxa" w:w="90"/>
-              <w:right w:type="dxa" w:w="120"/>
-            </w:tcMar>
-          </w:tcPr>
-          <w:p>
-            <w:r>
-              <w:rPr>
-                <w:color w:val="767171"/>
-                <w:sz w:val="19"/>
-                <w:szCs w:val="19"/>
-              </w:rPr>
-              <w:t xml:space="preserve"> </w:t>
-            </w:r>
-          </w:p>
-        </w:tc>
-        <w:tc>
-          <w:tcPr>
-            <w:tcW w:type="dxa" w:w="1300"/>
-            <w:tcMar>
-              <w:top w:type="dxa" w:w="90"/>
-              <w:left w:type="dxa" w:w="120"/>
-              <w:bottom w:type="dxa" w:w="90"/>
-              <w:right w:type="dxa" w:w="120"/>
-            </w:tcMar>
-          </w:tcPr>
-          <w:p>
-            <w:r>
-              <w:rPr>
-                <w:color w:val="767171"/>
-                <w:sz w:val="19"/>
-                <w:szCs w:val="19"/>
-              </w:rPr>
-              <w:t xml:space="preserve"> </w:t>
-            </w:r>
-          </w:p>
-        </w:tc>
-        <w:tc>
-          <w:tcPr>
-            <w:tcW w:type="dxa" w:w="1510"/>
-            <w:tcMar>
-              <w:top w:type="dxa" w:w="90"/>
-              <w:left w:type="dxa" w:w="120"/>
-              <w:bottom w:type="dxa" w:w="90"/>
-              <w:right w:type="dxa" w:w="120"/>
-            </w:tcMar>
-          </w:tcPr>
-          <w:p>
-            <w:r>
-              <w:rPr>
-                <w:color w:val="767171"/>
-                <w:sz w:val="19"/>
-                <w:szCs w:val="19"/>
-              </w:rPr>
-              <w:t xml:space="preserve"> </w:t>
-            </w:r>
-          </w:p>
-        </w:tc>
-      </w:tr>
-      <w:tr>
-        <w:trPr>
-          <w:cantSplit/>
-        </w:trPr>
+            <w:shd w:fill="F2F2F2" w:color="auto" w:val="clear"/>
+            <w:tcMar>
+              <w:top w:type="dxa" w:w="90"/>
+              <w:left w:type="dxa" w:w="120"/>
+              <w:bottom w:type="dxa" w:w="90"/>
+              <w:right w:type="dxa" w:w="120"/>
+            </w:tcMar>
+          </w:tcPr>
+          <w:p>
+            <w:r>
+              <w:rPr>
+                <w:color w:val="767171"/>
+                <w:sz w:val="19"/>
+                <w:szCs w:val="19"/>
+              </w:rPr>
+              <w:t xml:space="preserve"> </w:t>
+            </w:r>
+          </w:p>
+        </w:tc>
         <w:tc>
           <w:tcPr>
             <w:tcW w:type="dxa" w:w="1250"/>
@@ -3353,94 +3221,6 @@
           <w:p>
             <w:r>
               <w:rPr>
-                <w:color w:val="000000"/>
-                <w:sz w:val="19"/>
-                <w:szCs w:val="19"/>
-              </w:rPr>
-              <w:t xml:space="preserve">Your own outline</w:t>
-            </w:r>
-          </w:p>
-        </w:tc>
-        <w:tc>
-          <w:tcPr>
-            <w:tcW w:type="dxa" w:w="1600"/>
-            <w:shd w:fill="F2F2F2" w:color="auto" w:val="clear"/>
-            <w:tcMar>
-              <w:top w:type="dxa" w:w="90"/>
-              <w:left w:type="dxa" w:w="120"/>
-              <w:bottom w:type="dxa" w:w="90"/>
-              <w:right w:type="dxa" w:w="120"/>
-            </w:tcMar>
-          </w:tcPr>
-          <w:p>
-            <w:r>
-              <w:rPr>
-                <w:color w:val="767171"/>
-                <w:sz w:val="19"/>
-                <w:szCs w:val="19"/>
-              </w:rPr>
-              <w:t xml:space="preserve"> </w:t>
-            </w:r>
-          </w:p>
-        </w:tc>
-        <w:tc>
-          <w:tcPr>
-            <w:tcW w:type="dxa" w:w="1100"/>
-            <w:shd w:fill="F2F2F2" w:color="auto" w:val="clear"/>
-            <w:tcMar>
-              <w:top w:type="dxa" w:w="90"/>
-              <w:left w:type="dxa" w:w="120"/>
-              <w:bottom w:type="dxa" w:w="90"/>
-              <w:right w:type="dxa" w:w="120"/>
-            </w:tcMar>
-          </w:tcPr>
-          <w:p>
-            <w:r>
-              <w:rPr>
-                <w:color w:val="767171"/>
-                <w:sz w:val="19"/>
-                <w:szCs w:val="19"/>
-              </w:rPr>
-              <w:t xml:space="preserve"> </w:t>
-            </w:r>
-          </w:p>
-        </w:tc>
-        <w:tc>
-          <w:tcPr>
-            <w:tcW w:type="dxa" w:w="1350"/>
-            <w:shd w:fill="F2F2F2" w:color="auto" w:val="clear"/>
-            <w:tcMar>
-              <w:top w:type="dxa" w:w="90"/>
-              <w:left w:type="dxa" w:w="120"/>
-              <w:bottom w:type="dxa" w:w="90"/>
-              <w:right w:type="dxa" w:w="120"/>
-            </w:tcMar>
-          </w:tcPr>
-          <w:p>
-            <w:r>
-              <w:rPr>
-                <w:color w:val="767171"/>
-                <w:sz w:val="19"/>
-                <w:szCs w:val="19"/>
-              </w:rPr>
-              <w:t xml:space="preserve"> </w:t>
-            </w:r>
-          </w:p>
-        </w:tc>
-        <w:tc>
-          <w:tcPr>
-            <w:tcW w:type="dxa" w:w="1250"/>
-            <w:shd w:fill="F2F2F2" w:color="auto" w:val="clear"/>
-            <w:tcMar>
-              <w:top w:type="dxa" w:w="90"/>
-              <w:left w:type="dxa" w:w="120"/>
-              <w:bottom w:type="dxa" w:w="90"/>
-              <w:right w:type="dxa" w:w="120"/>
-            </w:tcMar>
-          </w:tcPr>
-          <w:p>
-            <w:r>
-              <w:rPr>
                 <w:color w:val="767171"/>
                 <w:sz w:val="19"/>
                 <w:szCs w:val="19"/>
@@ -3453,180 +3233,6 @@
           <w:tcPr>
             <w:tcW w:type="dxa" w:w="1300"/>
             <w:shd w:fill="F2F2F2" w:color="auto" w:val="clear"/>
-            <w:tcMar>
-              <w:top w:type="dxa" w:w="90"/>
-              <w:left w:type="dxa" w:w="120"/>
-              <w:bottom w:type="dxa" w:w="90"/>
-              <w:right w:type="dxa" w:w="120"/>
-            </w:tcMar>
-          </w:tcPr>
-          <w:p>
-            <w:r>
-              <w:rPr>
-                <w:color w:val="767171"/>
-                <w:sz w:val="19"/>
-                <w:szCs w:val="19"/>
-              </w:rPr>
-              <w:t xml:space="preserve"> </w:t>
-            </w:r>
-          </w:p>
-        </w:tc>
-        <w:tc>
-          <w:tcPr>
-            <w:tcW w:type="dxa" w:w="1510"/>
-            <w:shd w:fill="F2F2F2" w:color="auto" w:val="clear"/>
-            <w:tcMar>
-              <w:top w:type="dxa" w:w="90"/>
-              <w:left w:type="dxa" w:w="120"/>
-              <w:bottom w:type="dxa" w:w="90"/>
-              <w:right w:type="dxa" w:w="120"/>
-            </w:tcMar>
-          </w:tcPr>
-          <w:p>
-            <w:r>
-              <w:rPr>
-                <w:color w:val="767171"/>
-                <w:sz w:val="19"/>
-                <w:szCs w:val="19"/>
-              </w:rPr>
-              <w:t xml:space="preserve"> </w:t>
-            </w:r>
-          </w:p>
-        </w:tc>
-      </w:tr>
-      <w:tr>
-        <w:trPr>
-          <w:cantSplit/>
-        </w:trPr>
-        <w:tc>
-          <w:tcPr>
-            <w:tcW w:type="dxa" w:w="1250"/>
-            <w:tcMar>
-              <w:top w:type="dxa" w:w="90"/>
-              <w:left w:type="dxa" w:w="120"/>
-              <w:bottom w:type="dxa" w:w="90"/>
-              <w:right w:type="dxa" w:w="120"/>
-            </w:tcMar>
-          </w:tcPr>
-          <w:p>
-            <w:r>
-              <w:rPr>
-                <w:color w:val="000000"/>
-                <w:sz w:val="19"/>
-                <w:szCs w:val="19"/>
-              </w:rPr>
-              <w:t xml:space="preserve">Spline</w:t>
-            </w:r>
-          </w:p>
-        </w:tc>
-        <w:tc>
-          <w:tcPr>
-            <w:tcW w:type="dxa" w:w="1600"/>
-            <w:tcMar>
-              <w:top w:type="dxa" w:w="90"/>
-              <w:left w:type="dxa" w:w="120"/>
-              <w:bottom w:type="dxa" w:w="90"/>
-              <w:right w:type="dxa" w:w="120"/>
-            </w:tcMar>
-          </w:tcPr>
-          <w:p>
-            <w:r>
-              <w:rPr>
-                <w:color w:val="767171"/>
-                <w:sz w:val="19"/>
-                <w:szCs w:val="19"/>
-              </w:rPr>
-              <w:t xml:space="preserve"> </w:t>
-            </w:r>
-          </w:p>
-        </w:tc>
-        <w:tc>
-          <w:tcPr>
-            <w:tcW w:type="dxa" w:w="1100"/>
-            <w:tcMar>
-              <w:top w:type="dxa" w:w="90"/>
-              <w:left w:type="dxa" w:w="120"/>
-              <w:bottom w:type="dxa" w:w="90"/>
-              <w:right w:type="dxa" w:w="120"/>
-            </w:tcMar>
-          </w:tcPr>
-          <w:p>
-            <w:r>
-              <w:rPr>
-                <w:color w:val="767171"/>
-                <w:sz w:val="19"/>
-                <w:szCs w:val="19"/>
-              </w:rPr>
-              <w:t xml:space="preserve"> </w:t>
-            </w:r>
-          </w:p>
-        </w:tc>
-        <w:tc>
-          <w:tcPr>
-            <w:tcW w:type="dxa" w:w="1350"/>
-            <w:tcMar>
-              <w:top w:type="dxa" w:w="90"/>
-              <w:left w:type="dxa" w:w="120"/>
-              <w:bottom w:type="dxa" w:w="90"/>
-              <w:right w:type="dxa" w:w="120"/>
-            </w:tcMar>
-          </w:tcPr>
-          <w:p>
-            <w:r>
-              <w:rPr>
-                <w:color w:val="767171"/>
-                <w:sz w:val="19"/>
-                <w:szCs w:val="19"/>
-              </w:rPr>
-              <w:t xml:space="preserve"> </w:t>
-            </w:r>
-          </w:p>
-        </w:tc>
-        <w:tc>
-          <w:tcPr>
-            <w:tcW w:type="dxa" w:w="1250"/>
-            <w:tcMar>
-              <w:top w:type="dxa" w:w="90"/>
-              <w:left w:type="dxa" w:w="120"/>
-              <w:bottom w:type="dxa" w:w="90"/>
-              <w:right w:type="dxa" w:w="120"/>
-            </w:tcMar>
-          </w:tcPr>
-          <w:p>
-            <w:r>
-              <w:rPr>
-                <w:color w:val="767171"/>
-                <w:sz w:val="19"/>
-                <w:szCs w:val="19"/>
-              </w:rPr>
-              <w:t xml:space="preserve"> </w:t>
-            </w:r>
-          </w:p>
-        </w:tc>
-        <w:tc>
-          <w:tcPr>
-            <w:tcW w:type="dxa" w:w="1300"/>
-            <w:tcMar>
-              <w:top w:type="dxa" w:w="90"/>
-              <w:left w:type="dxa" w:w="120"/>
-              <w:bottom w:type="dxa" w:w="90"/>
-              <w:right w:type="dxa" w:w="120"/>
-            </w:tcMar>
-          </w:tcPr>
-          <w:p>
-            <w:r>
-              <w:rPr>
-                <w:color w:val="767171"/>
-                <w:sz w:val="19"/>
-                <w:szCs w:val="19"/>
-              </w:rPr>
-              <w:t xml:space="preserve"> </w:t>
-            </w:r>
-          </w:p>
-        </w:tc>
-        <w:tc>
-          <w:tcPr>
-            <w:tcW w:type="dxa" w:w="1510"/>
             <w:tcMar>
               <w:top w:type="dxa" w:w="90"/>
               <w:left w:type="dxa" w:w="120"/>
@@ -3660,7 +3266,7 @@
           <w:sz w:val="19"/>
           <w:szCs w:val="19"/>
         </w:rPr>
-        <w:t xml:space="preserve">Table 4. Sensitivity — the baseline and the four Step 9 runs.</w:t>
+        <w:t>Table 4. The baseline and the two Step 9 runs.</w:t>
       </w:r>
     </w:p>
     <w:p>
@@ -3676,7 +3282,7 @@
           <w:sz w:val="22"/>
           <w:szCs w:val="22"/>
         </w:rPr>
-        <w:t xml:space="preserve">Which choice moves the volume most, and which least? Rank them with your numbers. (3 points)</w:t>
+        <w:t>Which choice moved the volume more, the points or the outline? Give each run's difference from the baseline in cubic kilometers and as a percentage. (3 points)</w:t>
       </w:r>
     </w:p>
     <w:p>
@@ -3706,7 +3312,7 @@
           <w:sz w:val="22"/>
           <w:szCs w:val="22"/>
         </w:rPr>
-        <w:t>What did the spline do that IDW cannot? Map its cells below the plain and explain them with what you learned about the methods in Week 9 and Lab 8. (3 points)</w:t>
+        <w:t>What did the wider outline change: the area it counts, the plain it rebuilt, or both? Argue from your table's columns. (2 points)</w:t>
       </w:r>
     </w:p>
     <w:p>
@@ -3751,7 +3357,7 @@
           <w:sz w:val="19"/>
           <w:szCs w:val="19"/>
         </w:rPr>
-        <w:t xml:space="preserve">Rubric: what the volume measures and what the model cannot see (2 points). Step 9, question 3: is it the volume of the lava dome? Say what part of the dome the model cannot see, and what data would let you measure it.</w:t>
+        <w:t>Rubric: what the volume measures and what the model cannot see (2 points). Step 9, question 2: is it the volume of the lava dome? Say what part of the dome the model cannot see, and what data would let you measure it.</w:t>
       </w:r>
     </w:p>
     <w:p>
@@ -3958,7 +3564,7 @@
           <w:sz w:val="19"/>
           <w:szCs w:val="19"/>
         </w:rPr>
-        <w:t xml:space="preserve">Map 2. Scenario — your own outline or the spline, from Step 9.</w:t>
+        <w:t>Map 2. The wide-outline run from Step 9, same color scale as Map 1.</w:t>
       </w:r>
     </w:p>
     <w:p>
@@ -4212,7 +3818,7 @@
                 <w:sz w:val="19"/>
                 <w:szCs w:val="19"/>
               </w:rPr>
-              <w:t xml:space="preserve">Write-up (2–3 pages)</w:t>
+              <w:t>Write-up (2 pages)</w:t>
             </w:r>
           </w:p>
           <w:p>
@@ -4297,7 +3903,7 @@
                 <w:sz w:val="17"/>
                 <w:szCs w:val="17"/>
               </w:rPr>
-              <w:t xml:space="preserve">What the volume measures and what the model cannot see (Step 9, question 3) (2)</w:t>
+              <w:t>What the volume measures and what the model cannot see (Step 9, question 2) (2)</w:t>
             </w:r>
           </w:p>
           <w:p>
@@ -4744,7 +4350,7 @@
                 <w:sz w:val="19"/>
                 <w:szCs w:val="19"/>
               </w:rPr>
-              <w:t xml:space="preserve">Map 2 — one Step 9 scenario (full page, 8.5 × 11)</w:t>
+              <w:t>Map 2 — the wide outline (full page, 8.5 × 11)</w:t>
             </w:r>
           </w:p>
           <w:p>
@@ -4944,7 +4550,7 @@
                 <w:sz w:val="19"/>
                 <w:szCs w:val="19"/>
               </w:rPr>
-              <w:t xml:space="preserve">Sensitivity (Step 9)</w:t>
+              <w:t>Step 9 — two more runs</w:t>
             </w:r>
           </w:p>
           <w:p>
@@ -4961,7 +4567,7 @@
                 <w:sz w:val="17"/>
                 <w:szCs w:val="17"/>
               </w:rPr>
-              <w:t xml:space="preserve">One table with the baseline and the four Step 9 runs (250 and 4,000 points, your own outline, the spline), with the points kept, the outline area, the volume, the tallest cell and the cells below the plain (4)</w:t>
+              <w:t>One table with the baseline and the two Step 9 runs (250 points; the wide outline), with the points kept, the outline area, the volume and the tallest cell, and the numbers match a run with your seed (5)</w:t>
             </w:r>
           </w:p>
           <w:p>
@@ -4978,7 +4584,7 @@
                 <w:sz w:val="17"/>
                 <w:szCs w:val="17"/>
               </w:rPr>
-              <w:t xml:space="preserve">Which choice moves the volume most and least, ranked with your numbers (3)</w:t>
+              <w:t>Which choice moved the volume more, with each run's difference from the baseline in cubic kilometers and as a percentage (3)</w:t>
             </w:r>
           </w:p>
           <w:p>
@@ -4995,7 +4601,7 @@
                 <w:sz w:val="17"/>
                 <w:szCs w:val="17"/>
               </w:rPr>
-              <w:t xml:space="preserve">What the spline did that IDW cannot, mapped and explained (3)</w:t>
+              <w:t>What the wider outline changed, the area counted or the plain rebuilt or both, argued from your table (2)</w:t>
             </w:r>
           </w:p>
         </w:tc>

--- a/docs/assignments/lab-09/lab09-report-template.docx
+++ b/docs/assignments/lab-09/lab09-report-template.docx
@@ -391,371 +391,7 @@
           <w:sz w:val="28"/>
           <w:szCs w:val="28"/>
         </w:rPr>
-        <w:t xml:space="preserve">2.  The DEM and Its Metadata</w:t>
-      </w:r>
-    </w:p>
-    <w:p>
-      <w:pPr>
-        <w:spacing w:after="160" w:before="60"/>
-      </w:pPr>
-      <w:r>
-        <w:rPr>
-          <w:i/>
-          <w:iCs/>
-          <w:color w:val="767171"/>
-          <w:sz w:val="19"/>
-          <w:szCs w:val="19"/>
-        </w:rPr>
-        <w:t xml:space="preserve">Rubric: the three metadata values for the DEM and what each means for your result (2 points). Confirm them yourself from READ-ME-FIRST.txt, the raster’s properties and the two tiles’ metadata files — do not copy them from Figure A.</w:t>
-      </w:r>
-    </w:p>
-    <w:p>
-      <w:pPr>
-        <w:spacing w:after="260" w:before="0"/>
-      </w:pPr>
-      <w:r>
-        <w:rPr>
-          <w:i/>
-          <w:iCs/>
-          <w:color w:val="767171"/>
-          <w:highlight w:val="yellow"/>
-        </w:rPr>
-        <w:t xml:space="preserve">[Add your content here.]</w:t>
-      </w:r>
-    </w:p>
-    <w:tbl>
-      <w:tblPr>
-        <w:tblW w:type="dxa" w:w="9360"/>
-        <w:tblBorders>
-          <w:top w:val="single" w:color="auto" w:sz="4"/>
-          <w:left w:val="single" w:color="auto" w:sz="4"/>
-          <w:bottom w:val="single" w:color="auto" w:sz="4"/>
-          <w:right w:val="single" w:color="auto" w:sz="4"/>
-          <w:insideH w:val="single" w:color="auto" w:sz="4"/>
-          <w:insideV w:val="single" w:color="auto" w:sz="4"/>
-        </w:tblBorders>
-      </w:tblPr>
-      <w:tblGrid>
-        <w:gridCol w:w="2600"/>
-        <w:gridCol w:w="2400"/>
-        <w:gridCol w:w="4360"/>
-      </w:tblGrid>
-      <w:tr>
-        <w:trPr>
-          <w:cantSplit/>
-          <w:tblHeader/>
-        </w:trPr>
-        <w:tc>
-          <w:tcPr>
-            <w:tcW w:type="dxa" w:w="2600"/>
-            <w:shd w:fill="D9E2F3" w:color="auto" w:val="clear"/>
-            <w:tcMar>
-              <w:top w:type="dxa" w:w="90"/>
-              <w:left w:type="dxa" w:w="120"/>
-              <w:bottom w:type="dxa" w:w="90"/>
-              <w:right w:type="dxa" w:w="120"/>
-            </w:tcMar>
-          </w:tcPr>
-          <w:p>
-            <w:r>
-              <w:rPr>
-                <w:b/>
-                <w:bCs/>
-                <w:color w:val="1F3864"/>
-                <w:sz w:val="19"/>
-                <w:szCs w:val="19"/>
-              </w:rPr>
-              <w:t xml:space="preserve">Metadata value</w:t>
-            </w:r>
-          </w:p>
-        </w:tc>
-        <w:tc>
-          <w:tcPr>
-            <w:tcW w:type="dxa" w:w="2400"/>
-            <w:shd w:fill="D9E2F3" w:color="auto" w:val="clear"/>
-            <w:tcMar>
-              <w:top w:type="dxa" w:w="90"/>
-              <w:left w:type="dxa" w:w="120"/>
-              <w:bottom w:type="dxa" w:w="90"/>
-              <w:right w:type="dxa" w:w="120"/>
-            </w:tcMar>
-          </w:tcPr>
-          <w:p>
-            <w:r>
-              <w:rPr>
-                <w:b/>
-                <w:bCs/>
-                <w:color w:val="1F3864"/>
-                <w:sz w:val="19"/>
-                <w:szCs w:val="19"/>
-              </w:rPr>
-              <w:t xml:space="preserve">What you found</w:t>
-            </w:r>
-          </w:p>
-        </w:tc>
-        <w:tc>
-          <w:tcPr>
-            <w:tcW w:type="dxa" w:w="4360"/>
-            <w:shd w:fill="D9E2F3" w:color="auto" w:val="clear"/>
-            <w:tcMar>
-              <w:top w:type="dxa" w:w="90"/>
-              <w:left w:type="dxa" w:w="120"/>
-              <w:bottom w:type="dxa" w:w="90"/>
-              <w:right w:type="dxa" w:w="120"/>
-            </w:tcMar>
-          </w:tcPr>
-          <w:p>
-            <w:r>
-              <w:rPr>
-                <w:b/>
-                <w:bCs/>
-                <w:color w:val="1F3864"/>
-                <w:sz w:val="19"/>
-                <w:szCs w:val="19"/>
-              </w:rPr>
-              <w:t xml:space="preserve">What it means for your result</w:t>
-            </w:r>
-          </w:p>
-        </w:tc>
-      </w:tr>
-      <w:tr>
-        <w:trPr>
-          <w:cantSplit/>
-        </w:trPr>
-        <w:tc>
-          <w:tcPr>
-            <w:tcW w:type="dxa" w:w="2600"/>
-            <w:tcMar>
-              <w:top w:type="dxa" w:w="90"/>
-              <w:left w:type="dxa" w:w="120"/>
-              <w:bottom w:type="dxa" w:w="90"/>
-              <w:right w:type="dxa" w:w="120"/>
-            </w:tcMar>
-          </w:tcPr>
-          <w:p>
-            <w:r>
-              <w:rPr>
-                <w:color w:val="000000"/>
-                <w:sz w:val="19"/>
-                <w:szCs w:val="19"/>
-              </w:rPr>
-              <w:t xml:space="preserve">Publication date and source dates</w:t>
-            </w:r>
-          </w:p>
-        </w:tc>
-        <w:tc>
-          <w:tcPr>
-            <w:tcW w:type="dxa" w:w="2400"/>
-            <w:tcMar>
-              <w:top w:type="dxa" w:w="90"/>
-              <w:left w:type="dxa" w:w="120"/>
-              <w:bottom w:type="dxa" w:w="90"/>
-              <w:right w:type="dxa" w:w="120"/>
-            </w:tcMar>
-          </w:tcPr>
-          <w:p>
-            <w:r>
-              <w:rPr>
-                <w:color w:val="767171"/>
-                <w:sz w:val="19"/>
-                <w:szCs w:val="19"/>
-              </w:rPr>
-              <w:t xml:space="preserve"> </w:t>
-            </w:r>
-          </w:p>
-        </w:tc>
-        <w:tc>
-          <w:tcPr>
-            <w:tcW w:type="dxa" w:w="4360"/>
-            <w:tcMar>
-              <w:top w:type="dxa" w:w="90"/>
-              <w:left w:type="dxa" w:w="120"/>
-              <w:bottom w:type="dxa" w:w="90"/>
-              <w:right w:type="dxa" w:w="120"/>
-            </w:tcMar>
-          </w:tcPr>
-          <w:p>
-            <w:r>
-              <w:rPr>
-                <w:color w:val="767171"/>
-                <w:sz w:val="19"/>
-                <w:szCs w:val="19"/>
-              </w:rPr>
-              <w:t xml:space="preserve"> </w:t>
-            </w:r>
-          </w:p>
-        </w:tc>
-      </w:tr>
-      <w:tr>
-        <w:trPr>
-          <w:cantSplit/>
-        </w:trPr>
-        <w:tc>
-          <w:tcPr>
-            <w:tcW w:type="dxa" w:w="2600"/>
-            <w:shd w:fill="F2F2F2" w:color="auto" w:val="clear"/>
-            <w:tcMar>
-              <w:top w:type="dxa" w:w="90"/>
-              <w:left w:type="dxa" w:w="120"/>
-              <w:bottom w:type="dxa" w:w="90"/>
-              <w:right w:type="dxa" w:w="120"/>
-            </w:tcMar>
-          </w:tcPr>
-          <w:p>
-            <w:r>
-              <w:rPr>
-                <w:color w:val="000000"/>
-                <w:sz w:val="19"/>
-                <w:szCs w:val="19"/>
-              </w:rPr>
-              <w:t xml:space="preserve">Vertical datum and units</w:t>
-            </w:r>
-          </w:p>
-        </w:tc>
-        <w:tc>
-          <w:tcPr>
-            <w:tcW w:type="dxa" w:w="2400"/>
-            <w:shd w:fill="F2F2F2" w:color="auto" w:val="clear"/>
-            <w:tcMar>
-              <w:top w:type="dxa" w:w="90"/>
-              <w:left w:type="dxa" w:w="120"/>
-              <w:bottom w:type="dxa" w:w="90"/>
-              <w:right w:type="dxa" w:w="120"/>
-            </w:tcMar>
-          </w:tcPr>
-          <w:p>
-            <w:r>
-              <w:rPr>
-                <w:color w:val="767171"/>
-                <w:sz w:val="19"/>
-                <w:szCs w:val="19"/>
-              </w:rPr>
-              <w:t xml:space="preserve"> </w:t>
-            </w:r>
-          </w:p>
-        </w:tc>
-        <w:tc>
-          <w:tcPr>
-            <w:tcW w:type="dxa" w:w="4360"/>
-            <w:shd w:fill="F2F2F2" w:color="auto" w:val="clear"/>
-            <w:tcMar>
-              <w:top w:type="dxa" w:w="90"/>
-              <w:left w:type="dxa" w:w="120"/>
-              <w:bottom w:type="dxa" w:w="90"/>
-              <w:right w:type="dxa" w:w="120"/>
-            </w:tcMar>
-          </w:tcPr>
-          <w:p>
-            <w:r>
-              <w:rPr>
-                <w:color w:val="767171"/>
-                <w:sz w:val="19"/>
-                <w:szCs w:val="19"/>
-              </w:rPr>
-              <w:t xml:space="preserve"> </w:t>
-            </w:r>
-          </w:p>
-        </w:tc>
-      </w:tr>
-      <w:tr>
-        <w:trPr>
-          <w:cantSplit/>
-        </w:trPr>
-        <w:tc>
-          <w:tcPr>
-            <w:tcW w:type="dxa" w:w="2600"/>
-            <w:tcMar>
-              <w:top w:type="dxa" w:w="90"/>
-              <w:left w:type="dxa" w:w="120"/>
-              <w:bottom w:type="dxa" w:w="90"/>
-              <w:right w:type="dxa" w:w="120"/>
-            </w:tcMar>
-          </w:tcPr>
-          <w:p>
-            <w:r>
-              <w:rPr>
-                <w:color w:val="000000"/>
-                <w:sz w:val="19"/>
-                <w:szCs w:val="19"/>
-              </w:rPr>
-              <w:t xml:space="preserve">Cell size</w:t>
-            </w:r>
-          </w:p>
-        </w:tc>
-        <w:tc>
-          <w:tcPr>
-            <w:tcW w:type="dxa" w:w="2400"/>
-            <w:tcMar>
-              <w:top w:type="dxa" w:w="90"/>
-              <w:left w:type="dxa" w:w="120"/>
-              <w:bottom w:type="dxa" w:w="90"/>
-              <w:right w:type="dxa" w:w="120"/>
-            </w:tcMar>
-          </w:tcPr>
-          <w:p>
-            <w:r>
-              <w:rPr>
-                <w:color w:val="767171"/>
-                <w:sz w:val="19"/>
-                <w:szCs w:val="19"/>
-              </w:rPr>
-              <w:t xml:space="preserve"> </w:t>
-            </w:r>
-          </w:p>
-        </w:tc>
-        <w:tc>
-          <w:tcPr>
-            <w:tcW w:type="dxa" w:w="4360"/>
-            <w:tcMar>
-              <w:top w:type="dxa" w:w="90"/>
-              <w:left w:type="dxa" w:w="120"/>
-              <w:bottom w:type="dxa" w:w="90"/>
-              <w:right w:type="dxa" w:w="120"/>
-            </w:tcMar>
-          </w:tcPr>
-          <w:p>
-            <w:r>
-              <w:rPr>
-                <w:color w:val="767171"/>
-                <w:sz w:val="19"/>
-                <w:szCs w:val="19"/>
-              </w:rPr>
-              <w:t xml:space="preserve"> </w:t>
-            </w:r>
-          </w:p>
-        </w:tc>
-      </w:tr>
-    </w:tbl>
-    <w:p>
-      <w:pPr>
-        <w:pStyle w:val="Caption"/>
-        <w:spacing w:after="240" w:before="100"/>
-      </w:pPr>
-      <w:r>
-        <w:rPr>
-          <w:b/>
-          <w:bCs/>
-          <w:color w:val="1F3864"/>
-          <w:sz w:val="19"/>
-          <w:szCs w:val="19"/>
-        </w:rPr>
-        <w:t xml:space="preserve">Table 1. Metadata for the DEM.</w:t>
-      </w:r>
-    </w:p>
-    <w:p>
-      <w:pPr>
-        <w:pStyle w:val="Heading1"/>
-        <w:spacing w:after="80" w:before="280"/>
-      </w:pPr>
-      <w:r>
-        <w:rPr>
-          <w:b/>
-          <w:bCs/>
-          <w:color w:val="1F3864"/>
-          <w:sz w:val="28"/>
-          <w:szCs w:val="28"/>
-        </w:rPr>
-        <w:t xml:space="preserve">3.  The Model</w:t>
+        <w:t>2.  The Model</w:t>
       </w:r>
     </w:p>
     <w:p>
@@ -2369,7 +2005,7 @@
           <w:sz w:val="28"/>
           <w:szCs w:val="28"/>
         </w:rPr>
-        <w:t xml:space="preserve">4.  Check Values</w:t>
+        <w:t>3.  Check Values</w:t>
       </w:r>
     </w:p>
     <w:p>
@@ -2645,7 +2281,7 @@
           <w:sz w:val="28"/>
           <w:szCs w:val="28"/>
         </w:rPr>
-        <w:t xml:space="preserve">5.  Testing the Assumptions</w:t>
+        <w:t>4.  Testing the Assumptions</w:t>
       </w:r>
     </w:p>
     <w:p>
@@ -2660,7 +2296,7 @@
           <w:sz w:val="19"/>
           <w:szCs w:val="19"/>
         </w:rPr>
-        <w:t>Rubric: one table with the baseline and the two Step 9 runs (250 points; the wide outline), with the points kept, the outline area, the volume and the tallest cell, and the numbers match a run with your seed (5 points). Step 9 says where to read each value.</w:t>
+        <w:t>Rubric: one table with the baseline and the two Step 9 runs (the wide outline; the spline base), with the points kept, the outline area, the volume, the tallest cell and the lowest cell, and the numbers match a run with your seed (5 points). Step 9 says where to read each value.</w:t>
       </w:r>
     </w:p>
     <w:p>
@@ -2696,6 +2332,7 @@
         <w:gridCol w:w="1350"/>
         <w:gridCol w:w="1250"/>
         <w:gridCol w:w="1300"/>
+        <w:gridCol w:w="1300"/>
       </w:tblGrid>
       <w:tr>
         <w:trPr>
@@ -2846,6 +2483,30 @@
             </w:r>
           </w:p>
         </w:tc>
+        <w:tc>
+          <w:tcPr>
+            <w:tcW w:type="dxa" w:w="1300"/>
+            <w:shd w:fill="D9E2F3" w:color="auto" w:val="clear"/>
+            <w:tcMar>
+              <w:top w:type="dxa" w:w="90"/>
+              <w:left w:type="dxa" w:w="120"/>
+              <w:bottom w:type="dxa" w:w="90"/>
+              <w:right w:type="dxa" w:w="120"/>
+            </w:tcMar>
+          </w:tcPr>
+          <w:p>
+            <w:r>
+              <w:rPr>
+                <w:b/>
+                <w:bCs/>
+                <w:color w:val="1F3864"/>
+                <w:sz w:val="19"/>
+                <w:szCs w:val="19"/>
+              </w:rPr>
+              <w:t>Lowest cell (m)</w:t>
+            </w:r>
+          </w:p>
+        </w:tc>
       </w:tr>
       <w:tr>
         <w:trPr>
@@ -2977,6 +2638,27 @@
             </w:r>
           </w:p>
         </w:tc>
+        <w:tc>
+          <w:tcPr>
+            <w:tcW w:type="dxa" w:w="1300"/>
+            <w:tcMar>
+              <w:top w:type="dxa" w:w="90"/>
+              <w:left w:type="dxa" w:w="120"/>
+              <w:bottom w:type="dxa" w:w="90"/>
+              <w:right w:type="dxa" w:w="120"/>
+            </w:tcMar>
+          </w:tcPr>
+          <w:p>
+            <w:r>
+              <w:rPr>
+                <w:color w:val="767171"/>
+                <w:sz w:val="19"/>
+                <w:szCs w:val="19"/>
+              </w:rPr>
+              <w:t xml:space="preserve"> </w:t>
+            </w:r>
+          </w:p>
+        </w:tc>
       </w:tr>
       <w:tr>
         <w:trPr>
@@ -3000,7 +2682,7 @@
                 <w:sz w:val="19"/>
                 <w:szCs w:val="19"/>
               </w:rPr>
-              <w:t xml:space="preserve">250 points</w:t>
+              <w:t>Wide outline (+200 m)</w:t>
             </w:r>
           </w:p>
         </w:tc>
@@ -3073,6 +2755,28 @@
         <w:tc>
           <w:tcPr>
             <w:tcW w:type="dxa" w:w="1250"/>
+            <w:shd w:fill="F2F2F2" w:color="auto" w:val="clear"/>
+            <w:tcMar>
+              <w:top w:type="dxa" w:w="90"/>
+              <w:left w:type="dxa" w:w="120"/>
+              <w:bottom w:type="dxa" w:w="90"/>
+              <w:right w:type="dxa" w:w="120"/>
+            </w:tcMar>
+          </w:tcPr>
+          <w:p>
+            <w:r>
+              <w:rPr>
+                <w:color w:val="767171"/>
+                <w:sz w:val="19"/>
+                <w:szCs w:val="19"/>
+              </w:rPr>
+              <w:t xml:space="preserve"> </w:t>
+            </w:r>
+          </w:p>
+        </w:tc>
+        <w:tc>
+          <w:tcPr>
+            <w:tcW w:type="dxa" w:w="1300"/>
             <w:shd w:fill="F2F2F2" w:color="auto" w:val="clear"/>
             <w:tcMar>
               <w:top w:type="dxa" w:w="90"/>
@@ -3137,7 +2841,7 @@
                 <w:sz w:val="19"/>
                 <w:szCs w:val="19"/>
               </w:rPr>
-              <w:t>Wide outline (+200 m)</w:t>
+              <w:t>Spline base</w:t>
             </w:r>
           </w:p>
         </w:tc>
@@ -3210,6 +2914,28 @@
         <w:tc>
           <w:tcPr>
             <w:tcW w:type="dxa" w:w="1250"/>
+            <w:shd w:fill="F2F2F2" w:color="auto" w:val="clear"/>
+            <w:tcMar>
+              <w:top w:type="dxa" w:w="90"/>
+              <w:left w:type="dxa" w:w="120"/>
+              <w:bottom w:type="dxa" w:w="90"/>
+              <w:right w:type="dxa" w:w="120"/>
+            </w:tcMar>
+          </w:tcPr>
+          <w:p>
+            <w:r>
+              <w:rPr>
+                <w:color w:val="767171"/>
+                <w:sz w:val="19"/>
+                <w:szCs w:val="19"/>
+              </w:rPr>
+              <w:t xml:space="preserve"> </w:t>
+            </w:r>
+          </w:p>
+        </w:tc>
+        <w:tc>
+          <w:tcPr>
+            <w:tcW w:type="dxa" w:w="1300"/>
             <w:shd w:fill="F2F2F2" w:color="auto" w:val="clear"/>
             <w:tcMar>
               <w:top w:type="dxa" w:w="90"/>
@@ -3282,7 +3008,7 @@
           <w:sz w:val="22"/>
           <w:szCs w:val="22"/>
         </w:rPr>
-        <w:t>Which choice moved the volume more, the points or the outline? Give each run's difference from the baseline in cubic kilometers and as a percentage. (3 points)</w:t>
+        <w:t>Which choice moved the volume more, the outline or the method? Give each run's difference from the baseline in cubic kilometers and as a percentage. (2 points)</w:t>
       </w:r>
     </w:p>
     <w:p>
@@ -3312,7 +3038,7 @@
           <w:sz w:val="22"/>
           <w:szCs w:val="22"/>
         </w:rPr>
-        <w:t>What did the wider outline change: the area it counts, the plain it rebuilt, or both? Argue from your table's columns. (2 points)</w:t>
+        <w:t>What did the spline do that IDW cannot? Your lowest-cell column and Map 2 show it; explain it with what you learned about the two methods in Week 9 and Lab 8, and say which base you would trust for the volume, and why. (3 points here, 2 in the write-up)</w:t>
       </w:r>
     </w:p>
     <w:p>
@@ -3342,7 +3068,7 @@
           <w:sz w:val="28"/>
           <w:szCs w:val="28"/>
         </w:rPr>
-        <w:t xml:space="preserve">6.  What the Volume Measures</w:t>
+        <w:t>5.  What the Volume Measures</w:t>
       </w:r>
     </w:p>
     <w:p>
@@ -3357,7 +3083,7 @@
           <w:sz w:val="19"/>
           <w:szCs w:val="19"/>
         </w:rPr>
-        <w:t>Rubric: what the volume measures and what the model cannot see (2 points). Step 9, question 2: is it the volume of the lava dome? Say what part of the dome the model cannot see, and what data would let you measure it.</w:t>
+        <w:t>Rubric: what the volume measures and what the model cannot see (2 points). Step 9, question 3: is it the volume of the lava dome? Say what part of the dome the model cannot see, and what data would let you measure it.</w:t>
       </w:r>
     </w:p>
     <w:p>
@@ -3392,7 +3118,7 @@
           <w:sz w:val="28"/>
           <w:szCs w:val="28"/>
         </w:rPr>
-        <w:t xml:space="preserve">7.  Maps</w:t>
+        <w:t>6.  Maps</w:t>
       </w:r>
     </w:p>
     <w:p>
@@ -3503,7 +3229,7 @@
           <w:sz w:val="19"/>
           <w:szCs w:val="19"/>
         </w:rPr>
-        <w:t xml:space="preserve">Everything Map 1 needs except the inset, with the same color scale, plus: the title and text box say what changed from Map 1 and by how much.</w:t>
+        <w:t>Everything Map 1 needs except the inset, in the same color scale as Map 1 plus one class of its own for cells below zero, where the spline plain rose above the ground. The title and text box say which method made the base, the volume, and how far it is from Map 1's.</w:t>
       </w:r>
     </w:p>
     <w:tbl>
@@ -3564,7 +3290,7 @@
           <w:sz w:val="19"/>
           <w:szCs w:val="19"/>
         </w:rPr>
-        <w:t>Map 2. The wide-outline run from Step 9, same color scale as Map 1.</w:t>
+        <w:t>Map 2. The spline base from Step 9, same color scale as Map 1.</w:t>
       </w:r>
     </w:p>
     <w:p>
@@ -3585,7 +3311,7 @@
           <w:sz w:val="28"/>
           <w:szCs w:val="28"/>
         </w:rPr>
-        <w:t xml:space="preserve">8.  References</w:t>
+        <w:t>7.  References</w:t>
       </w:r>
     </w:p>
     <w:p>
@@ -3630,7 +3356,7 @@
           <w:sz w:val="28"/>
           <w:szCs w:val="28"/>
         </w:rPr>
-        <w:t xml:space="preserve">9.  AI Use Statement</w:t>
+        <w:t>8.  AI Use Statement</w:t>
       </w:r>
     </w:p>
     <w:p>
@@ -3680,7 +3406,7 @@
           <w:sz w:val="28"/>
           <w:szCs w:val="28"/>
         </w:rPr>
-        <w:t xml:space="preserve">10.  Self-Graded Rubric</w:t>
+        <w:t>9.  Self-Graded Rubric</w:t>
       </w:r>
     </w:p>
     <w:p>
@@ -3869,7 +3595,7 @@
                 <w:sz w:val="17"/>
                 <w:szCs w:val="17"/>
               </w:rPr>
-              <w:t xml:space="preserve">The three metadata values for the DEM and what each means for your result (2)</w:t>
+              <w:t xml:space="preserve">Your check values from Steps 4 to 8 (2)</w:t>
             </w:r>
           </w:p>
           <w:p>
@@ -3886,7 +3612,7 @@
                 <w:sz w:val="17"/>
                 <w:szCs w:val="17"/>
               </w:rPr>
-              <w:t xml:space="preserve">Your check values from Steps 4 to 8 (2)</w:t>
+              <w:t>What the volume measures and what the model cannot see (Step 9, question 3) (2)</w:t>
             </w:r>
           </w:p>
           <w:p>
@@ -3903,7 +3629,7 @@
                 <w:sz w:val="17"/>
                 <w:szCs w:val="17"/>
               </w:rPr>
-              <w:t>What the volume measures and what the model cannot see (Step 9, question 2) (2)</w:t>
+              <w:t>Which base you would trust for the volume, IDW or spline, and why (Step 9, question 2) (2)</w:t>
             </w:r>
           </w:p>
           <w:p>
@@ -4350,7 +4076,7 @@
                 <w:sz w:val="19"/>
                 <w:szCs w:val="19"/>
               </w:rPr>
-              <w:t>Map 2 — the wide outline (full page, 8.5 × 11)</w:t>
+              <w:t>Map 2 — the spline base (full page, 8.5 × 11)</w:t>
             </w:r>
           </w:p>
           <w:p>
@@ -4367,7 +4093,7 @@
                 <w:sz w:val="17"/>
                 <w:szCs w:val="17"/>
               </w:rPr>
-              <w:t xml:space="preserve">Title, with the volume in it or in a text box (1)</w:t>
+              <w:t>Title, with the method and the volume in it or in a text box (1)</w:t>
             </w:r>
           </w:p>
           <w:p>
@@ -4384,7 +4110,7 @@
                 <w:sz w:val="17"/>
                 <w:szCs w:val="17"/>
               </w:rPr>
-              <w:t xml:space="preserve">Neat line, north arrow and scale bar (1)</w:t>
+              <w:t>Neat line, north arrow and scale bar (1)</w:t>
             </w:r>
           </w:p>
           <w:p>
@@ -4401,7 +4127,7 @@
                 <w:sz w:val="17"/>
                 <w:szCs w:val="17"/>
               </w:rPr>
-              <w:t xml:space="preserve">Text box with author, date, map projection, and the DEM's source and date (1)</w:t>
+              <w:t>Text box with author, date, map projection, and the DEM's source and date (1)</w:t>
             </w:r>
           </w:p>
           <w:p>
@@ -4418,7 +4144,7 @@
                 <w:sz w:val="17"/>
                 <w:szCs w:val="17"/>
               </w:rPr>
-              <w:t xml:space="preserve">Height above the plain in the same color scale as Map 1, with a legend (2)</w:t>
+              <w:t>Height above the plain in the same color scale as Map 1, with a legend, plus one class for cells below zero (3)</w:t>
             </w:r>
           </w:p>
           <w:p>
@@ -4435,7 +4161,7 @@
                 <w:sz w:val="17"/>
                 <w:szCs w:val="17"/>
               </w:rPr>
-              <w:t xml:space="preserve">The outline used, over a hillshade or imagery (1)</w:t>
+              <w:t>The outline over a hillshade or imagery (1)</w:t>
             </w:r>
           </w:p>
           <w:p>
@@ -4452,7 +4178,7 @@
                 <w:sz w:val="17"/>
                 <w:szCs w:val="17"/>
               </w:rPr>
-              <w:t xml:space="preserve">Title and text box say what changed from Map 1 and by how much (2)</w:t>
+              <w:t>Text box says how far the volume is from Map 1's (1)</w:t>
             </w:r>
           </w:p>
           <w:p>
@@ -4469,7 +4195,7 @@
                 <w:sz w:val="17"/>
                 <w:szCs w:val="17"/>
               </w:rPr>
-              <w:t xml:space="preserve">Scale and legibility appropriate to the butte (2)</w:t>
+              <w:t>Scale and legibility appropriate to the butte (2)</w:t>
             </w:r>
           </w:p>
         </w:tc>
@@ -4567,7 +4293,7 @@
                 <w:sz w:val="17"/>
                 <w:szCs w:val="17"/>
               </w:rPr>
-              <w:t>One table with the baseline and the two Step 9 runs (250 points; the wide outline), with the points kept, the outline area, the volume and the tallest cell, and the numbers match a run with your seed (5)</w:t>
+              <w:t>One table with the baseline and the two Step 9 runs (the wide outline; the spline base), with the points kept, the outline area, the volume, the tallest cell and the lowest cell, and the numbers match a run with your seed (5)</w:t>
             </w:r>
           </w:p>
           <w:p>
@@ -4584,7 +4310,7 @@
                 <w:sz w:val="17"/>
                 <w:szCs w:val="17"/>
               </w:rPr>
-              <w:t>Which choice moved the volume more, with each run's difference from the baseline in cubic kilometers and as a percentage (3)</w:t>
+              <w:t>Which choice moved the volume more, with each run's difference from the baseline in cubic kilometers and as a percentage (2)</w:t>
             </w:r>
           </w:p>
           <w:p>
@@ -4601,7 +4327,7 @@
                 <w:sz w:val="17"/>
                 <w:szCs w:val="17"/>
               </w:rPr>
-              <w:t>What the wider outline changed, the area counted or the plain rebuilt or both, argued from your table (2)</w:t>
+              <w:t>What the spline did that IDW cannot, explained from the lowest-cell column and Map 2 (3)</w:t>
             </w:r>
           </w:p>
         </w:tc>

--- a/docs/assignments/lab-09/lab09-report-template.docx
+++ b/docs/assignments/lab-09/lab09-report-template.docx
@@ -2296,7 +2296,22 @@
           <w:sz w:val="19"/>
           <w:szCs w:val="19"/>
         </w:rPr>
-        <w:t>Rubric: one table with the baseline and the two Step 9 runs (the wide outline; the spline base), with the points kept, the outline area, the volume, the tallest cell and the lowest cell, and the numbers match a run with your seed (5 points). Step 9 says where to read each value.</w:t>
+        <w:t>Rubric: one table with the baseline and the two Step 9 runs (your wide outline; the spline base), with the points kept, the outline area, the volume, the tallest cell and the lowest cell; your digits and distance stated, and the numbers match a run at your distance (5 points). Step 9 says where to read each value.</w:t>
+      </w:r>
+    </w:p>
+    <w:p>
+      <w:pPr>
+        <w:spacing w:after="160" w:before="60"/>
+      </w:pPr>
+      <w:r>
+        <w:rPr>
+          <w:i/>
+          <w:iCs/>
+          <w:color w:val="767171"/>
+          <w:sz w:val="19"/>
+          <w:szCs w:val="19"/>
+        </w:rPr>
+        <w:t>Last two digits of my BYU ID: [dd].  Outline widened by 3 × [dd] = [___] m.</w:t>
       </w:r>
     </w:p>
     <w:p>
@@ -2682,7 +2697,7 @@
                 <w:sz w:val="19"/>
                 <w:szCs w:val="19"/>
               </w:rPr>
-              <w:t>Wide outline (+200 m)</w:t>
+              <w:t>Wide outline (+[___] m, mine)</w:t>
             </w:r>
           </w:p>
         </w:tc>
@@ -4293,7 +4308,7 @@
                 <w:sz w:val="17"/>
                 <w:szCs w:val="17"/>
               </w:rPr>
-              <w:t>One table with the baseline and the two Step 9 runs (the wide outline; the spline base), with the points kept, the outline area, the volume, the tallest cell and the lowest cell, and the numbers match a run with your seed (5)</w:t>
+              <w:t>One table with the baseline and the two Step 9 runs (your wide outline; the spline base), with the points kept, the outline area, the volume, the tallest cell and the lowest cell; your digits and distance stated, and the numbers match a run at your distance (5)</w:t>
             </w:r>
           </w:p>
           <w:p>
